--- a/gemini_robotics_ros/doc/gemini_robotics_ros_raporu.docx
+++ b/gemini_robotics_ros/doc/gemini_robotics_ros_raporu.docx
@@ -4536,7 +4536,7 @@
               <w:rPr>
                 <w:sz w:val="19"/>
               </w:rPr>
-              <w:t>Dünya adı 'cem', spawn komutları '-world ifarlab' kullanıyordu</w:t>
+              <w:t>Dünya adı 'cem', spawn komutları '-world cem' kullanıyordu</w:t>
             </w:r>
           </w:p>
         </w:tc>
@@ -7781,7 +7781,20 @@
         <w:rPr>
           <w:color w:val="1E517B"/>
         </w:rPr>
-        <w:t>13. Devir Teslim: Ne Doğrulandı, Ne Doğrulanmadı</w:t>
+        <w:t>13. Devir Teslim (12 Ağustos itibarıyla)</w:t>
+      </w:r>
+    </w:p>
+    <w:p>
+      <w:pPr>
+        <w:spacing w:after="120"/>
+      </w:pPr>
+      <w:r>
+        <w:rPr>
+          <w:i/>
+          <w:color w:val="C0392B"/>
+          <w:sz w:val="21"/>
+        </w:rPr>
+        <w:t>Bu bölüm 12 Ağustos itibarıyla geçerliydi ve TARİHSEL KAYIT olarak duruyor; güncel durum için Bölüm 19'a bakın. Aşağıdaki maddelerin bir kısmı 13-14 Ağustos'ta kapatıldı.</w:t>
       </w:r>
     </w:p>
     <w:p>
@@ -8079,6 +8092,3534 @@
       <w:r>
         <w:t>Gözün içine inebilecek daha ince bir uç eleman ya da toolkit'in yeniden konumlandırılması — alt sıraları kullanılabilir kılar.</w:t>
       </w:r>
+    </w:p>
+    <w:p>
+      <w:pPr>
+        <w:pStyle w:val="Heading1"/>
+      </w:pPr>
+      <w:r>
+        <w:rPr>
+          <w:color w:val="1E517B"/>
+        </w:rPr>
+        <w:t>14. Bırakma Arızası: Üst Üste Binmiş Dört Hata</w:t>
+      </w:r>
+    </w:p>
+    <w:p>
+      <w:pPr>
+        <w:spacing w:after="120"/>
+      </w:pPr>
+      <w:r>
+        <w:rPr>
+          <w:i w:val="0"/>
+          <w:sz w:val="21"/>
+        </w:rPr>
+        <w:t>13 Ağustos'ta tek bir belirti vardı: robot parçayı toolkit'e bırakamıyordu. Arkasında dört ayrı arıza çıktı. Hiçbiri diğerinin sonucu değil; üst üste bindikleri için tek bir belirti veriyorlardı ve her düzeltme “işe yaramadı” gibi görünüyordu.</w:t>
+      </w:r>
+    </w:p>
+    <w:p>
+      <w:pPr>
+        <w:pStyle w:val="Heading2"/>
+      </w:pPr>
+      <w:r>
+        <w:rPr>
+          <w:color w:val="1E517B"/>
+        </w:rPr>
+        <w:t>14.1 Gazebo'da parça hiç kavranmıyordu</w:t>
+      </w:r>
+    </w:p>
+    <w:p>
+      <w:pPr>
+        <w:spacing w:after="120"/>
+      </w:pPr>
+      <w:r>
+        <w:rPr>
+          <w:i w:val="0"/>
+          <w:sz w:val="21"/>
+        </w:rPr>
+        <w:t>gz-sim 8'de vakum eklentisi yok; parça DetachableJoint ile kola bağlanıyor. Eklemin parent_link'i suction_cup olarak yazılmıştı — Gazebo'da böyle bir link YOK. URDF→SDF dönüşümü sabit eklemle bağlı linkleri birleştirir, yani son aktüe edilen eklemin ötesindeki linkler silinir.</w:t>
+      </w:r>
+    </w:p>
+    <w:p>
+      <w:pPr>
+        <w:spacing w:after="120"/>
+      </w:pPr>
+      <w:r>
+        <w:rPr>
+          <w:i w:val="0"/>
+          <w:sz w:val="21"/>
+        </w:rPr>
+        <w:t>Eklenti parent'ı bulamayınca eklemi hiç kurmuyor ve sessiz kalıyor. Belirtisi: gz topic -l çıktısında /vacuum/attached YOK — /vacuum/attach ve /vacuum/detach ise VAR, çünkü onlar köprüden geliyor. İki dakikalık bu kontrol, günlerce görünmeyen bir arızayı ele veriyor.</w:t>
+      </w:r>
+    </w:p>
+    <w:p>
+      <w:pPr>
+        <w:spacing w:before="80" w:after="160"/>
+        <w:ind w:left="288"/>
+        <w:shd w:val="clear" w:fill="F2F4F6"/>
+      </w:pPr>
+      <w:r>
+        <w:rPr>
+          <w:rFonts w:ascii="Consolas" w:hAnsi="Consolas"/>
+          <w:sz w:val="18"/>
+        </w:rPr>
+        <w:t>gz model -m whole_cell_sim   # koldaki son link: ur10e_wrist_3_link</w:t>
+        <w:br/>
+        <w:t>gz topic -l | grep vacuum    # /vacuum/attached var mi?</w:t>
+      </w:r>
+    </w:p>
+    <w:p>
+      <w:pPr>
+        <w:pStyle w:val="Heading2"/>
+      </w:pPr>
+      <w:r>
+        <w:rPr>
+          <w:color w:val="1E517B"/>
+        </w:rPr>
+        <w:t>14.2 Doğrulama, planlayıcıdan başka bir dünyaya bakıyordu</w:t>
+      </w:r>
+    </w:p>
+    <w:p>
+      <w:pPr>
+        <w:spacing w:after="120"/>
+      </w:pPr>
+      <w:r>
+        <w:rPr>
+          <w:i w:val="0"/>
+          <w:sz w:val="21"/>
+        </w:rPr>
+        <w:t>Dördünün en sinsisi. /compute_ik ve /check_state_validity'ye gönderilen robot_state, is_diff=False ile gidiyordu. MoveIt bu durumda verilen durumu sahnedekinin YERİNE koyar ve iliştirilmiş nesneleri düşürür.</w:t>
+      </w:r>
+    </w:p>
+    <w:p>
+      <w:pPr>
+        <w:spacing w:after="120"/>
+      </w:pPr>
+      <w:r>
+        <w:rPr>
+          <w:i w:val="0"/>
+          <w:sz w:val="21"/>
+        </w:rPr>
+        <w:t>Sonuç: doğrulama, elinde kutu TAŞIMAYAN bir kol için cevap veriyordu. “Gidilebilir” diyordu, kol kutuyu alıyordu, sonra planlayıcı aynı poza plan üretemiyordu. Hata mesajı hedefi suçluyordu, oysa hedef YÜKLE BİRLİKTE geçersizdi.</w:t>
+      </w:r>
+    </w:p>
+    <w:tbl>
+      <w:tblPr>
+        <w:tblStyle w:val="LightGrid-Accent1"/>
+        <w:tblW w:type="auto" w:w="0"/>
+        <w:tblLayout w:type="fixed"/>
+        <w:tblLook w:firstColumn="1" w:firstRow="1" w:lastColumn="0" w:lastRow="0" w:noHBand="0" w:noVBand="1" w:val="04A0"/>
+      </w:tblPr>
+      <w:tblGrid>
+        <w:gridCol w:w="2304"/>
+        <w:gridCol w:w="5184"/>
+        <w:gridCol w:w="1440"/>
+      </w:tblGrid>
+      <w:tr>
+        <w:trPr>
+          <w:cantSplit/>
+        </w:trPr>
+        <w:tc>
+          <w:tcPr>
+            <w:tcW w:type="dxa" w:w="2304"/>
+          </w:tcPr>
+          <w:p>
+            <w:r/>
+            <w:r>
+              <w:rPr>
+                <w:b/>
+                <w:sz w:val="19"/>
+              </w:rPr>
+              <w:t>robot_state.is_diff</w:t>
+            </w:r>
+          </w:p>
+        </w:tc>
+        <w:tc>
+          <w:tcPr>
+            <w:tcW w:type="dxa" w:w="5184"/>
+          </w:tcPr>
+          <w:p>
+            <w:r/>
+            <w:r>
+              <w:rPr>
+                <w:b/>
+                <w:sz w:val="19"/>
+              </w:rPr>
+              <w:t>IK sonucu</w:t>
+            </w:r>
+          </w:p>
+        </w:tc>
+        <w:tc>
+          <w:tcPr>
+            <w:tcW w:type="dxa" w:w="1440"/>
+          </w:tcPr>
+          <w:p>
+            <w:r/>
+            <w:r>
+              <w:rPr>
+                <w:b/>
+                <w:sz w:val="19"/>
+              </w:rPr>
+              <w:t>doğru mu</w:t>
+            </w:r>
+          </w:p>
+        </w:tc>
+      </w:tr>
+      <w:tr>
+        <w:trPr>
+          <w:cantSplit/>
+        </w:trPr>
+        <w:tc>
+          <w:tcPr>
+            <w:tcW w:type="dxa" w:w="2304"/>
+          </w:tcPr>
+          <w:p>
+            <w:r/>
+            <w:r>
+              <w:rPr>
+                <w:sz w:val="19"/>
+              </w:rPr>
+              <w:t>False</w:t>
+            </w:r>
+          </w:p>
+        </w:tc>
+        <w:tc>
+          <w:tcPr>
+            <w:tcW w:type="dxa" w:w="5184"/>
+          </w:tcPr>
+          <w:p>
+            <w:r/>
+            <w:r>
+              <w:rPr>
+                <w:sz w:val="19"/>
+              </w:rPr>
+              <w:t>1 (uygun)</w:t>
+            </w:r>
+          </w:p>
+        </w:tc>
+        <w:tc>
+          <w:tcPr>
+            <w:tcW w:type="dxa" w:w="1440"/>
+          </w:tcPr>
+          <w:p>
+            <w:r/>
+            <w:r>
+              <w:rPr>
+                <w:sz w:val="19"/>
+              </w:rPr>
+              <w:t>HAYIR</w:t>
+            </w:r>
+          </w:p>
+        </w:tc>
+      </w:tr>
+      <w:tr>
+        <w:trPr>
+          <w:cantSplit/>
+        </w:trPr>
+        <w:tc>
+          <w:tcPr>
+            <w:tcW w:type="dxa" w:w="2304"/>
+          </w:tcPr>
+          <w:p>
+            <w:r/>
+            <w:r>
+              <w:rPr>
+                <w:sz w:val="19"/>
+              </w:rPr>
+              <w:t>True</w:t>
+            </w:r>
+          </w:p>
+        </w:tc>
+        <w:tc>
+          <w:tcPr>
+            <w:tcW w:type="dxa" w:w="5184"/>
+          </w:tcPr>
+          <w:p>
+            <w:r/>
+            <w:r>
+              <w:rPr>
+                <w:sz w:val="19"/>
+              </w:rPr>
+              <w:t>−31 · temas: ur10e_stackable_bin ↔ gemini_payload</w:t>
+            </w:r>
+          </w:p>
+        </w:tc>
+        <w:tc>
+          <w:tcPr>
+            <w:tcW w:type="dxa" w:w="1440"/>
+          </w:tcPr>
+          <w:p>
+            <w:r/>
+            <w:r>
+              <w:rPr>
+                <w:sz w:val="19"/>
+              </w:rPr>
+              <w:t>evet</w:t>
+            </w:r>
+          </w:p>
+        </w:tc>
+      </w:tr>
+    </w:tbl>
+    <w:p>
+      <w:pPr>
+        <w:spacing w:after="120"/>
+      </w:pPr>
+    </w:p>
+    <w:p>
+      <w:pPr>
+        <w:spacing w:after="120"/>
+      </w:pPr>
+      <w:r>
+        <w:rPr>
+          <w:i/>
+          <w:color w:val="555F6B"/>
+          <w:sz w:val="21"/>
+        </w:rPr>
+        <w:t>Ölçüm: APPROACH_PLACE (0.924, 1.660, 1.174), kavrayıcıda 140×83×30 mm kutu. Tek fark bir bayrak.</w:t>
+      </w:r>
+    </w:p>
+    <w:p>
+      <w:pPr>
+        <w:pStyle w:val="Heading2"/>
+      </w:pPr>
+      <w:r>
+        <w:rPr>
+          <w:color w:val="1E517B"/>
+        </w:rPr>
+        <w:t>14.3 Durum geçerli, yol geçersiz</w:t>
+      </w:r>
+    </w:p>
+    <w:p>
+      <w:pPr>
+        <w:spacing w:after="120"/>
+      </w:pPr>
+      <w:r>
+        <w:rPr>
+          <w:i w:val="0"/>
+          <w:sz w:val="21"/>
+        </w:rPr>
+        <w:t>Nokta gözün ortasına çekildikten sonra bile plan başarısızdı. Sebep doğrulamanın yapısal sınırı: IK bir DURUMU denetler, bir YOLU değil. Hedef poz her mesafede geçerli çıkıyordu; sorun oraya giderken.</w:t>
+      </w:r>
+    </w:p>
+    <w:tbl>
+      <w:tblPr>
+        <w:tblStyle w:val="LightGrid-Accent1"/>
+        <w:tblW w:type="auto" w:w="0"/>
+        <w:tblLayout w:type="fixed"/>
+        <w:tblLook w:firstColumn="1" w:firstRow="1" w:lastColumn="0" w:lastRow="0" w:noHBand="0" w:noVBand="1" w:val="04A0"/>
+      </w:tblPr>
+      <w:tblGrid>
+        <w:gridCol w:w="1872"/>
+        <w:gridCol w:w="2304"/>
+        <w:gridCol w:w="4752"/>
+      </w:tblGrid>
+      <w:tr>
+        <w:trPr>
+          <w:cantSplit/>
+        </w:trPr>
+        <w:tc>
+          <w:tcPr>
+            <w:tcW w:type="dxa" w:w="1872"/>
+          </w:tcPr>
+          <w:p>
+            <w:r/>
+            <w:r>
+              <w:rPr>
+                <w:b/>
+                <w:sz w:val="19"/>
+              </w:rPr>
+              <w:t>yaklaşma</w:t>
+            </w:r>
+          </w:p>
+        </w:tc>
+        <w:tc>
+          <w:tcPr>
+            <w:tcW w:type="dxa" w:w="2304"/>
+          </w:tcPr>
+          <w:p>
+            <w:r/>
+            <w:r>
+              <w:rPr>
+                <w:b/>
+                <w:sz w:val="19"/>
+              </w:rPr>
+              <w:t>kutunun altı</w:t>
+            </w:r>
+          </w:p>
+        </w:tc>
+        <w:tc>
+          <w:tcPr>
+            <w:tcW w:type="dxa" w:w="4752"/>
+          </w:tcPr>
+          <w:p>
+            <w:r/>
+            <w:r>
+              <w:rPr>
+                <w:b/>
+                <w:sz w:val="19"/>
+              </w:rPr>
+              <w:t>sonuç</w:t>
+            </w:r>
+          </w:p>
+        </w:tc>
+      </w:tr>
+      <w:tr>
+        <w:trPr>
+          <w:cantSplit/>
+        </w:trPr>
+        <w:tc>
+          <w:tcPr>
+            <w:tcW w:type="dxa" w:w="1872"/>
+          </w:tcPr>
+          <w:p>
+            <w:r/>
+            <w:r>
+              <w:rPr>
+                <w:sz w:val="19"/>
+              </w:rPr>
+              <w:t>20 cm</w:t>
+            </w:r>
+          </w:p>
+        </w:tc>
+        <w:tc>
+          <w:tcPr>
+            <w:tcW w:type="dxa" w:w="2304"/>
+          </w:tcPr>
+          <w:p>
+            <w:r/>
+            <w:r>
+              <w:rPr>
+                <w:sz w:val="19"/>
+              </w:rPr>
+              <w:t>1.109</w:t>
+            </w:r>
+          </w:p>
+        </w:tc>
+        <w:tc>
+          <w:tcPr>
+            <w:tcW w:type="dxa" w:w="4752"/>
+          </w:tcPr>
+          <w:p>
+            <w:r/>
+            <w:r>
+              <w:rPr>
+                <w:sz w:val="19"/>
+              </w:rPr>
+              <w:t>plan başarılı</w:t>
+            </w:r>
+          </w:p>
+        </w:tc>
+      </w:tr>
+      <w:tr>
+        <w:trPr>
+          <w:cantSplit/>
+        </w:trPr>
+        <w:tc>
+          <w:tcPr>
+            <w:tcW w:type="dxa" w:w="1872"/>
+          </w:tcPr>
+          <w:p>
+            <w:r/>
+            <w:r>
+              <w:rPr>
+                <w:sz w:val="19"/>
+              </w:rPr>
+              <w:t>18 cm</w:t>
+            </w:r>
+          </w:p>
+        </w:tc>
+        <w:tc>
+          <w:tcPr>
+            <w:tcW w:type="dxa" w:w="2304"/>
+          </w:tcPr>
+          <w:p>
+            <w:r/>
+            <w:r>
+              <w:rPr>
+                <w:sz w:val="19"/>
+              </w:rPr>
+              <w:t>1.089</w:t>
+            </w:r>
+          </w:p>
+        </w:tc>
+        <w:tc>
+          <w:tcPr>
+            <w:tcW w:type="dxa" w:w="4752"/>
+          </w:tcPr>
+          <w:p>
+            <w:r/>
+            <w:r>
+              <w:rPr>
+                <w:sz w:val="19"/>
+              </w:rPr>
+              <w:t>plan başarısız (−2)</w:t>
+            </w:r>
+          </w:p>
+        </w:tc>
+      </w:tr>
+    </w:tbl>
+    <w:p>
+      <w:pPr>
+        <w:spacing w:after="120"/>
+      </w:pPr>
+    </w:p>
+    <w:p>
+      <w:pPr>
+        <w:spacing w:after="120"/>
+      </w:pPr>
+      <w:r>
+        <w:rPr>
+          <w:i w:val="0"/>
+          <w:sz w:val="21"/>
+        </w:rPr>
+        <w:t>Sınır rafın üst kenarı: 1.095. Kutunun altı bunu geçmezse parça hedefte zaten gözün içindedir ve planlayıcı onu YANDAN sokmaya çalışır. Bu yüzden bırakma yaklaşma listesi BÜYÜKTEN küçüğe gider ve yapının üstünden başlar — kavrama listesinin tam tersi, çünkü kavramada dar yere sokulmak gerekir. İkisinin karışması eski hatayı sessizce geri getirir; bir test bunu sabitliyor.</w:t>
+      </w:r>
+    </w:p>
+    <w:p>
+      <w:pPr>
+        <w:pStyle w:val="Heading2"/>
+      </w:pPr>
+      <w:r>
+        <w:rPr>
+          <w:color w:val="1E517B"/>
+        </w:rPr>
+        <w:t>14.4 Yükselen yaklaşma, kusuru bir aşama öteye taşıdı</w:t>
+      </w:r>
+    </w:p>
+    <w:p>
+      <w:pPr>
+        <w:spacing w:after="120"/>
+      </w:pPr>
+      <w:r>
+        <w:rPr>
+          <w:i w:val="0"/>
+          <w:sz w:val="21"/>
+        </w:rPr>
+        <w:t>Yaklaşma yapının üstüne çıkınca ER'nin ortalanmamış noktası yaklaşma denetimini GEÇTİ — o yükseklikte kutu kenarın üzerindeydi — ve arama hiç tetiklenmedi. Kusur dik inişe kaydı.</w:t>
+      </w:r>
+    </w:p>
+    <w:tbl>
+      <w:tblPr>
+        <w:tblStyle w:val="LightGrid-Accent1"/>
+        <w:tblW w:type="auto" w:w="0"/>
+        <w:tblLayout w:type="fixed"/>
+        <w:tblLook w:firstColumn="1" w:firstRow="1" w:lastColumn="0" w:lastRow="0" w:noHBand="0" w:noVBand="1" w:val="04A0"/>
+      </w:tblPr>
+      <w:tblGrid>
+        <w:gridCol w:w="3168"/>
+        <w:gridCol w:w="5760"/>
+      </w:tblGrid>
+      <w:tr>
+        <w:trPr>
+          <w:cantSplit/>
+        </w:trPr>
+        <w:tc>
+          <w:tcPr>
+            <w:tcW w:type="dxa" w:w="3168"/>
+          </w:tcPr>
+          <w:p>
+            <w:r/>
+            <w:r>
+              <w:rPr>
+                <w:b/>
+                <w:sz w:val="19"/>
+              </w:rPr>
+              <w:t>ölçülen</w:t>
+            </w:r>
+          </w:p>
+        </w:tc>
+        <w:tc>
+          <w:tcPr>
+            <w:tcW w:type="dxa" w:w="5760"/>
+          </w:tcPr>
+          <w:p>
+            <w:r/>
+            <w:r>
+              <w:rPr>
+                <w:b/>
+                <w:sz w:val="19"/>
+              </w:rPr>
+              <w:t>değer</w:t>
+            </w:r>
+          </w:p>
+        </w:tc>
+      </w:tr>
+      <w:tr>
+        <w:trPr>
+          <w:cantSplit/>
+        </w:trPr>
+        <w:tc>
+          <w:tcPr>
+            <w:tcW w:type="dxa" w:w="3168"/>
+          </w:tcPr>
+          <w:p>
+            <w:r/>
+            <w:r>
+              <w:rPr>
+                <w:sz w:val="19"/>
+              </w:rPr>
+              <w:t>ER'nin verdiği y</w:t>
+            </w:r>
+          </w:p>
+        </w:tc>
+        <w:tc>
+          <w:tcPr>
+            <w:tcW w:type="dxa" w:w="5760"/>
+          </w:tcPr>
+          <w:p>
+            <w:r/>
+            <w:r>
+              <w:rPr>
+                <w:sz w:val="19"/>
+              </w:rPr>
+              <w:t>1.659</w:t>
+            </w:r>
+          </w:p>
+        </w:tc>
+      </w:tr>
+      <w:tr>
+        <w:trPr>
+          <w:cantSplit/>
+        </w:trPr>
+        <w:tc>
+          <w:tcPr>
+            <w:tcW w:type="dxa" w:w="3168"/>
+          </w:tcPr>
+          <w:p>
+            <w:r/>
+            <w:r>
+              <w:rPr>
+                <w:sz w:val="19"/>
+              </w:rPr>
+              <w:t>gözün sınırları</w:t>
+            </w:r>
+          </w:p>
+        </w:tc>
+        <w:tc>
+          <w:tcPr>
+            <w:tcW w:type="dxa" w:w="5760"/>
+          </w:tcPr>
+          <w:p>
+            <w:r/>
+            <w:r>
+              <w:rPr>
+                <w:sz w:val="19"/>
+              </w:rPr>
+              <w:t>1.519 – 1.691 (orta: 1.605)</w:t>
+            </w:r>
+          </w:p>
+        </w:tc>
+      </w:tr>
+      <w:tr>
+        <w:trPr>
+          <w:cantSplit/>
+        </w:trPr>
+        <w:tc>
+          <w:tcPr>
+            <w:tcW w:type="dxa" w:w="3168"/>
+          </w:tcPr>
+          <w:p>
+            <w:r/>
+            <w:r>
+              <w:rPr>
+                <w:sz w:val="19"/>
+              </w:rPr>
+              <w:t>kaçıklık</w:t>
+            </w:r>
+          </w:p>
+        </w:tc>
+        <w:tc>
+          <w:tcPr>
+            <w:tcW w:type="dxa" w:w="5760"/>
+          </w:tcPr>
+          <w:p>
+            <w:r/>
+            <w:r>
+              <w:rPr>
+                <w:sz w:val="19"/>
+              </w:rPr>
+              <w:t>54 mm</w:t>
+            </w:r>
+          </w:p>
+        </w:tc>
+      </w:tr>
+      <w:tr>
+        <w:trPr>
+          <w:cantSplit/>
+        </w:trPr>
+        <w:tc>
+          <w:tcPr>
+            <w:tcW w:type="dxa" w:w="3168"/>
+          </w:tcPr>
+          <w:p>
+            <w:r/>
+            <w:r>
+              <w:rPr>
+                <w:sz w:val="19"/>
+              </w:rPr>
+              <w:t>kutunun yarı genişliği</w:t>
+            </w:r>
+          </w:p>
+        </w:tc>
+        <w:tc>
+          <w:tcPr>
+            <w:tcW w:type="dxa" w:w="5760"/>
+          </w:tcPr>
+          <w:p>
+            <w:r/>
+            <w:r>
+              <w:rPr>
+                <w:sz w:val="19"/>
+              </w:rPr>
+              <w:t>41.5 mm → 1.659 + 0.0415 = 1.7005 &gt; 1.691</w:t>
+            </w:r>
+          </w:p>
+        </w:tc>
+      </w:tr>
+      <w:tr>
+        <w:trPr>
+          <w:cantSplit/>
+        </w:trPr>
+        <w:tc>
+          <w:tcPr>
+            <w:tcW w:type="dxa" w:w="3168"/>
+          </w:tcPr>
+          <w:p>
+            <w:r/>
+            <w:r>
+              <w:rPr>
+                <w:sz w:val="19"/>
+              </w:rPr>
+              <w:t>kartezyen iniş</w:t>
+            </w:r>
+          </w:p>
+        </w:tc>
+        <w:tc>
+          <w:tcPr>
+            <w:tcW w:type="dxa" w:w="5760"/>
+          </w:tcPr>
+          <w:p>
+            <w:r/>
+            <w:r>
+              <w:rPr>
+                <w:sz w:val="19"/>
+              </w:rPr>
+              <w:t>%29.3 tamamlandı</w:t>
+            </w:r>
+          </w:p>
+        </w:tc>
+      </w:tr>
+    </w:tbl>
+    <w:p>
+      <w:pPr>
+        <w:spacing w:after="120"/>
+      </w:pPr>
+    </w:p>
+    <w:p>
+      <w:pPr>
+        <w:spacing w:after="120"/>
+      </w:pPr>
+      <w:r>
+        <w:rPr>
+          <w:i w:val="0"/>
+          <w:sz w:val="21"/>
+        </w:rPr>
+        <w:t>İki düzeltme: iniş pozu da ayrıca doğrulanıyor (yoksa arama tetiklenmiyor), ve yarım kalan iniş görevi ÖLDÜRMÜYOR — ulaşılan nokta bırakmak için uygundu. Bu eşik kavrama eşiğinden ayrı ve gevşek: kavrama gevşerse kap parçaya değmeden vakum açar, bu sessiz ve pahalı bir hatadır.</w:t>
+      </w:r>
+    </w:p>
+    <w:p>
+      <w:pPr>
+        <w:pStyle w:val="Heading2"/>
+      </w:pPr>
+      <w:r>
+        <w:rPr>
+          <w:color w:val="1E517B"/>
+        </w:rPr>
+        <w:t>14.5 Nokta nasıl düzeltiliyor</w:t>
+      </w:r>
+    </w:p>
+    <w:p>
+      <w:pPr>
+        <w:spacing w:after="120"/>
+      </w:pPr>
+      <w:r>
+        <w:rPr>
+          <w:i w:val="0"/>
+          <w:sz w:val="21"/>
+        </w:rPr>
+        <w:t>ER gözü doğru buluyor ama noktayı ortasına koymuyor. Sabit bir geometri gömmek yerine temas noktası YÜZEYİN DÜZLEMİNDE — normale dik, asla yüzeyin içine ya da üstüne değil — içten dışa halkalar hâlinde kaydırılıp ilk geçerli nokta seçiliyor. Kavrama noktası ise ASLA kaydırılmıyor: orada kaydırmak, kabı parçanın yanına indirmek demek.</w:t>
+      </w:r>
+    </w:p>
+    <w:p>
+      <w:pPr>
+        <w:pStyle w:val="Heading1"/>
+      </w:pPr>
+      <w:r>
+        <w:rPr>
+          <w:color w:val="1E517B"/>
+        </w:rPr>
+        <w:t>15. Arama Hızı: 185 sn → 0,6 sn</w:t>
+      </w:r>
+    </w:p>
+    <w:p>
+      <w:pPr>
+        <w:spacing w:after="120"/>
+      </w:pPr>
+      <w:r>
+        <w:rPr>
+          <w:i w:val="0"/>
+          <w:sz w:val="21"/>
+        </w:rPr>
+        <w:t>Arama çalışıyordu ama görev dakikalarca sürüyordu. İki bağımsız sebep vardı; ikisi de ölçülerek bulundu.</w:t>
+      </w:r>
+    </w:p>
+    <w:p>
+      <w:pPr>
+        <w:spacing w:after="120"/>
+      </w:pPr>
+      <w:r>
+        <w:rPr>
+          <w:i w:val="0"/>
+          <w:sz w:val="21"/>
+        </w:rPr>
+        <w:t>Birincisi döngü sırası. Yön dış, mesafe iç döngüdeydi; her aday nokta için beş mesafe de deneniyordu. Oysa aynı x/y'de yaklaşmayı kısaltmak YANAL bir sığmama sorununu çözmez — kutu yerinde duruyor.</w:t>
+      </w:r>
+    </w:p>
+    <w:p>
+      <w:pPr>
+        <w:spacing w:after="120"/>
+      </w:pPr>
+      <w:r>
+        <w:rPr>
+          <w:i w:val="0"/>
+          <w:sz w:val="21"/>
+        </w:rPr>
+        <w:t>İkincisi IK zaman aşımı. Kabul edilen bir IK milisaniyelerde döner; REDDEDİLEN ise zaman aşımının tamamını yakar. Arama doğası gereği çoğunlukla ret ürettiği için bütçe doğrudan süreye çevriliyordu.</w:t>
+      </w:r>
+    </w:p>
+    <w:tbl>
+      <w:tblPr>
+        <w:tblStyle w:val="LightGrid-Accent1"/>
+        <w:tblW w:type="auto" w:w="0"/>
+        <w:tblLayout w:type="fixed"/>
+        <w:tblLook w:firstColumn="1" w:firstRow="1" w:lastColumn="0" w:lastRow="0" w:noHBand="0" w:noVBand="1" w:val="04A0"/>
+      </w:tblPr>
+      <w:tblGrid>
+        <w:gridCol w:w="3168"/>
+        <w:gridCol w:w="3456"/>
+        <w:gridCol w:w="2304"/>
+      </w:tblGrid>
+      <w:tr>
+        <w:trPr>
+          <w:cantSplit/>
+        </w:trPr>
+        <w:tc>
+          <w:tcPr>
+            <w:tcW w:type="dxa" w:w="3168"/>
+          </w:tcPr>
+          <w:p>
+            <w:r/>
+            <w:r>
+              <w:rPr>
+                <w:b/>
+                <w:sz w:val="19"/>
+              </w:rPr>
+              <w:t>ik_timeout_sec 3.0 → 0.5</w:t>
+            </w:r>
+          </w:p>
+        </w:tc>
+        <w:tc>
+          <w:tcPr>
+            <w:tcW w:type="dxa" w:w="3456"/>
+          </w:tcPr>
+          <w:p>
+            <w:r/>
+            <w:r>
+              <w:rPr>
+                <w:b/>
+                <w:sz w:val="19"/>
+              </w:rPr>
+              <w:t>cevap değişti mi</w:t>
+            </w:r>
+          </w:p>
+        </w:tc>
+        <w:tc>
+          <w:tcPr>
+            <w:tcW w:type="dxa" w:w="2304"/>
+          </w:tcPr>
+          <w:p>
+            <w:r/>
+            <w:r>
+              <w:rPr>
+                <w:b/>
+                <w:sz w:val="19"/>
+              </w:rPr>
+              <w:t>hızlanma</w:t>
+            </w:r>
+          </w:p>
+        </w:tc>
+      </w:tr>
+      <w:tr>
+        <w:trPr>
+          <w:cantSplit/>
+        </w:trPr>
+        <w:tc>
+          <w:tcPr>
+            <w:tcW w:type="dxa" w:w="3168"/>
+          </w:tcPr>
+          <w:p>
+            <w:r/>
+            <w:r>
+              <w:rPr>
+                <w:sz w:val="19"/>
+              </w:rPr>
+              <w:t>boş sahne</w:t>
+            </w:r>
+          </w:p>
+        </w:tc>
+        <w:tc>
+          <w:tcPr>
+            <w:tcW w:type="dxa" w:w="3456"/>
+          </w:tcPr>
+          <w:p>
+            <w:r/>
+            <w:r>
+              <w:rPr>
+                <w:sz w:val="19"/>
+              </w:rPr>
+              <w:t>55 pozun 0'ında</w:t>
+            </w:r>
+          </w:p>
+        </w:tc>
+        <w:tc>
+          <w:tcPr>
+            <w:tcW w:type="dxa" w:w="2304"/>
+          </w:tcPr>
+          <w:p>
+            <w:r/>
+            <w:r>
+              <w:rPr>
+                <w:sz w:val="19"/>
+              </w:rPr>
+              <w:t>38×</w:t>
+            </w:r>
+          </w:p>
+        </w:tc>
+      </w:tr>
+      <w:tr>
+        <w:trPr>
+          <w:cantSplit/>
+        </w:trPr>
+        <w:tc>
+          <w:tcPr>
+            <w:tcW w:type="dxa" w:w="3168"/>
+          </w:tcPr>
+          <w:p>
+            <w:r/>
+            <w:r>
+              <w:rPr>
+                <w:sz w:val="19"/>
+              </w:rPr>
+              <w:t>kutu kavrayıcıda</w:t>
+            </w:r>
+          </w:p>
+        </w:tc>
+        <w:tc>
+          <w:tcPr>
+            <w:tcW w:type="dxa" w:w="3456"/>
+          </w:tcPr>
+          <w:p>
+            <w:r/>
+            <w:r>
+              <w:rPr>
+                <w:sz w:val="19"/>
+              </w:rPr>
+              <w:t>48 pozun 0'ında</w:t>
+            </w:r>
+          </w:p>
+        </w:tc>
+        <w:tc>
+          <w:tcPr>
+            <w:tcW w:type="dxa" w:w="2304"/>
+          </w:tcPr>
+          <w:p>
+            <w:r/>
+            <w:r>
+              <w:rPr>
+                <w:sz w:val="19"/>
+              </w:rPr>
+              <w:t>50×</w:t>
+            </w:r>
+          </w:p>
+        </w:tc>
+      </w:tr>
+    </w:tbl>
+    <w:p>
+      <w:pPr>
+        <w:spacing w:after="120"/>
+      </w:pPr>
+    </w:p>
+    <w:p>
+      <w:pPr>
+        <w:spacing w:after="120"/>
+      </w:pPr>
+      <w:r>
+        <w:rPr>
+          <w:i w:val="0"/>
+          <w:sz w:val="21"/>
+        </w:rPr>
+        <w:t>Doğruluktan hiçbir şey verilmedi: 0.5 saniyelik bütçe, kabul edilen bir çözümün ihtiyaç duyduğu sürenin (ölçülen: 56 ms) yaklaşık on katı. Toplam arama 185 sn → 60.5 sn → 0.6 sn.</w:t>
+      </w:r>
+    </w:p>
+    <w:p>
+      <w:pPr>
+        <w:pStyle w:val="Heading1"/>
+      </w:pPr>
+      <w:r>
+        <w:rPr>
+          <w:color w:val="1E517B"/>
+        </w:rPr>
+        <w:t>16. Gerçek Donanım: SICK ve VGC10</w:t>
+      </w:r>
+    </w:p>
+    <w:p>
+      <w:pPr>
+        <w:pStyle w:val="Heading2"/>
+      </w:pPr>
+      <w:r>
+        <w:rPr>
+          <w:color w:val="1E517B"/>
+        </w:rPr>
+        <w:t>16.1 Derinliğin birimi ve konvansiyonu</w:t>
+      </w:r>
+    </w:p>
+    <w:p>
+      <w:pPr>
+        <w:spacing w:after="120"/>
+      </w:pPr>
+      <w:r>
+        <w:rPr>
+          <w:i w:val="0"/>
+          <w:sz w:val="21"/>
+        </w:rPr>
+        <w:t>Belgede “16UC1, milimetre” yazıyordu. İkisi de yanlıştı ve ikisi de sim'de görünmüyordu, çünkü Gazebo 32FC1/metre/planar yayınlıyor. Belirti “model nesneyi bulamıyor” olarak çıkıyordu.</w:t>
+      </w:r>
+    </w:p>
+    <w:tbl>
+      <w:tblPr>
+        <w:tblStyle w:val="LightGrid-Accent1"/>
+        <w:tblW w:type="auto" w:w="0"/>
+        <w:tblLayout w:type="fixed"/>
+        <w:tblLook w:firstColumn="1" w:firstRow="1" w:lastColumn="0" w:lastRow="0" w:noHBand="0" w:noVBand="1" w:val="04A0"/>
+      </w:tblPr>
+      <w:tblGrid>
+        <w:gridCol w:w="4320"/>
+        <w:gridCol w:w="4608"/>
+      </w:tblGrid>
+      <w:tr>
+        <w:trPr>
+          <w:cantSplit/>
+        </w:trPr>
+        <w:tc>
+          <w:tcPr>
+            <w:tcW w:type="dxa" w:w="4320"/>
+          </w:tcPr>
+          <w:p>
+            <w:r/>
+            <w:r>
+              <w:rPr>
+                <w:b/>
+                <w:sz w:val="19"/>
+              </w:rPr>
+              <w:t>ölçülen</w:t>
+            </w:r>
+          </w:p>
+        </w:tc>
+        <w:tc>
+          <w:tcPr>
+            <w:tcW w:type="dxa" w:w="4608"/>
+          </w:tcPr>
+          <w:p>
+            <w:r/>
+            <w:r>
+              <w:rPr>
+                <w:b/>
+                <w:sz w:val="19"/>
+              </w:rPr>
+              <w:t>değer</w:t>
+            </w:r>
+          </w:p>
+        </w:tc>
+      </w:tr>
+      <w:tr>
+        <w:trPr>
+          <w:cantSplit/>
+        </w:trPr>
+        <w:tc>
+          <w:tcPr>
+            <w:tcW w:type="dxa" w:w="4320"/>
+          </w:tcPr>
+          <w:p>
+            <w:r/>
+            <w:r>
+              <w:rPr>
+                <w:sz w:val="19"/>
+              </w:rPr>
+              <w:t>ölçek oranı (ham /depth ↔ /points ‖xyz‖)</w:t>
+            </w:r>
+          </w:p>
+        </w:tc>
+        <w:tc>
+          <w:tcPr>
+            <w:tcW w:type="dxa" w:w="4608"/>
+          </w:tcPr>
+          <w:p>
+            <w:r/>
+            <w:r>
+              <w:rPr>
+                <w:sz w:val="19"/>
+              </w:rPr>
+              <w:t>4019.6 → 0.25 mm/LSB</w:t>
+            </w:r>
+          </w:p>
+        </w:tc>
+      </w:tr>
+      <w:tr>
+        <w:trPr>
+          <w:cantSplit/>
+        </w:trPr>
+        <w:tc>
+          <w:tcPr>
+            <w:tcW w:type="dxa" w:w="4320"/>
+          </w:tcPr>
+          <w:p>
+            <w:r/>
+            <w:r>
+              <w:rPr>
+                <w:sz w:val="19"/>
+              </w:rPr>
+              <w:t>1000'e bölmenin etkisi</w:t>
+            </w:r>
+          </w:p>
+        </w:tc>
+        <w:tc>
+          <w:tcPr>
+            <w:tcW w:type="dxa" w:w="4608"/>
+          </w:tcPr>
+          <w:p>
+            <w:r/>
+            <w:r>
+              <w:rPr>
+                <w:sz w:val="19"/>
+              </w:rPr>
+              <w:t>derinlik 4 KAT büyük</w:t>
+            </w:r>
+          </w:p>
+        </w:tc>
+      </w:tr>
+      <w:tr>
+        <w:trPr>
+          <w:cantSplit/>
+        </w:trPr>
+        <w:tc>
+          <w:tcPr>
+            <w:tcW w:type="dxa" w:w="4320"/>
+          </w:tcPr>
+          <w:p>
+            <w:r/>
+            <w:r>
+              <w:rPr>
+                <w:sz w:val="19"/>
+              </w:rPr>
+              <w:t>render penceresinden geçen piksel</w:t>
+            </w:r>
+          </w:p>
+        </w:tc>
+        <w:tc>
+          <w:tcPr>
+            <w:tcW w:type="dxa" w:w="4608"/>
+          </w:tcPr>
+          <w:p>
+            <w:r/>
+            <w:r>
+              <w:rPr>
+                <w:sz w:val="19"/>
+              </w:rPr>
+              <w:t>15 417 / 217 088 = %7.1</w:t>
+            </w:r>
+          </w:p>
+        </w:tc>
+      </w:tr>
+      <w:tr>
+        <w:trPr>
+          <w:cantSplit/>
+        </w:trPr>
+        <w:tc>
+          <w:tcPr>
+            <w:tcW w:type="dxa" w:w="4320"/>
+          </w:tcPr>
+          <w:p>
+            <w:r/>
+            <w:r>
+              <w:rPr>
+                <w:sz w:val="19"/>
+              </w:rPr>
+              <w:t>doğru ölçekle</w:t>
+            </w:r>
+          </w:p>
+        </w:tc>
+        <w:tc>
+          <w:tcPr>
+            <w:tcW w:type="dxa" w:w="4608"/>
+          </w:tcPr>
+          <w:p>
+            <w:r/>
+            <w:r>
+              <w:rPr>
+                <w:sz w:val="19"/>
+              </w:rPr>
+              <w:t>215 224 / 217 088 = %99.1</w:t>
+            </w:r>
+          </w:p>
+        </w:tc>
+      </w:tr>
+      <w:tr>
+        <w:trPr>
+          <w:cantSplit/>
+        </w:trPr>
+        <w:tc>
+          <w:tcPr>
+            <w:tcW w:type="dxa" w:w="4320"/>
+          </w:tcPr>
+          <w:p>
+            <w:r/>
+            <w:r>
+              <w:rPr>
+                <w:sz w:val="19"/>
+              </w:rPr>
+              <w:t>|depth − ‖xyz‖| medyanı</w:t>
+            </w:r>
+          </w:p>
+        </w:tc>
+        <w:tc>
+          <w:tcPr>
+            <w:tcW w:type="dxa" w:w="4608"/>
+          </w:tcPr>
+          <w:p>
+            <w:r/>
+            <w:r>
+              <w:rPr>
+                <w:sz w:val="19"/>
+              </w:rPr>
+              <w:t>8.2 mm  (radyal)</w:t>
+            </w:r>
+          </w:p>
+        </w:tc>
+      </w:tr>
+      <w:tr>
+        <w:trPr>
+          <w:cantSplit/>
+        </w:trPr>
+        <w:tc>
+          <w:tcPr>
+            <w:tcW w:type="dxa" w:w="4320"/>
+          </w:tcPr>
+          <w:p>
+            <w:r/>
+            <w:r>
+              <w:rPr>
+                <w:sz w:val="19"/>
+              </w:rPr>
+              <w:t>|depth − z| medyanı</w:t>
+            </w:r>
+          </w:p>
+        </w:tc>
+        <w:tc>
+          <w:tcPr>
+            <w:tcW w:type="dxa" w:w="4608"/>
+          </w:tcPr>
+          <w:p>
+            <w:r/>
+            <w:r>
+              <w:rPr>
+                <w:sz w:val="19"/>
+              </w:rPr>
+              <w:t>165 mm  (planar değil)</w:t>
+            </w:r>
+          </w:p>
+        </w:tc>
+      </w:tr>
+      <w:tr>
+        <w:trPr>
+          <w:cantSplit/>
+        </w:trPr>
+        <w:tc>
+          <w:tcPr>
+            <w:tcW w:type="dxa" w:w="4320"/>
+          </w:tcPr>
+          <w:p>
+            <w:r/>
+            <w:r>
+              <w:rPr>
+                <w:sz w:val="19"/>
+              </w:rPr>
+              <w:t>köşe açısı</w:t>
+            </w:r>
+          </w:p>
+        </w:tc>
+        <w:tc>
+          <w:tcPr>
+            <w:tcW w:type="dxa" w:w="4608"/>
+          </w:tcPr>
+          <w:p>
+            <w:r/>
+            <w:r>
+              <w:rPr>
+                <w:sz w:val="19"/>
+              </w:rPr>
+              <w:t>41.9° → köşede %34.3 yapay kabarma</w:t>
+            </w:r>
+          </w:p>
+        </w:tc>
+      </w:tr>
+    </w:tbl>
+    <w:p>
+      <w:pPr>
+        <w:spacing w:after="120"/>
+      </w:pPr>
+    </w:p>
+    <w:p>
+      <w:pPr>
+        <w:spacing w:after="120"/>
+      </w:pPr>
+      <w:r>
+        <w:rPr>
+          <w:i w:val="0"/>
+          <w:sz w:val="21"/>
+        </w:rPr>
+        <w:t>1.8 m'lik bir sahnede bu 0.6 m'lik sahte bir şişkinlik demek; relief'in yükseklik penceresi de yüzey normalleri de tamamen anlamsız olur.</w:t>
+      </w:r>
+    </w:p>
+    <w:p>
+      <w:pPr>
+        <w:pStyle w:val="Heading2"/>
+      </w:pPr>
+      <w:r>
+        <w:rPr>
+          <w:color w:val="1E517B"/>
+        </w:rPr>
+        <w:t>16.2 VGC10: mod numarası kaydırılmış bayt</w:t>
+      </w:r>
+    </w:p>
+    <w:p>
+      <w:pPr>
+        <w:spacing w:after="120"/>
+      </w:pPr>
+      <w:r>
+        <w:rPr>
+          <w:i w:val="0"/>
+          <w:sz w:val="21"/>
+        </w:rPr>
+        <w:t>OnRobot dokümanı kontrol modunu 0/1/2 diye verir. Bu sürücü rmca'yı ham Modbus register'ının ÜST BAYTI olarak alır ve düz toplar.</w:t>
+      </w:r>
+    </w:p>
+    <w:p>
+      <w:pPr>
+        <w:spacing w:before="80" w:after="160"/>
+        <w:ind w:left="288"/>
+        <w:shd w:val="clear" w:fill="F2F4F6"/>
+      </w:pPr>
+      <w:r>
+        <w:rPr>
+          <w:rFonts w:ascii="Consolas" w:hAnsi="Consolas"/>
+          <w:sz w:val="18"/>
+        </w:rPr>
+        <w:t># comModbusTcp.sendCommand</w:t>
+        <w:br/>
+        <w:t>reg_a = message[0] + message[1]   # rmca + rvca</w:t>
+        <w:br/>
+        <w:br/>
+        <w:t># %60 vakumla tut:</w:t>
+        <w:br/>
+        <w:t>rmca = 0x0100 (256)  rvca = 60   -&gt;  0x013C</w:t>
+      </w:r>
+    </w:p>
+    <w:p>
+      <w:pPr>
+        <w:spacing w:after="120"/>
+      </w:pPr>
+      <w:r>
+        <w:rPr>
+          <w:i w:val="0"/>
+          <w:sz w:val="21"/>
+        </w:rPr>
+        <w:t>Asıl mesele reddedilen bir komut değildi. Sürücü, geçersiz modu bildirmek için rclpy.signal_shutdown() çağırıyordu — bu rospy (ROS 1) API'si, rclpy'de YOK. Yani kötü bir mod uyarı üretmiyor, AttributeError fırlatıp SÜRÜCÜ SÜRECİNİ ÖLDÜRÜYORDU; gripper da o anki durumunda kalıyordu.</w:t>
+      </w:r>
+    </w:p>
+    <w:p>
+      <w:pPr>
+        <w:pStyle w:val="ListBullet"/>
+        <w:spacing w:after="60"/>
+        <w:ind w:left="360"/>
+      </w:pPr>
+      <w:r>
+        <w:t>Paketin mod sabitleri 0x0000/0x0100/0x0200 oldu. Eskiden 0/1/2 idi — yani gerçek robottaki İLK kavrama sürücüyü öldürecekti, çünkü bu kod sim dışında hiç çalışmamıştı.</w:t>
+      </w:r>
+    </w:p>
+    <w:p>
+      <w:pPr>
+        <w:pStyle w:val="ListBullet"/>
+        <w:spacing w:after="60"/>
+        <w:ind w:left="360"/>
+      </w:pPr>
+      <w:r>
+        <w:t>Sürücü artık geçersiz komutu loglayıp kanalı BOŞTA bırakıyor; boşta ne tutar ne bırakır, elindeki parçayı düşürmez.</w:t>
+      </w:r>
+    </w:p>
+    <w:p>
+      <w:pPr>
+        <w:pStyle w:val="ListBullet"/>
+        <w:spacing w:after="60"/>
+        <w:ind w:left="360"/>
+      </w:pPr>
+      <w:r>
+        <w:t>Bir test sabitleri sürücünün kabul ettiği kümeye karşı sabitliyor.</w:t>
+      </w:r>
+    </w:p>
+    <w:p>
+      <w:pPr>
+        <w:spacing w:after="120"/>
+      </w:pPr>
+      <w:r>
+        <w:rPr>
+          <w:i/>
+          <w:color w:val="555F6B"/>
+          <w:sz w:val="21"/>
+        </w:rPr>
+        <w:t>“Connected to gripper” logu komutların çalıştığının KANITI DEĞİL. Sürücü 192.168.3.56:502'ye sorunsuz bağlanmıştı. Gerçek doğrulama /OnRobotVGInput'un yayınlaması (yüzde = gvca / 10).</w:t>
+      </w:r>
+    </w:p>
+    <w:p>
+      <w:pPr>
+        <w:pStyle w:val="Heading1"/>
+      </w:pPr>
+      <w:r>
+        <w:rPr>
+          <w:color w:val="1E517B"/>
+        </w:rPr>
+        <w:t>17. Gerçek Hücrede Kalibrasyon: 4 cm Nereye Gitti</w:t>
+      </w:r>
+    </w:p>
+    <w:p>
+      <w:pPr>
+        <w:spacing w:after="120"/>
+      </w:pPr>
+      <w:r>
+        <w:rPr>
+          <w:i w:val="0"/>
+          <w:sz w:val="21"/>
+        </w:rPr>
+        <w:t>Gerçek robot konveyördeki kutuya iniyor, ama kabın ağzı kutunun yaklaşık 4 cm üstünde kalıyordu. Tek belirtinin arkasında üç ayrı sebep vardı — ve üçü de FARKLI katmanlarda: kinematik, algı, çarpışma modeli.</w:t>
+      </w:r>
+    </w:p>
+    <w:p>
+      <w:pPr>
+        <w:pStyle w:val="Heading2"/>
+      </w:pPr>
+      <w:r>
+        <w:rPr>
+          <w:color w:val="1E517B"/>
+        </w:rPr>
+        <w:t>17.1 Kalibrasyon dosyası sessizce yok sayılıyordu</w:t>
+      </w:r>
+    </w:p>
+    <w:p>
+      <w:pPr>
+        <w:spacing w:after="120"/>
+      </w:pPr>
+      <w:r>
+        <w:rPr>
+          <w:i w:val="0"/>
+          <w:sz w:val="21"/>
+        </w:rPr>
+        <w:t>ur_control.launch.py, kinematics_params_file argümanını HİÇ TANIMLAMAMIŞTI. Hücre launch'ı onu düzgünce geçiriyordu, ama dosyada yol default_kinematics.yaml'a SABİTLENDİĞİ için değer sessizce düşüyordu. Robot her açılışta jenerik nominal DH modeliyle çalışıyordu; hücreye ait kalibrasyon hiç yüklenmiyordu.</w:t>
+      </w:r>
+    </w:p>
+    <w:p>
+      <w:pPr>
+        <w:spacing w:after="120"/>
+      </w:pPr>
+      <w:r>
+        <w:rPr>
+          <w:i w:val="0"/>
+          <w:sz w:val="21"/>
+        </w:rPr>
+        <w:t>Bu, bir kolun hedefin birkaç santim uzağında durmasının klasik sebebidir ve hiçbir hata mesajı üretmez. Argüman tanımlandı, yol artık ondan geliyor; verilmezse davranış eskisiyle aynı kalıyor.</w:t>
+      </w:r>
+    </w:p>
+    <w:p>
+      <w:pPr>
+        <w:pStyle w:val="Heading2"/>
+      </w:pPr>
+      <w:r>
+        <w:rPr>
+          <w:color w:val="1E517B"/>
+        </w:rPr>
+        <w:t>17.2 Kameranın optik frame'i 45 mm kaymıştı</w:t>
+      </w:r>
+    </w:p>
+    <w:p>
+      <w:pPr>
+        <w:spacing w:after="120"/>
+      </w:pPr>
+      <w:r>
+        <w:rPr>
+          <w:i w:val="0"/>
+          <w:sz w:val="21"/>
+        </w:rPr>
+        <w:t>Bu, kolun NEREYE GİTTİĞİNİ belirleyen algı hatasıydı. Kritik metodolojik nokta: sapma mesh'e karşı değil, ŞERİT METREYE karşı ölçüldü. Mesh'e karşı doğrulama aynı gün iki kez yanılttı, çünkü conveyorbelt.stl gerçek konveyörü temsil etmiyor.</w:t>
+      </w:r>
+    </w:p>
+    <w:tbl>
+      <w:tblPr>
+        <w:tblStyle w:val="LightGrid-Accent1"/>
+        <w:tblW w:type="auto" w:w="0"/>
+        <w:tblLayout w:type="fixed"/>
+        <w:tblLook w:firstColumn="1" w:firstRow="1" w:lastColumn="0" w:lastRow="0" w:noHBand="0" w:noVBand="1" w:val="04A0"/>
+      </w:tblPr>
+      <w:tblGrid>
+        <w:gridCol w:w="3744"/>
+        <w:gridCol w:w="5184"/>
+      </w:tblGrid>
+      <w:tr>
+        <w:trPr>
+          <w:cantSplit/>
+        </w:trPr>
+        <w:tc>
+          <w:tcPr>
+            <w:tcW w:type="dxa" w:w="3744"/>
+          </w:tcPr>
+          <w:p>
+            <w:r/>
+            <w:r>
+              <w:rPr>
+                <w:b/>
+                <w:sz w:val="19"/>
+              </w:rPr>
+              <w:t>ölçüm zinciri</w:t>
+            </w:r>
+          </w:p>
+        </w:tc>
+        <w:tc>
+          <w:tcPr>
+            <w:tcW w:type="dxa" w:w="5184"/>
+          </w:tcPr>
+          <w:p>
+            <w:r/>
+            <w:r>
+              <w:rPr>
+                <w:b/>
+                <w:sz w:val="19"/>
+              </w:rPr>
+              <w:t>değer</w:t>
+            </w:r>
+          </w:p>
+        </w:tc>
+      </w:tr>
+      <w:tr>
+        <w:trPr>
+          <w:cantSplit/>
+        </w:trPr>
+        <w:tc>
+          <w:tcPr>
+            <w:tcW w:type="dxa" w:w="3744"/>
+          </w:tcPr>
+          <w:p>
+            <w:r/>
+            <w:r>
+              <w:rPr>
+                <w:sz w:val="19"/>
+              </w:rPr>
+              <w:t>kap ağzı, kol TOUCH pozunda</w:t>
+            </w:r>
+          </w:p>
+        </w:tc>
+        <w:tc>
+          <w:tcPr>
+            <w:tcW w:type="dxa" w:w="5184"/>
+          </w:tcPr>
+          <w:p>
+            <w:r/>
+            <w:r>
+              <w:rPr>
+                <w:sz w:val="19"/>
+              </w:rPr>
+              <w:t>TF 0.9995 · metre 1.00–1.01</w:t>
+            </w:r>
+          </w:p>
+        </w:tc>
+      </w:tr>
+      <w:tr>
+        <w:trPr>
+          <w:cantSplit/>
+        </w:trPr>
+        <w:tc>
+          <w:tcPr>
+            <w:tcW w:type="dxa" w:w="3744"/>
+          </w:tcPr>
+          <w:p>
+            <w:r/>
+            <w:r>
+              <w:rPr>
+                <w:sz w:val="19"/>
+              </w:rPr>
+              <w:t>→ çıkarım</w:t>
+            </w:r>
+          </w:p>
+        </w:tc>
+        <w:tc>
+          <w:tcPr>
+            <w:tcW w:type="dxa" w:w="5184"/>
+          </w:tcPr>
+          <w:p>
+            <w:r/>
+            <w:r>
+              <w:rPr>
+                <w:sz w:val="19"/>
+              </w:rPr>
+              <w:t>TF doğru, kol zinciri sağlam, dünya z=0 = yer</w:t>
+            </w:r>
+          </w:p>
+        </w:tc>
+      </w:tr>
+      <w:tr>
+        <w:trPr>
+          <w:cantSplit/>
+        </w:trPr>
+        <w:tc>
+          <w:tcPr>
+            <w:tcW w:type="dxa" w:w="3744"/>
+          </w:tcPr>
+          <w:p>
+            <w:r/>
+            <w:r>
+              <w:rPr>
+                <w:sz w:val="19"/>
+              </w:rPr>
+              <w:t>kap ile kutu üstü arası boşluk</w:t>
+            </w:r>
+          </w:p>
+        </w:tc>
+        <w:tc>
+          <w:tcPr>
+            <w:tcW w:type="dxa" w:w="5184"/>
+          </w:tcPr>
+          <w:p>
+            <w:r/>
+            <w:r>
+              <w:rPr>
+                <w:sz w:val="19"/>
+              </w:rPr>
+              <w:t>0.040 (gözle)</w:t>
+            </w:r>
+          </w:p>
+        </w:tc>
+      </w:tr>
+      <w:tr>
+        <w:trPr>
+          <w:cantSplit/>
+        </w:trPr>
+        <w:tc>
+          <w:tcPr>
+            <w:tcW w:type="dxa" w:w="3744"/>
+          </w:tcPr>
+          <w:p>
+            <w:r/>
+            <w:r>
+              <w:rPr>
+                <w:sz w:val="19"/>
+              </w:rPr>
+              <w:t>kutu yüksekliği</w:t>
+            </w:r>
+          </w:p>
+        </w:tc>
+        <w:tc>
+          <w:tcPr>
+            <w:tcW w:type="dxa" w:w="5184"/>
+          </w:tcPr>
+          <w:p>
+            <w:r/>
+            <w:r>
+              <w:rPr>
+                <w:sz w:val="19"/>
+              </w:rPr>
+              <w:t>0.114 (metre)</w:t>
+            </w:r>
+          </w:p>
+        </w:tc>
+      </w:tr>
+      <w:tr>
+        <w:trPr>
+          <w:cantSplit/>
+        </w:trPr>
+        <w:tc>
+          <w:tcPr>
+            <w:tcW w:type="dxa" w:w="3744"/>
+          </w:tcPr>
+          <w:p>
+            <w:r/>
+            <w:r>
+              <w:rPr>
+                <w:sz w:val="19"/>
+              </w:rPr>
+              <w:t>çıkarılan gerçek bant</w:t>
+            </w:r>
+          </w:p>
+        </w:tc>
+        <w:tc>
+          <w:tcPr>
+            <w:tcW w:type="dxa" w:w="5184"/>
+          </w:tcPr>
+          <w:p>
+            <w:r/>
+            <w:r>
+              <w:rPr>
+                <w:sz w:val="19"/>
+              </w:rPr>
+              <w:t>1.000 − 0.040 − 0.114 = 0.845</w:t>
+            </w:r>
+          </w:p>
+        </w:tc>
+      </w:tr>
+      <w:tr>
+        <w:trPr>
+          <w:cantSplit/>
+        </w:trPr>
+        <w:tc>
+          <w:tcPr>
+            <w:tcW w:type="dxa" w:w="3744"/>
+          </w:tcPr>
+          <w:p>
+            <w:r/>
+            <w:r>
+              <w:rPr>
+                <w:sz w:val="19"/>
+              </w:rPr>
+              <w:t>metreyle doğrudan bant</w:t>
+            </w:r>
+          </w:p>
+        </w:tc>
+        <w:tc>
+          <w:tcPr>
+            <w:tcW w:type="dxa" w:w="5184"/>
+          </w:tcPr>
+          <w:p>
+            <w:r/>
+            <w:r>
+              <w:rPr>
+                <w:sz w:val="19"/>
+              </w:rPr>
+              <w:t>0.845 (birebir tuttu)</w:t>
+            </w:r>
+          </w:p>
+        </w:tc>
+      </w:tr>
+    </w:tbl>
+    <w:p>
+      <w:pPr>
+        <w:spacing w:after="120"/>
+      </w:pPr>
+    </w:p>
+    <w:tbl>
+      <w:tblPr>
+        <w:tblStyle w:val="LightGrid-Accent1"/>
+        <w:tblW w:type="auto" w:w="0"/>
+        <w:tblLayout w:type="fixed"/>
+        <w:tblLook w:firstColumn="1" w:firstRow="1" w:lastColumn="0" w:lastRow="0" w:noHBand="0" w:noVBand="1" w:val="04A0"/>
+      </w:tblPr>
+      <w:tblGrid>
+        <w:gridCol w:w="2736"/>
+        <w:gridCol w:w="4032"/>
+        <w:gridCol w:w="2160"/>
+      </w:tblGrid>
+      <w:tr>
+        <w:trPr>
+          <w:cantSplit/>
+        </w:trPr>
+        <w:tc>
+          <w:tcPr>
+            <w:tcW w:type="dxa" w:w="2736"/>
+          </w:tcPr>
+          <w:p>
+            <w:r/>
+            <w:r>
+              <w:rPr>
+                <w:b/>
+                <w:sz w:val="19"/>
+              </w:rPr>
+              <w:t>algının okudukları</w:t>
+            </w:r>
+          </w:p>
+        </w:tc>
+        <w:tc>
+          <w:tcPr>
+            <w:tcW w:type="dxa" w:w="4032"/>
+          </w:tcPr>
+          <w:p>
+            <w:r/>
+            <w:r>
+              <w:rPr>
+                <w:b/>
+                <w:sz w:val="19"/>
+              </w:rPr>
+              <w:t>değer</w:t>
+            </w:r>
+          </w:p>
+        </w:tc>
+        <w:tc>
+          <w:tcPr>
+            <w:tcW w:type="dxa" w:w="2160"/>
+          </w:tcPr>
+          <w:p>
+            <w:r/>
+            <w:r>
+              <w:rPr>
+                <w:b/>
+                <w:sz w:val="19"/>
+              </w:rPr>
+              <w:t>sapma</w:t>
+            </w:r>
+          </w:p>
+        </w:tc>
+      </w:tr>
+      <w:tr>
+        <w:trPr>
+          <w:cantSplit/>
+        </w:trPr>
+        <w:tc>
+          <w:tcPr>
+            <w:tcW w:type="dxa" w:w="2736"/>
+          </w:tcPr>
+          <w:p>
+            <w:r/>
+            <w:r>
+              <w:rPr>
+                <w:sz w:val="19"/>
+              </w:rPr>
+              <w:t>bant düzlemi</w:t>
+            </w:r>
+          </w:p>
+        </w:tc>
+        <w:tc>
+          <w:tcPr>
+            <w:tcW w:type="dxa" w:w="4032"/>
+          </w:tcPr>
+          <w:p>
+            <w:r/>
+            <w:r>
+              <w:rPr>
+                <w:sz w:val="19"/>
+              </w:rPr>
+              <w:t>0.8900 (42 580 nokta, std 1.92 mm)</w:t>
+            </w:r>
+          </w:p>
+        </w:tc>
+        <w:tc>
+          <w:tcPr>
+            <w:tcW w:type="dxa" w:w="2160"/>
+          </w:tcPr>
+          <w:p>
+            <w:r/>
+            <w:r>
+              <w:rPr>
+                <w:sz w:val="19"/>
+              </w:rPr>
+              <w:t>+45.0 mm</w:t>
+            </w:r>
+          </w:p>
+        </w:tc>
+      </w:tr>
+      <w:tr>
+        <w:trPr>
+          <w:cantSplit/>
+        </w:trPr>
+        <w:tc>
+          <w:tcPr>
+            <w:tcW w:type="dxa" w:w="2736"/>
+          </w:tcPr>
+          <w:p>
+            <w:r/>
+            <w:r>
+              <w:rPr>
+                <w:sz w:val="19"/>
+              </w:rPr>
+              <w:t>kutunun üstü / temas</w:t>
+            </w:r>
+          </w:p>
+        </w:tc>
+        <w:tc>
+          <w:tcPr>
+            <w:tcW w:type="dxa" w:w="4032"/>
+          </w:tcPr>
+          <w:p>
+            <w:r/>
+            <w:r>
+              <w:rPr>
+                <w:sz w:val="19"/>
+              </w:rPr>
+              <w:t>1.005 (gerçek 0.960)</w:t>
+            </w:r>
+          </w:p>
+        </w:tc>
+        <w:tc>
+          <w:tcPr>
+            <w:tcW w:type="dxa" w:w="2160"/>
+          </w:tcPr>
+          <w:p>
+            <w:r/>
+            <w:r>
+              <w:rPr>
+                <w:sz w:val="19"/>
+              </w:rPr>
+              <w:t>+45.0 mm</w:t>
+            </w:r>
+          </w:p>
+        </w:tc>
+      </w:tr>
+    </w:tbl>
+    <w:p>
+      <w:pPr>
+        <w:spacing w:after="120"/>
+      </w:pPr>
+    </w:p>
+    <w:p>
+      <w:pPr>
+        <w:spacing w:after="120"/>
+      </w:pPr>
+      <w:r>
+        <w:rPr>
+          <w:i w:val="0"/>
+          <w:sz w:val="21"/>
+        </w:rPr>
+        <w:t>İki bağımsız yüzeyde aynı sapma: bu bir eğim ya da ölçek hatası değil, DÜZGÜN BİR ÖTELEME. Düzeltme ur_sick_optical_joint'in origin'ine giriyor, ama bu origin PARENT frame'in Z ekseni boyunca — dünya Z'si boyunca değil.</w:t>
+      </w:r>
+    </w:p>
+    <w:p>
+      <w:pPr>
+        <w:spacing w:before="80" w:after="160"/>
+        <w:ind w:left="288"/>
+        <w:shd w:val="clear" w:fill="F2F4F6"/>
+      </w:pPr>
+      <w:r>
+        <w:rPr>
+          <w:rFonts w:ascii="Consolas" w:hAnsi="Consolas"/>
+          <w:sz w:val="18"/>
+        </w:rPr>
+        <w:t># optik eksen dunyada: [-0.002  0.002  -1.000]  (dikeyden 0.2 derece)</w:t>
+        <w:br/>
+        <w:t>d = -(+0.0450) / -1.0000 = +0.0450</w:t>
+        <w:br/>
+        <w:t>z: -0.010 + 0.045 = +0.035</w:t>
+      </w:r>
+    </w:p>
+    <w:p>
+      <w:pPr>
+        <w:spacing w:after="120"/>
+      </w:pPr>
+      <w:r>
+        <w:rPr>
+          <w:i w:val="0"/>
+          <w:sz w:val="21"/>
+        </w:rPr>
+        <w:t>Kamera neredeyse tam dik baktığı için düzeltme birebir çıktı. Eğik baksaydı bu bölme ihmal edilemezdi.</w:t>
+      </w:r>
+    </w:p>
+    <w:p>
+      <w:pPr>
+        <w:pStyle w:val="Heading2"/>
+      </w:pPr>
+      <w:r>
+        <w:rPr>
+          <w:color w:val="1E517B"/>
+        </w:rPr>
+        <w:t>17.3 Konveyörün çarpışma modeli yerinde değildi</w:t>
+      </w:r>
+    </w:p>
+    <w:p>
+      <w:pPr>
+        <w:spacing w:after="120"/>
+      </w:pPr>
+      <w:r>
+        <w:rPr>
+          <w:i w:val="0"/>
+          <w:sz w:val="21"/>
+        </w:rPr>
+        <w:t>Hizalama BANT YÜZEYİNE göre yapılır, çünkü hem kavrama hem çarpışma orada olur. Mesh'in bant yüzeyi joint sıfırken 0.8518'de, gerçek bant yerden 0.845 → base_to_conveyorbelt origin z = −0.0068.</w:t>
+      </w:r>
+    </w:p>
+    <w:p>
+      <w:pPr>
+        <w:spacing w:after="120"/>
+      </w:pPr>
+      <w:r>
+        <w:rPr>
+          <w:i/>
+          <w:color w:val="555F6B"/>
+          <w:sz w:val="21"/>
+        </w:rPr>
+        <w:t>TARİHÇE (tekrarlanmaması için): bu değer bir ara +0.0451 yapılmıştı, çünkü hizalama YAN RAY ölçümünden (0.900) türetilmiş ve mesh'in ray–bant mesafesinin gerçeği yansıttığı varsayılmıştı. Yansıtmıyor. Ray hizalandı ama bant 51 mm yukarı çıktı: nokta bulutu konveyörün içine gömülmüş göründü ve suction_cup ile conveyor_belt çarpışmaya başladı.</w:t>
+      </w:r>
+    </w:p>
+    <w:p>
+      <w:pPr>
+        <w:spacing w:after="120"/>
+      </w:pPr>
+      <w:r>
+        <w:rPr>
+          <w:i w:val="0"/>
+          <w:sz w:val="21"/>
+        </w:rPr>
+        <w:t>Aynı mesh ikinci bir tuzak daha barındırıyordu ve bu sefer bedeli GERÇEK BİR ÇARPIŞMA oldu. Mesh'te yan korkuluklar bandın yalnızca 3.1 mm üstünde bitiyor; gerçekte korkulukların üstü yerden 0.900, yani bandın 55 mm üstünde. Model onları 52 mm ALÇAK gösterdiği için MoveIt korkulukları görmüyordu ve kol banda yandan yaklaşırken onlara çarptı.</w:t>
+      </w:r>
+    </w:p>
+    <w:p>
+      <w:pPr>
+        <w:spacing w:after="120"/>
+      </w:pPr>
+      <w:r>
+        <w:rPr>
+          <w:i w:val="0"/>
+          <w:sz w:val="21"/>
+        </w:rPr>
+        <w:t>Eksik iki çarpışma kutusuyla kapatıldı: bandın üstünden korkuluk üstüne, yükseklik 0.055, profil genişliği 28.4 mm, ayak izi mesh'in yukarı bakan yüzeylerinden ölçüldü.</w:t>
+      </w:r>
+    </w:p>
+    <w:p>
+      <w:pPr>
+        <w:pStyle w:val="ListBullet"/>
+        <w:spacing w:after="60"/>
+        <w:ind w:left="360"/>
+      </w:pPr>
+      <w:r>
+        <w:t>YALNIZ collision, visual YOK: bunlar ayrı bir fiziksel parça değil, mesh'in eksiğini kapatan hacimler. RViz'de mesh'in üstüne binen kutular olarak görünmeleri kafa karıştırırdı.</w:t>
+      </w:r>
+    </w:p>
+    <w:p>
+      <w:pPr>
+        <w:pStyle w:val="ListBullet"/>
+        <w:spacing w:after="60"/>
+        <w:ind w:left="360"/>
+      </w:pPr>
+      <w:r>
+        <w:t>AYRI BİR LİNK DEĞİL, conveyor_belt'in parçası: SRDF'teki mevcut çarpışma çiftleri (upper_arm, forearm, wrist_*, suction_cup) olduğu gibi geçerli kalsın diye.</w:t>
+      </w:r>
+    </w:p>
+    <w:p>
+      <w:pPr>
+        <w:spacing w:after="120"/>
+      </w:pPr>
+      <w:r>
+        <w:rPr>
+          <w:i w:val="0"/>
+          <w:sz w:val="21"/>
+        </w:rPr>
+        <w:t>İKİ DÜZELTME BİRBİRİNİN YERİNE GEÇMEZ. base_to_conveyorbelt MoveIt'in ÇARPIŞMA MODELİNİ gerçek banda oturtur; 45 mm'lik optik düzeltme ise kolun NEREYE GİTTİĞİNİ belirleyen ALGI hatasıdır. Biri düzeltilip diğeri atlanırsa belirti kısmen kaybolur ve arıza daha da zor bulunur.</w:t>
+      </w:r>
+    </w:p>
+    <w:p>
+      <w:pPr>
+        <w:pStyle w:val="Heading2"/>
+      </w:pPr>
+      <w:r>
+        <w:rPr>
+          <w:color w:val="1E517B"/>
+        </w:rPr>
+        <w:t>17.4 Kameranın kendi çarpışma kabuğu</w:t>
+      </w:r>
+    </w:p>
+    <w:p>
+      <w:pPr>
+        <w:spacing w:after="120"/>
+      </w:pPr>
+      <w:r>
+        <w:rPr>
+          <w:i w:val="0"/>
+          <w:sz w:val="21"/>
+        </w:rPr>
+        <w:t>Aynı sınıftan bir hata kamera gövdesinde de vardı: sick_camera_mo.stl gerçek muhafazayı eksik gösteriyor, ön yüzü fiziksel optik kapağın ~1.9 cm gerisinde bitiyor. MoveIt bu yüzden kamerayı UR'nin kendi eklemlerinin ve kablo kanalının içine planlıyordu.</w:t>
+      </w:r>
+    </w:p>
+    <w:p>
+      <w:pPr>
+        <w:spacing w:after="120"/>
+      </w:pPr>
+      <w:r>
+        <w:rPr>
+          <w:i w:val="0"/>
+          <w:sz w:val="21"/>
+        </w:rPr>
+        <w:t>Muhafazayı altı kutuyla sarmalayan bir kabuk eklendi — ön, arka ve dört yan; görüş ekseni etrafında 60° döndürülmüş, yani ur_sick_optical_joint'in açısıyla aynı. Ön/arka 8.7 × 9.0 × 3.9 cm, yanlar 7.75 cm muhafaza derinliği boyunca. Dört komşu link (flange, tool0, cable_channel, cable_channel_flange) zaten her SRDF'te kameraya karşı devre dışı olduğu için bu kutular kalıcı bir öz-çarpışma getirmiyor.</w:t>
+      </w:r>
+    </w:p>
+    <w:p>
+      <w:pPr>
+        <w:pStyle w:val="Heading2"/>
+      </w:pPr>
+      <w:r>
+        <w:rPr>
+          <w:color w:val="1E517B"/>
+        </w:rPr>
+        <w:t>17.5 Neden ayrı bir optik frame var</w:t>
+      </w:r>
+    </w:p>
+    <w:p>
+      <w:pPr>
+        <w:spacing w:after="120"/>
+      </w:pPr>
+      <w:r>
+        <w:rPr>
+          <w:i w:val="0"/>
+          <w:sz w:val="21"/>
+        </w:rPr>
+        <w:t>depth_optical_frame IK ve planlama için kullanılıyor. Gerçek SICK bulutu ise ona göre görüş ekseni etrafında ~60° dönük geliyor. Bulutu doğrudan IK frame'ine damgalamak o frame'i bozardı; bunun yerine ayrı bir kalibre frame (sick_optical_frame) var ve gerçek bulut oraya damgalanıyor.</w:t>
+      </w:r>
+    </w:p>
+    <w:p>
+      <w:pPr>
+        <w:spacing w:after="120"/>
+      </w:pPr>
+      <w:r>
+        <w:rPr>
+          <w:i w:val="0"/>
+          <w:sz w:val="21"/>
+        </w:rPr>
+        <w:t>Kamera sürücüsünün frame_id'si, pointcloud_transformer_ur'un target_frame'i ve executor'ın real_ur_sensor_frame'i — üçü de aynı frame'i gösteriyor. Kalibrasyon, RViz'de (Fixed Frame = world) bulut şaseye oturana kadar ur_cloud_calibrator ile ayarlandı.</w:t>
+      </w:r>
+    </w:p>
+    <w:p>
+      <w:pPr>
+        <w:pStyle w:val="Heading1"/>
+      </w:pPr>
+      <w:r>
+        <w:rPr>
+          <w:color w:val="1E517B"/>
+        </w:rPr>
+        <w:t>18. Sim ile Gerçeğin Ayrılması</w:t>
+      </w:r>
+    </w:p>
+    <w:p>
+      <w:pPr>
+        <w:spacing w:after="120"/>
+      </w:pPr>
+      <w:r>
+        <w:rPr>
+          <w:i w:val="0"/>
+          <w:sz w:val="21"/>
+        </w:rPr>
+        <w:t>Sim ile gerçek arasındaki farklar iki overlay dosyasında toplanıyor ve taban dosyanın üstüne biniyorlar. Kural: buraya YALNIZCA gerçekten farklı olan şeyler girer, yoksa iki dosya birbirinden kayar.</w:t>
+      </w:r>
+    </w:p>
+    <w:tbl>
+      <w:tblPr>
+        <w:tblStyle w:val="LightGrid-Accent1"/>
+        <w:tblW w:type="auto" w:w="0"/>
+        <w:tblLayout w:type="fixed"/>
+        <w:tblLook w:firstColumn="1" w:firstRow="1" w:lastColumn="0" w:lastRow="0" w:noHBand="0" w:noVBand="1" w:val="04A0"/>
+      </w:tblPr>
+      <w:tblGrid>
+        <w:gridCol w:w="2448"/>
+        <w:gridCol w:w="1728"/>
+        <w:gridCol w:w="1872"/>
+        <w:gridCol w:w="2880"/>
+      </w:tblGrid>
+      <w:tr>
+        <w:trPr>
+          <w:cantSplit/>
+        </w:trPr>
+        <w:tc>
+          <w:tcPr>
+            <w:tcW w:type="dxa" w:w="2448"/>
+          </w:tcPr>
+          <w:p>
+            <w:r/>
+            <w:r>
+              <w:rPr>
+                <w:b/>
+                <w:sz w:val="19"/>
+              </w:rPr>
+              <w:t>ayar</w:t>
+            </w:r>
+          </w:p>
+        </w:tc>
+        <w:tc>
+          <w:tcPr>
+            <w:tcW w:type="dxa" w:w="1728"/>
+          </w:tcPr>
+          <w:p>
+            <w:r/>
+            <w:r>
+              <w:rPr>
+                <w:b/>
+                <w:sz w:val="19"/>
+              </w:rPr>
+              <w:t>sim</w:t>
+            </w:r>
+          </w:p>
+        </w:tc>
+        <w:tc>
+          <w:tcPr>
+            <w:tcW w:type="dxa" w:w="1872"/>
+          </w:tcPr>
+          <w:p>
+            <w:r/>
+            <w:r>
+              <w:rPr>
+                <w:b/>
+                <w:sz w:val="19"/>
+              </w:rPr>
+              <w:t>gerçek</w:t>
+            </w:r>
+          </w:p>
+        </w:tc>
+        <w:tc>
+          <w:tcPr>
+            <w:tcW w:type="dxa" w:w="2880"/>
+          </w:tcPr>
+          <w:p>
+            <w:r/>
+            <w:r>
+              <w:rPr>
+                <w:b/>
+                <w:sz w:val="19"/>
+              </w:rPr>
+              <w:t>neden farklı</w:t>
+            </w:r>
+          </w:p>
+        </w:tc>
+      </w:tr>
+      <w:tr>
+        <w:trPr>
+          <w:cantSplit/>
+        </w:trPr>
+        <w:tc>
+          <w:tcPr>
+            <w:tcW w:type="dxa" w:w="2448"/>
+          </w:tcPr>
+          <w:p>
+            <w:r/>
+            <w:r>
+              <w:rPr>
+                <w:sz w:val="19"/>
+              </w:rPr>
+              <w:t>derinlik ölçeği</w:t>
+            </w:r>
+          </w:p>
+        </w:tc>
+        <w:tc>
+          <w:tcPr>
+            <w:tcW w:type="dxa" w:w="1728"/>
+          </w:tcPr>
+          <w:p>
+            <w:r/>
+            <w:r>
+              <w:rPr>
+                <w:sz w:val="19"/>
+              </w:rPr>
+              <w:t>32FC1 / m</w:t>
+            </w:r>
+          </w:p>
+        </w:tc>
+        <w:tc>
+          <w:tcPr>
+            <w:tcW w:type="dxa" w:w="1872"/>
+          </w:tcPr>
+          <w:p>
+            <w:r/>
+            <w:r>
+              <w:rPr>
+                <w:sz w:val="19"/>
+              </w:rPr>
+              <w:t>0.25 mm/LSB</w:t>
+            </w:r>
+          </w:p>
+        </w:tc>
+        <w:tc>
+          <w:tcPr>
+            <w:tcW w:type="dxa" w:w="2880"/>
+          </w:tcPr>
+          <w:p>
+            <w:r/>
+            <w:r>
+              <w:rPr>
+                <w:sz w:val="19"/>
+              </w:rPr>
+              <w:t>donanım</w:t>
+            </w:r>
+          </w:p>
+        </w:tc>
+      </w:tr>
+      <w:tr>
+        <w:trPr>
+          <w:cantSplit/>
+        </w:trPr>
+        <w:tc>
+          <w:tcPr>
+            <w:tcW w:type="dxa" w:w="2448"/>
+          </w:tcPr>
+          <w:p>
+            <w:r/>
+            <w:r>
+              <w:rPr>
+                <w:sz w:val="19"/>
+              </w:rPr>
+              <w:t>derinlik konvansiyonu</w:t>
+            </w:r>
+          </w:p>
+        </w:tc>
+        <w:tc>
+          <w:tcPr>
+            <w:tcW w:type="dxa" w:w="1728"/>
+          </w:tcPr>
+          <w:p>
+            <w:r/>
+            <w:r>
+              <w:rPr>
+                <w:sz w:val="19"/>
+              </w:rPr>
+              <w:t>planar Z</w:t>
+            </w:r>
+          </w:p>
+        </w:tc>
+        <w:tc>
+          <w:tcPr>
+            <w:tcW w:type="dxa" w:w="1872"/>
+          </w:tcPr>
+          <w:p>
+            <w:r/>
+            <w:r>
+              <w:rPr>
+                <w:sz w:val="19"/>
+              </w:rPr>
+              <w:t>radyal</w:t>
+            </w:r>
+          </w:p>
+        </w:tc>
+        <w:tc>
+          <w:tcPr>
+            <w:tcW w:type="dxa" w:w="2880"/>
+          </w:tcPr>
+          <w:p>
+            <w:r/>
+            <w:r>
+              <w:rPr>
+                <w:sz w:val="19"/>
+              </w:rPr>
+              <w:t>ToF fiziği</w:t>
+            </w:r>
+          </w:p>
+        </w:tc>
+      </w:tr>
+      <w:tr>
+        <w:trPr>
+          <w:cantSplit/>
+        </w:trPr>
+        <w:tc>
+          <w:tcPr>
+            <w:tcW w:type="dxa" w:w="2448"/>
+          </w:tcPr>
+          <w:p>
+            <w:r/>
+            <w:r>
+              <w:rPr>
+                <w:sz w:val="19"/>
+              </w:rPr>
+              <w:t>use_sim_time</w:t>
+            </w:r>
+          </w:p>
+        </w:tc>
+        <w:tc>
+          <w:tcPr>
+            <w:tcW w:type="dxa" w:w="1728"/>
+          </w:tcPr>
+          <w:p>
+            <w:r/>
+            <w:r>
+              <w:rPr>
+                <w:sz w:val="19"/>
+              </w:rPr>
+              <w:t>true</w:t>
+            </w:r>
+          </w:p>
+        </w:tc>
+        <w:tc>
+          <w:tcPr>
+            <w:tcW w:type="dxa" w:w="1872"/>
+          </w:tcPr>
+          <w:p>
+            <w:r/>
+            <w:r>
+              <w:rPr>
+                <w:sz w:val="19"/>
+              </w:rPr>
+              <w:t>false</w:t>
+            </w:r>
+          </w:p>
+        </w:tc>
+        <w:tc>
+          <w:tcPr>
+            <w:tcW w:type="dxa" w:w="2880"/>
+          </w:tcPr>
+          <w:p>
+            <w:r/>
+            <w:r>
+              <w:rPr>
+                <w:sz w:val="19"/>
+              </w:rPr>
+              <w:t>gerçekte /clock yok</w:t>
+            </w:r>
+          </w:p>
+        </w:tc>
+      </w:tr>
+      <w:tr>
+        <w:trPr>
+          <w:cantSplit/>
+        </w:trPr>
+        <w:tc>
+          <w:tcPr>
+            <w:tcW w:type="dxa" w:w="2448"/>
+          </w:tcPr>
+          <w:p>
+            <w:r/>
+            <w:r>
+              <w:rPr>
+                <w:sz w:val="19"/>
+              </w:rPr>
+              <w:t>RGB</w:t>
+            </w:r>
+          </w:p>
+        </w:tc>
+        <w:tc>
+          <w:tcPr>
+            <w:tcW w:type="dxa" w:w="1728"/>
+          </w:tcPr>
+          <w:p>
+            <w:r/>
+            <w:r>
+              <w:rPr>
+                <w:sz w:val="19"/>
+              </w:rPr>
+              <w:t>var</w:t>
+            </w:r>
+          </w:p>
+        </w:tc>
+        <w:tc>
+          <w:tcPr>
+            <w:tcW w:type="dxa" w:w="1872"/>
+          </w:tcPr>
+          <w:p>
+            <w:r/>
+            <w:r>
+              <w:rPr>
+                <w:sz w:val="19"/>
+              </w:rPr>
+              <w:t>yok</w:t>
+            </w:r>
+          </w:p>
+        </w:tc>
+        <w:tc>
+          <w:tcPr>
+            <w:tcW w:type="dxa" w:w="2880"/>
+          </w:tcPr>
+          <w:p>
+            <w:r/>
+            <w:r>
+              <w:rPr>
+                <w:sz w:val="19"/>
+              </w:rPr>
+              <w:t>kamerada RGB yayıncısı yok</w:t>
+            </w:r>
+          </w:p>
+        </w:tc>
+      </w:tr>
+      <w:tr>
+        <w:trPr>
+          <w:cantSplit/>
+        </w:trPr>
+        <w:tc>
+          <w:tcPr>
+            <w:tcW w:type="dxa" w:w="2448"/>
+          </w:tcPr>
+          <w:p>
+            <w:r/>
+            <w:r>
+              <w:rPr>
+                <w:sz w:val="19"/>
+              </w:rPr>
+              <w:t>intensity</w:t>
+            </w:r>
+          </w:p>
+        </w:tc>
+        <w:tc>
+          <w:tcPr>
+            <w:tcW w:type="dxa" w:w="1728"/>
+          </w:tcPr>
+          <w:p>
+            <w:r/>
+            <w:r>
+              <w:rPr>
+                <w:sz w:val="19"/>
+              </w:rPr>
+              <w:t>boş</w:t>
+            </w:r>
+          </w:p>
+        </w:tc>
+        <w:tc>
+          <w:tcPr>
+            <w:tcW w:type="dxa" w:w="1872"/>
+          </w:tcPr>
+          <w:p>
+            <w:r/>
+            <w:r>
+              <w:rPr>
+                <w:sz w:val="19"/>
+              </w:rPr>
+              <w:t>var</w:t>
+            </w:r>
+          </w:p>
+        </w:tc>
+        <w:tc>
+          <w:tcPr>
+            <w:tcW w:type="dxa" w:w="2880"/>
+          </w:tcPr>
+          <w:p>
+            <w:r/>
+            <w:r>
+              <w:rPr>
+                <w:sz w:val="19"/>
+              </w:rPr>
+              <w:t>Gazebo IR genliği üretmez</w:t>
+            </w:r>
+          </w:p>
+        </w:tc>
+      </w:tr>
+      <w:tr>
+        <w:trPr>
+          <w:cantSplit/>
+        </w:trPr>
+        <w:tc>
+          <w:tcPr>
+            <w:tcW w:type="dxa" w:w="2448"/>
+          </w:tcPr>
+          <w:p>
+            <w:r/>
+            <w:r>
+              <w:rPr>
+                <w:sz w:val="19"/>
+              </w:rPr>
+              <w:t>vakum onayı</w:t>
+            </w:r>
+          </w:p>
+        </w:tc>
+        <w:tc>
+          <w:tcPr>
+            <w:tcW w:type="dxa" w:w="1728"/>
+          </w:tcPr>
+          <w:p>
+            <w:r/>
+            <w:r>
+              <w:rPr>
+                <w:sz w:val="19"/>
+              </w:rPr>
+              <w:t>false</w:t>
+            </w:r>
+          </w:p>
+        </w:tc>
+        <w:tc>
+          <w:tcPr>
+            <w:tcW w:type="dxa" w:w="1872"/>
+          </w:tcPr>
+          <w:p>
+            <w:r/>
+            <w:r>
+              <w:rPr>
+                <w:sz w:val="19"/>
+              </w:rPr>
+              <w:t>true</w:t>
+            </w:r>
+          </w:p>
+        </w:tc>
+        <w:tc>
+          <w:tcPr>
+            <w:tcW w:type="dxa" w:w="2880"/>
+          </w:tcPr>
+          <w:p>
+            <w:r/>
+            <w:r>
+              <w:rPr>
+                <w:sz w:val="19"/>
+              </w:rPr>
+              <w:t>sim'de VGC10 sürücüsü yok</w:t>
+            </w:r>
+          </w:p>
+        </w:tc>
+      </w:tr>
+    </w:tbl>
+    <w:p>
+      <w:pPr>
+        <w:spacing w:after="120"/>
+      </w:pPr>
+    </w:p>
+    <w:p>
+      <w:pPr>
+        <w:pStyle w:val="Heading2"/>
+      </w:pPr>
+      <w:r>
+        <w:rPr>
+          <w:color w:val="1E517B"/>
+        </w:rPr>
+        <w:t>18.1 Taban dosyaya yazılan tek satırın bedeli</w:t>
+      </w:r>
+    </w:p>
+    <w:p>
+      <w:pPr>
+        <w:spacing w:after="120"/>
+      </w:pPr>
+      <w:r>
+        <w:rPr>
+          <w:i w:val="0"/>
+          <w:sz w:val="21"/>
+        </w:rPr>
+        <w:t>Vakum onayı gerçek hücre için açılmıştı — doğru karardı. Ama satır TABAN DOSYAYA yazıldığı için sim'i de beraberinde götürdü. Simülasyonda VGC10 sürücüsü yok; /OnRobotVGInput hiç yayınlanmıyor. Sonuç: grip() üç saniye hiç gelmeyecek bir mesajı bekliyor ve görev “vakum kurulamadı” diye düşüyor.</w:t>
+      </w:r>
+    </w:p>
+    <w:p>
+      <w:pPr>
+        <w:spacing w:before="80" w:after="160"/>
+        <w:ind w:left="288"/>
+        <w:shd w:val="clear" w:fill="F2F4F6"/>
+      </w:pPr>
+      <w:r>
+        <w:rPr>
+          <w:rFonts w:ascii="Consolas" w:hAnsi="Consolas"/>
+          <w:sz w:val="18"/>
+        </w:rPr>
+        <w:t>ros2 topic info /OnRobotVGInput   -&gt;  Publisher count: 0</w:t>
+        <w:br/>
+        <w:t xml:space="preserve">                                      (tek uc: kendi aboneligimiz)</w:t>
+      </w:r>
+    </w:p>
+    <w:p>
+      <w:pPr>
+        <w:spacing w:after="120"/>
+      </w:pPr>
+      <w:r>
+        <w:rPr>
+          <w:i w:val="0"/>
+          <w:sz w:val="21"/>
+        </w:rPr>
+        <w:t>Belirtinin yanıltıcı olma sebebi ayrıca kayda değer: attach beklemeden ÖNCE gönderiliyor, yani kutu Gazebo'da gerçekten kavrayıcıya kaynıyor — sonra başarısızlık dalındaki release onu hemen çözüyor. Dışarıdan bakınca kol kutuya iniyor, hiçbir şey olmuyor, eve dönüyor. “Vakum hiç çalışmıyor” gibi görünüyor, oysa vakum yolu sağlam.</w:t>
+      </w:r>
+    </w:p>
+    <w:p>
+      <w:pPr>
+        <w:spacing w:after="120"/>
+      </w:pPr>
+      <w:r>
+        <w:rPr>
+          <w:i w:val="0"/>
+          <w:sz w:val="21"/>
+        </w:rPr>
+        <w:t>Düzeltme: ayar İKİ mod dosyasına da AÇIKÇA yazıldı ve bir test her ikisinde de VARLIĞINI şart koşuyor. Yalnız değerleri kontrol etmek yetmezdi — asıl hata, ayarın bir dosyada HİÇ OLMAMASIYDI.</w:t>
+      </w:r>
+    </w:p>
+    <w:p>
+      <w:pPr>
+        <w:spacing w:after="120"/>
+      </w:pPr>
+      <w:r>
+        <w:rPr>
+          <w:i w:val="0"/>
+          <w:sz w:val="21"/>
+        </w:rPr>
+        <w:t>Aynı arızanın gerçek tarafta tekrarlanmaması için hücreyi ayağa kaldıran launch VGC10 sürücüsünü de kaldırıyor — iki koşul birden: use_vacuum_gripper:=true VE use_fake_hardware:=false.</w:t>
+      </w:r>
+    </w:p>
+    <w:p>
+      <w:pPr>
+        <w:pStyle w:val="Heading2"/>
+      </w:pPr>
+      <w:r>
+        <w:rPr>
+          <w:color w:val="1E517B"/>
+        </w:rPr>
+        <w:t>18.2 Görev görselleştirmesi</w:t>
+      </w:r>
+    </w:p>
+    <w:p>
+      <w:pPr>
+        <w:spacing w:after="120"/>
+      </w:pPr>
+      <w:r>
+        <w:rPr>
+          <w:i w:val="0"/>
+          <w:sz w:val="21"/>
+        </w:rPr>
+        <w:t>Tespit küreleri, etiketler ve yüzey normali okları yalnızca /gemini/query ile — yani robotu hareket ettirmeyen teşhis yoluyla — geliyordu. Asıl hareketi /gemini/command yaptığı için görev sırasında RViz boştu: kolun nereye gideceğini gözle doğrulamanın en gerekli olduğu anda.</w:t>
+      </w:r>
+    </w:p>
+    <w:p>
+      <w:pPr>
+        <w:pStyle w:val="ListBullet"/>
+        <w:spacing w:after="60"/>
+        <w:ind w:left="360"/>
+      </w:pPr>
+      <w:r>
+        <w:t>Marker.DELETEALL kaldırıldı. RViz onu namespace'ten BAĞIMSIZ uyguluyor; iki düğüm aynı topic'i paylaşır paylaşmaz bir sorgu, görevin çizimini süpürürdü. Her yayıncı artık yalnızca kendi bıraktığı id'leri hatırlıyor ve onlara tek tek DELETE gönderiyor.</w:t>
+      </w:r>
+    </w:p>
+    <w:p>
+      <w:pPr>
+        <w:pStyle w:val="ListBullet"/>
+        <w:spacing w:after="60"/>
+        <w:ind w:left="360"/>
+      </w:pPr>
+      <w:r>
+        <w:t>Çizilen nokta, kolun GERÇEKTEN gittiği nokta. Bırakma noktası çarpışma yüzünden kaydırılmış olabiliyor; ER'nin ham noktasını çizmek, görselleştirmenin tam da açıklaması gereken 54 mm'lik farkı gizlerdi.</w:t>
+      </w:r>
+    </w:p>
+    <w:p>
+      <w:pPr>
+        <w:pStyle w:val="ListBullet"/>
+        <w:spacing w:after="60"/>
+        <w:ind w:left="360"/>
+      </w:pPr>
+      <w:r>
+        <w:t>Kavrama camgöbeği, bırakma yeşil, ayrı namespace'ler. Görev başında önceki koşunun marker'ları siliniyor; BAŞARISIZLIKTA ise bilerek bırakılıyorlar — “nereyi hedeflemişti” sorusunun tek görsel cevabı onlar.</w:t>
+      </w:r>
+    </w:p>
+    <w:p>
+      <w:pPr>
+        <w:pStyle w:val="Heading1"/>
+      </w:pPr>
+      <w:r>
+        <w:rPr>
+          <w:color w:val="1E517B"/>
+        </w:rPr>
+        <w:t>19. Güncel Durum (14 Ağustos)</w:t>
+      </w:r>
+    </w:p>
+    <w:p>
+      <w:pPr>
+        <w:spacing w:after="120"/>
+      </w:pPr>
+      <w:r>
+        <w:rPr>
+          <w:i/>
+          <w:color w:val="555F6B"/>
+          <w:sz w:val="21"/>
+        </w:rPr>
+        <w:t>Bölüm 13, çalışmaya 12 Ağustos'ta ara verildiği andaki durumu kaydeder ve tarihsel kayıt olarak duruyor. Aşağıdaki liste onun yerine geçer.</w:t>
+      </w:r>
+    </w:p>
+    <w:p>
+      <w:pPr>
+        <w:pStyle w:val="Heading2"/>
+      </w:pPr>
+      <w:r>
+        <w:rPr>
+          <w:color w:val="1E517B"/>
+        </w:rPr>
+        <w:t>19.1 Çalışan hücrede doğrulandı</w:t>
+      </w:r>
+    </w:p>
+    <w:p>
+      <w:pPr>
+        <w:pStyle w:val="ListBullet"/>
+        <w:spacing w:after="60"/>
+        <w:ind w:left="360"/>
+      </w:pPr>
+      <w:r>
+        <w:t>Uçtan uca SİM görevi: komut → tespit → kavrama → taşıma → bırakma.</w:t>
+      </w:r>
+    </w:p>
+    <w:p>
+      <w:pPr>
+        <w:pStyle w:val="ListBullet"/>
+        <w:spacing w:after="60"/>
+        <w:ind w:left="360"/>
+      </w:pPr>
+      <w:r>
+        <w:t>Gerçek VGC10'a Modbus üzerinden komut (tut / bırak / boşta).</w:t>
+      </w:r>
+    </w:p>
+    <w:p>
+      <w:pPr>
+        <w:pStyle w:val="ListBullet"/>
+        <w:spacing w:after="60"/>
+        <w:ind w:left="360"/>
+      </w:pPr>
+      <w:r>
+        <w:t>Gerçek SICK'ten nokta bulutu ve derinlik; ölçek ve konvansiyon düzeltmeleri.</w:t>
+      </w:r>
+    </w:p>
+    <w:p>
+      <w:pPr>
+        <w:pStyle w:val="ListBullet"/>
+        <w:spacing w:after="60"/>
+        <w:ind w:left="360"/>
+      </w:pPr>
+      <w:r>
+        <w:t>GERÇEK ROBOT konveyördeki kutuya TOUCH pozunda indi. Dünya z=0'ın yer olduğu bağımsız doğrulandı: TF 0.9995 ↔ şerit metre 1.00–1.01.</w:t>
+      </w:r>
+    </w:p>
+    <w:p>
+      <w:pPr>
+        <w:pStyle w:val="ListBullet"/>
+        <w:spacing w:after="60"/>
+        <w:ind w:left="360"/>
+      </w:pPr>
+      <w:r>
+        <w:t>45 mm'lik optik sapma iki bağımsız yüzeyde ölçüldü ve düzeltildi.</w:t>
+      </w:r>
+    </w:p>
+    <w:p>
+      <w:pPr>
+        <w:pStyle w:val="ListBullet"/>
+        <w:spacing w:after="60"/>
+        <w:ind w:left="360"/>
+      </w:pPr>
+      <w:r>
+        <w:t>Konveyör korkulukları: modelde eksik oldukları BİR ÇARPIŞMAYLA öğrenildi, ölçülüp çarpışma modeline eklendi.</w:t>
+      </w:r>
+    </w:p>
+    <w:p>
+      <w:pPr>
+        <w:pStyle w:val="ListBullet"/>
+        <w:spacing w:after="60"/>
+        <w:ind w:left="360"/>
+      </w:pPr>
+      <w:r>
+        <w:t>Vakum onayının sim'de kapatılması sonrası kavramanın çalışması.</w:t>
+      </w:r>
+    </w:p>
+    <w:p>
+      <w:pPr>
+        <w:pStyle w:val="Heading2"/>
+      </w:pPr>
+      <w:r>
+        <w:rPr>
+          <w:color w:val="1E517B"/>
+        </w:rPr>
+        <w:t>19.2 Yazıldı, hücrede denenmedi</w:t>
+      </w:r>
+    </w:p>
+    <w:p>
+      <w:pPr>
+        <w:pStyle w:val="ListBullet"/>
+        <w:spacing w:after="60"/>
+        <w:ind w:left="360"/>
+      </w:pPr>
+      <w:r>
+        <w:t>Gerçek robotta uçtan uca görev — parçanın gerçekten vakumla alınıp bırakılması. Kol hedefe gidiyor; kavrama zincirinin tamamı henüz koşulmadı.</w:t>
+      </w:r>
+    </w:p>
+    <w:p>
+      <w:pPr>
+        <w:pStyle w:val="ListBullet"/>
+        <w:spacing w:after="60"/>
+        <w:ind w:left="360"/>
+      </w:pPr>
+      <w:r>
+        <w:t>Kalibrasyon dosyasının artık gerçekten yüklendiğinin ÖLÇÜLMESİ: argüman düzeltildi, ama düzeltilmiş DH modelinin konum hatasına etkisi sayıyla karşılaştırılmadı.</w:t>
+      </w:r>
+    </w:p>
+    <w:p>
+      <w:pPr>
+        <w:pStyle w:val="ListBullet"/>
+        <w:spacing w:after="60"/>
+        <w:ind w:left="360"/>
+      </w:pPr>
+      <w:r>
+        <w:t>VGC10 sürücüsünün launch'tan otomatik kalkması (statik olarak doğrulandı: kurulu dosya, dal mantığı, sözdizimi).</w:t>
+      </w:r>
+    </w:p>
+    <w:p>
+      <w:pPr>
+        <w:pStyle w:val="ListBullet"/>
+        <w:spacing w:after="60"/>
+        <w:ind w:left="360"/>
+      </w:pPr>
+      <w:r>
+        <w:t>Görev marker'larının RViz'de görünmesi (düğümlerin yeniden başlatılması gerekiyor).</w:t>
+      </w:r>
+    </w:p>
+    <w:p>
+      <w:pPr>
+        <w:pStyle w:val="ListBullet"/>
+        <w:spacing w:after="60"/>
+        <w:ind w:left="360"/>
+      </w:pPr>
+      <w:r>
+        <w:t>Sim'de ayarlanmış tarama pozlarının gerçek hücrede aynı kadrajı vermesi.</w:t>
+      </w:r>
+    </w:p>
+    <w:p>
+      <w:pPr>
+        <w:pStyle w:val="Heading2"/>
+      </w:pPr>
+      <w:r>
+        <w:rPr>
+          <w:color w:val="1E517B"/>
+        </w:rPr>
+        <w:t>19.3 Bilinen sınırlar</w:t>
+      </w:r>
+    </w:p>
+    <w:p>
+      <w:pPr>
+        <w:pStyle w:val="ListBullet"/>
+        <w:spacing w:after="60"/>
+        <w:ind w:left="360"/>
+      </w:pPr>
+      <w:r>
+        <w:t>Doğrulama DURUMLARI denetler, YOLLARI değil (bkz. 14.3). Yaklaşma listesi bunu telafi ediyor ama kapatmıyor. Kapatmanın yolu, seçilen her yaklaşma için plan_only bir plan denemesi.</w:t>
+      </w:r>
+    </w:p>
+    <w:p>
+      <w:pPr>
+        <w:pStyle w:val="ListBullet"/>
+        <w:spacing w:after="60"/>
+        <w:ind w:left="360"/>
+      </w:pPr>
+      <w:r>
+        <w:t>Bırakma komutu doğrulanmıyor: release() koşulsuz başarı dönüyor. Kaybolan bir komut parçayı kavrayıcıda bırakır ve kol yoluna devam eder.</w:t>
+      </w:r>
+    </w:p>
+    <w:p>
+      <w:pPr>
+        <w:pStyle w:val="ListBullet"/>
+        <w:spacing w:after="60"/>
+        <w:ind w:left="360"/>
+      </w:pPr>
+      <w:r>
+        <w:t>Modbus kopması ile “kap yüzeye oturmadı” ayırt edilemiyor: sürücünün durum okuması her istisnada sessizce [0, 0] dönüyor. Ayrımı yalnızca sürücünün stdout'undaki “[comModbusTcp] getStatus exception” satırı yapıyor.</w:t>
+      </w:r>
+    </w:p>
+    <w:p>
+      <w:pPr>
+        <w:pStyle w:val="ListBullet"/>
+        <w:spacing w:after="60"/>
+        <w:ind w:left="360"/>
+      </w:pPr>
+      <w:r>
+        <w:t>Kategori tanıma zayıf: derinlik render'ı ER 2 için dağılım-içi girdi değil (bkz. Bölüm 4).</w:t>
+      </w:r>
+    </w:p>
+    <w:p>
+      <w:pPr>
+        <w:pStyle w:val="Heading2"/>
+      </w:pPr>
+      <w:r>
+        <w:rPr>
+          <w:color w:val="1E517B"/>
+        </w:rPr>
+        <w:t>19.4 Test durumu</w:t>
+      </w:r>
+    </w:p>
+    <w:p>
+      <w:pPr>
+        <w:spacing w:after="120"/>
+      </w:pPr>
+      <w:r>
+        <w:rPr>
+          <w:i w:val="0"/>
+          <w:sz w:val="21"/>
+        </w:rPr>
+        <w:t>Paket 85 otomatik test taşıyor; çoğu ROS grafiği ayağa kaldırmadan çalışıyor. Bu testlerin büyük kısmı bir düzeltmeyi değil, BİR HATANIN GERİ GELMEMESİNİ koruyor.</w:t>
+      </w:r>
+    </w:p>
+    <w:tbl>
+      <w:tblPr>
+        <w:tblStyle w:val="LightGrid-Accent1"/>
+        <w:tblW w:type="auto" w:w="0"/>
+        <w:tblLayout w:type="fixed"/>
+        <w:tblLook w:firstColumn="1" w:firstRow="1" w:lastColumn="0" w:lastRow="0" w:noHBand="0" w:noVBand="1" w:val="04A0"/>
+      </w:tblPr>
+      <w:tblGrid>
+        <w:gridCol w:w="3024"/>
+        <w:gridCol w:w="1008"/>
+        <w:gridCol w:w="4896"/>
+      </w:tblGrid>
+      <w:tr>
+        <w:trPr>
+          <w:cantSplit/>
+        </w:trPr>
+        <w:tc>
+          <w:tcPr>
+            <w:tcW w:type="dxa" w:w="3024"/>
+          </w:tcPr>
+          <w:p>
+            <w:r/>
+            <w:r>
+              <w:rPr>
+                <w:b/>
+                <w:sz w:val="19"/>
+              </w:rPr>
+              <w:t>test dosyası</w:t>
+            </w:r>
+          </w:p>
+        </w:tc>
+        <w:tc>
+          <w:tcPr>
+            <w:tcW w:type="dxa" w:w="1008"/>
+          </w:tcPr>
+          <w:p>
+            <w:r/>
+            <w:r>
+              <w:rPr>
+                <w:b/>
+                <w:sz w:val="19"/>
+              </w:rPr>
+              <w:t>adet</w:t>
+            </w:r>
+          </w:p>
+        </w:tc>
+        <w:tc>
+          <w:tcPr>
+            <w:tcW w:type="dxa" w:w="4896"/>
+          </w:tcPr>
+          <w:p>
+            <w:r/>
+            <w:r>
+              <w:rPr>
+                <w:b/>
+                <w:sz w:val="19"/>
+              </w:rPr>
+              <w:t>neyi sabitliyor</w:t>
+            </w:r>
+          </w:p>
+        </w:tc>
+      </w:tr>
+      <w:tr>
+        <w:trPr>
+          <w:cantSplit/>
+        </w:trPr>
+        <w:tc>
+          <w:tcPr>
+            <w:tcW w:type="dxa" w:w="3024"/>
+          </w:tcPr>
+          <w:p>
+            <w:r/>
+            <w:r>
+              <w:rPr>
+                <w:sz w:val="19"/>
+              </w:rPr>
+              <w:t>test_place_search</w:t>
+            </w:r>
+          </w:p>
+        </w:tc>
+        <w:tc>
+          <w:tcPr>
+            <w:tcW w:type="dxa" w:w="1008"/>
+          </w:tcPr>
+          <w:p>
+            <w:r/>
+            <w:r>
+              <w:rPr>
+                <w:sz w:val="19"/>
+              </w:rPr>
+              <w:t>12</w:t>
+            </w:r>
+          </w:p>
+        </w:tc>
+        <w:tc>
+          <w:tcPr>
+            <w:tcW w:type="dxa" w:w="4896"/>
+          </w:tcPr>
+          <w:p>
+            <w:r/>
+            <w:r>
+              <w:rPr>
+                <w:sz w:val="19"/>
+              </w:rPr>
+              <w:t>kaydırma yüzeyde kalır, içten dışa aranır</w:t>
+            </w:r>
+          </w:p>
+        </w:tc>
+      </w:tr>
+      <w:tr>
+        <w:trPr>
+          <w:cantSplit/>
+        </w:trPr>
+        <w:tc>
+          <w:tcPr>
+            <w:tcW w:type="dxa" w:w="3024"/>
+          </w:tcPr>
+          <w:p>
+            <w:r/>
+            <w:r>
+              <w:rPr>
+                <w:sz w:val="19"/>
+              </w:rPr>
+              <w:t>test_payload</w:t>
+            </w:r>
+          </w:p>
+        </w:tc>
+        <w:tc>
+          <w:tcPr>
+            <w:tcW w:type="dxa" w:w="1008"/>
+          </w:tcPr>
+          <w:p>
+            <w:r/>
+            <w:r>
+              <w:rPr>
+                <w:sz w:val="19"/>
+              </w:rPr>
+              <w:t>9</w:t>
+            </w:r>
+          </w:p>
+        </w:tc>
+        <w:tc>
+          <w:tcPr>
+            <w:tcW w:type="dxa" w:w="4896"/>
+          </w:tcPr>
+          <w:p>
+            <w:r/>
+            <w:r>
+              <w:rPr>
+                <w:sz w:val="19"/>
+              </w:rPr>
+              <w:t>parça boyutu derinlikten, histogram modu</w:t>
+            </w:r>
+          </w:p>
+        </w:tc>
+      </w:tr>
+      <w:tr>
+        <w:trPr>
+          <w:cantSplit/>
+        </w:trPr>
+        <w:tc>
+          <w:tcPr>
+            <w:tcW w:type="dxa" w:w="3024"/>
+          </w:tcPr>
+          <w:p>
+            <w:r/>
+            <w:r>
+              <w:rPr>
+                <w:sz w:val="19"/>
+              </w:rPr>
+              <w:t>test_markers</w:t>
+            </w:r>
+          </w:p>
+        </w:tc>
+        <w:tc>
+          <w:tcPr>
+            <w:tcW w:type="dxa" w:w="1008"/>
+          </w:tcPr>
+          <w:p>
+            <w:r/>
+            <w:r>
+              <w:rPr>
+                <w:sz w:val="19"/>
+              </w:rPr>
+              <w:t>7</w:t>
+            </w:r>
+          </w:p>
+        </w:tc>
+        <w:tc>
+          <w:tcPr>
+            <w:tcW w:type="dxa" w:w="4896"/>
+          </w:tcPr>
+          <w:p>
+            <w:r/>
+            <w:r>
+              <w:rPr>
+                <w:sz w:val="19"/>
+              </w:rPr>
+              <w:t>DELETEALL yok, artakalanlar tek tek silinir</w:t>
+            </w:r>
+          </w:p>
+        </w:tc>
+      </w:tr>
+      <w:tr>
+        <w:trPr>
+          <w:cantSplit/>
+        </w:trPr>
+        <w:tc>
+          <w:tcPr>
+            <w:tcW w:type="dxa" w:w="3024"/>
+          </w:tcPr>
+          <w:p>
+            <w:r/>
+            <w:r>
+              <w:rPr>
+                <w:sz w:val="19"/>
+              </w:rPr>
+              <w:t>test_depth_conventions</w:t>
+            </w:r>
+          </w:p>
+        </w:tc>
+        <w:tc>
+          <w:tcPr>
+            <w:tcW w:type="dxa" w:w="1008"/>
+          </w:tcPr>
+          <w:p>
+            <w:r/>
+            <w:r>
+              <w:rPr>
+                <w:sz w:val="19"/>
+              </w:rPr>
+              <w:t>7</w:t>
+            </w:r>
+          </w:p>
+        </w:tc>
+        <w:tc>
+          <w:tcPr>
+            <w:tcW w:type="dxa" w:w="4896"/>
+          </w:tcPr>
+          <w:p>
+            <w:r/>
+            <w:r>
+              <w:rPr>
+                <w:sz w:val="19"/>
+              </w:rPr>
+              <w:t>ölçek ve radyal/planar dönüşümleri</w:t>
+            </w:r>
+          </w:p>
+        </w:tc>
+      </w:tr>
+      <w:tr>
+        <w:trPr>
+          <w:cantSplit/>
+        </w:trPr>
+        <w:tc>
+          <w:tcPr>
+            <w:tcW w:type="dxa" w:w="3024"/>
+          </w:tcPr>
+          <w:p>
+            <w:r/>
+            <w:r>
+              <w:rPr>
+                <w:sz w:val="19"/>
+              </w:rPr>
+              <w:t>test_reachability_live</w:t>
+            </w:r>
+          </w:p>
+        </w:tc>
+        <w:tc>
+          <w:tcPr>
+            <w:tcW w:type="dxa" w:w="1008"/>
+          </w:tcPr>
+          <w:p>
+            <w:r/>
+            <w:r>
+              <w:rPr>
+                <w:sz w:val="19"/>
+              </w:rPr>
+              <w:t>7</w:t>
+            </w:r>
+          </w:p>
+        </w:tc>
+        <w:tc>
+          <w:tcPr>
+            <w:tcW w:type="dxa" w:w="4896"/>
+          </w:tcPr>
+          <w:p>
+            <w:r/>
+            <w:r>
+              <w:rPr>
+                <w:sz w:val="19"/>
+              </w:rPr>
+              <w:t>gerçek MoveIt'e karşı IK kararları</w:t>
+            </w:r>
+          </w:p>
+        </w:tc>
+      </w:tr>
+      <w:tr>
+        <w:trPr>
+          <w:cantSplit/>
+        </w:trPr>
+        <w:tc>
+          <w:tcPr>
+            <w:tcW w:type="dxa" w:w="3024"/>
+          </w:tcPr>
+          <w:p>
+            <w:r/>
+            <w:r>
+              <w:rPr>
+                <w:sz w:val="19"/>
+              </w:rPr>
+              <w:t>test_reachability</w:t>
+            </w:r>
+          </w:p>
+        </w:tc>
+        <w:tc>
+          <w:tcPr>
+            <w:tcW w:type="dxa" w:w="1008"/>
+          </w:tcPr>
+          <w:p>
+            <w:r/>
+            <w:r>
+              <w:rPr>
+                <w:sz w:val="19"/>
+              </w:rPr>
+              <w:t>6</w:t>
+            </w:r>
+          </w:p>
+        </w:tc>
+        <w:tc>
+          <w:tcPr>
+            <w:tcW w:type="dxa" w:w="4896"/>
+          </w:tcPr>
+          <w:p>
+            <w:r/>
+            <w:r>
+              <w:rPr>
+                <w:sz w:val="19"/>
+              </w:rPr>
+              <w:t>çarpışma ↔ erişimsizlik, is_diff bayrağı</w:t>
+            </w:r>
+          </w:p>
+        </w:tc>
+      </w:tr>
+      <w:tr>
+        <w:trPr>
+          <w:cantSplit/>
+        </w:trPr>
+        <w:tc>
+          <w:tcPr>
+            <w:tcW w:type="dxa" w:w="3024"/>
+          </w:tcPr>
+          <w:p>
+            <w:r/>
+            <w:r>
+              <w:rPr>
+                <w:sz w:val="19"/>
+              </w:rPr>
+              <w:t>test_vacuum_modes</w:t>
+            </w:r>
+          </w:p>
+        </w:tc>
+        <w:tc>
+          <w:tcPr>
+            <w:tcW w:type="dxa" w:w="1008"/>
+          </w:tcPr>
+          <w:p>
+            <w:r/>
+            <w:r>
+              <w:rPr>
+                <w:sz w:val="19"/>
+              </w:rPr>
+              <w:t>6</w:t>
+            </w:r>
+          </w:p>
+        </w:tc>
+        <w:tc>
+          <w:tcPr>
+            <w:tcW w:type="dxa" w:w="4896"/>
+          </w:tcPr>
+          <w:p>
+            <w:r/>
+            <w:r>
+              <w:rPr>
+                <w:sz w:val="19"/>
+              </w:rPr>
+              <w:t>mod sabitleri, mod başına onay ayarı</w:t>
+            </w:r>
+          </w:p>
+        </w:tc>
+      </w:tr>
+      <w:tr>
+        <w:trPr>
+          <w:cantSplit/>
+        </w:trPr>
+        <w:tc>
+          <w:tcPr>
+            <w:tcW w:type="dxa" w:w="3024"/>
+          </w:tcPr>
+          <w:p>
+            <w:r/>
+            <w:r>
+              <w:rPr>
+                <w:sz w:val="19"/>
+              </w:rPr>
+              <w:t>test_api_key</w:t>
+            </w:r>
+          </w:p>
+        </w:tc>
+        <w:tc>
+          <w:tcPr>
+            <w:tcW w:type="dxa" w:w="1008"/>
+          </w:tcPr>
+          <w:p>
+            <w:r/>
+            <w:r>
+              <w:rPr>
+                <w:sz w:val="19"/>
+              </w:rPr>
+              <w:t>6</w:t>
+            </w:r>
+          </w:p>
+        </w:tc>
+        <w:tc>
+          <w:tcPr>
+            <w:tcW w:type="dxa" w:w="4896"/>
+          </w:tcPr>
+          <w:p>
+            <w:r/>
+            <w:r>
+              <w:rPr>
+                <w:sz w:val="19"/>
+              </w:rPr>
+              <w:t>anahtar arama sırası</w:t>
+            </w:r>
+          </w:p>
+        </w:tc>
+      </w:tr>
+      <w:tr>
+        <w:trPr>
+          <w:cantSplit/>
+        </w:trPr>
+        <w:tc>
+          <w:tcPr>
+            <w:tcW w:type="dxa" w:w="3024"/>
+          </w:tcPr>
+          <w:p>
+            <w:r/>
+            <w:r>
+              <w:rPr>
+                <w:sz w:val="19"/>
+              </w:rPr>
+              <w:t>test_tool_geometry</w:t>
+            </w:r>
+          </w:p>
+        </w:tc>
+        <w:tc>
+          <w:tcPr>
+            <w:tcW w:type="dxa" w:w="1008"/>
+          </w:tcPr>
+          <w:p>
+            <w:r/>
+            <w:r>
+              <w:rPr>
+                <w:sz w:val="19"/>
+              </w:rPr>
+              <w:t>5</w:t>
+            </w:r>
+          </w:p>
+        </w:tc>
+        <w:tc>
+          <w:tcPr>
+            <w:tcW w:type="dxa" w:w="4896"/>
+          </w:tcPr>
+          <w:p>
+            <w:r/>
+            <w:r>
+              <w:rPr>
+                <w:sz w:val="19"/>
+              </w:rPr>
+              <w:t>emme ekseni ve TCP URDF'ten okunur</w:t>
+            </w:r>
+          </w:p>
+        </w:tc>
+      </w:tr>
+      <w:tr>
+        <w:trPr>
+          <w:cantSplit/>
+        </w:trPr>
+        <w:tc>
+          <w:tcPr>
+            <w:tcW w:type="dxa" w:w="3024"/>
+          </w:tcPr>
+          <w:p>
+            <w:r/>
+            <w:r>
+              <w:rPr>
+                <w:sz w:val="19"/>
+              </w:rPr>
+              <w:t>test_spin_once_guard</w:t>
+            </w:r>
+          </w:p>
+        </w:tc>
+        <w:tc>
+          <w:tcPr>
+            <w:tcW w:type="dxa" w:w="1008"/>
+          </w:tcPr>
+          <w:p>
+            <w:r/>
+            <w:r>
+              <w:rPr>
+                <w:sz w:val="19"/>
+              </w:rPr>
+              <w:t>4</w:t>
+            </w:r>
+          </w:p>
+        </w:tc>
+        <w:tc>
+          <w:tcPr>
+            <w:tcW w:type="dxa" w:w="4896"/>
+          </w:tcPr>
+          <w:p>
+            <w:r/>
+            <w:r>
+              <w:rPr>
+                <w:sz w:val="19"/>
+              </w:rPr>
+              <w:t>düğümün executor'dan düşmemesi</w:t>
+            </w:r>
+          </w:p>
+        </w:tc>
+      </w:tr>
+      <w:tr>
+        <w:trPr>
+          <w:cantSplit/>
+        </w:trPr>
+        <w:tc>
+          <w:tcPr>
+            <w:tcW w:type="dxa" w:w="3024"/>
+          </w:tcPr>
+          <w:p>
+            <w:r/>
+            <w:r>
+              <w:rPr>
+                <w:sz w:val="19"/>
+              </w:rPr>
+              <w:t>test_planning_budget</w:t>
+            </w:r>
+          </w:p>
+        </w:tc>
+        <w:tc>
+          <w:tcPr>
+            <w:tcW w:type="dxa" w:w="1008"/>
+          </w:tcPr>
+          <w:p>
+            <w:r/>
+            <w:r>
+              <w:rPr>
+                <w:sz w:val="19"/>
+              </w:rPr>
+              <w:t>3</w:t>
+            </w:r>
+          </w:p>
+        </w:tc>
+        <w:tc>
+          <w:tcPr>
+            <w:tcW w:type="dxa" w:w="4896"/>
+          </w:tcPr>
+          <w:p>
+            <w:r/>
+            <w:r>
+              <w:rPr>
+                <w:sz w:val="19"/>
+              </w:rPr>
+              <w:t>planlama bütçesi sessizce atlanmaz</w:t>
+            </w:r>
+          </w:p>
+        </w:tc>
+      </w:tr>
+    </w:tbl>
+    <w:p>
+      <w:pPr>
+        <w:spacing w:after="120"/>
+      </w:pPr>
     </w:p>
     <w:p/>
     <w:p>

--- a/gemini_robotics_ros/doc/gemini_robotics_ros_raporu.docx
+++ b/gemini_robotics_ros/doc/gemini_robotics_ros_raporu.docx
@@ -42,7 +42,7 @@
         <w:br/>
         <w:t>gemini_robotics_ros paketi — geliştirme raporu</w:t>
         <w:br/>
-        <w:t>ESOGÜ IFARLAB · 10–11 Ağustos 2026</w:t>
+        <w:t>ESOGÜ IFARLAB · 10–18 Ağustos 2026</w:t>
       </w:r>
     </w:p>
     <w:p/>
@@ -187,6 +187,56 @@
       </w:pPr>
       <w:r>
         <w:t>Parçanın kalınlığının elle girilmesi — boyut artık derinlikten ölçülüyor; yüzde yerine histogram modu kullanılıyor (Bölüm 11.2).</w:t>
+      </w:r>
+    </w:p>
+    <w:p>
+      <w:pPr>
+        <w:pStyle w:val="ListBullet"/>
+        <w:spacing w:after="60"/>
+        <w:ind w:left="360"/>
+      </w:pPr>
+      <w:r>
+        <w:t>Gerçek hücrede kabın parçayı bant üzerinde sürüklemesi — sebep kolda değil 7. eksende: lineer ray yörüngeyi sabit 53 mm geriden takip ediyordu (Bölüm 21).</w:t>
+      </w:r>
+    </w:p>
+    <w:p>
+      <w:pPr>
+        <w:pStyle w:val="ListBullet"/>
+        <w:spacing w:after="60"/>
+        <w:ind w:left="360"/>
+      </w:pPr>
+      <w:r>
+        <w:t>Düzlem uydurmadaki artığın RMS değil mutlak sapmanın ortalaması olarak hesaplanması — kavrama kapısı yazıldığından gevşek çalışıyordu (Bölüm 22.1).</w:t>
+      </w:r>
+    </w:p>
+    <w:p>
+      <w:pPr>
+        <w:pStyle w:val="ListBullet"/>
+        <w:spacing w:after="60"/>
+        <w:ind w:left="360"/>
+      </w:pPr>
+      <w:r>
+        <w:t>Kap yüzeye tam oturmadığında görevin iptal olması — sızdıran kavrama artık normal boyunca birkaç mm bastırılıp yineleniyor (Bölüm 22.3).</w:t>
+      </w:r>
+    </w:p>
+    <w:p>
+      <w:pPr>
+        <w:pStyle w:val="ListBullet"/>
+        <w:spacing w:after="60"/>
+        <w:ind w:left="360"/>
+      </w:pPr>
+      <w:r>
+        <w:t>Derinlikten ölçülen parça boyutunun her koşuda sessizce atılıp config değerine düşülmesi (Bölüm 22.8); ve ölçümün konveyör bandının tamamına yayılabilmesi (Bölüm 22.9).</w:t>
+      </w:r>
+    </w:p>
+    <w:p>
+      <w:pPr>
+        <w:pStyle w:val="ListBullet"/>
+        <w:spacing w:after="60"/>
+        <w:ind w:left="360"/>
+      </w:pPr>
+      <w:r>
+        <w:t>Kavrayıcının robot tanımında koşullu hale gelmesi ve çalışma anında eklenen çarpışma geometrisinin URDF'e taşınması (Bölüm 20).</w:t>
       </w:r>
     </w:p>
     <w:p>
@@ -10817,7 +10867,7 @@
           <w:color w:val="555F6B"/>
           <w:sz w:val="21"/>
         </w:rPr>
-        <w:t>Bölüm 13, çalışmaya 12 Ağustos'ta ara verildiği andaki durumu kaydeder ve tarihsel kayıt olarak duruyor. Aşağıdaki liste onun yerine geçer.</w:t>
+        <w:t>Bölüm 13, çalışmaya 12 Ağustos'ta ara verildiği andaki durumu kaydeder ve tarihsel kayıt olarak duruyor. Aşağıdaki liste onun yerine geçer. GÜNCEL durum için Bölüm 23'e bakın.</w:t>
       </w:r>
     </w:p>
     <w:p>
@@ -11620,6 +11670,3076 @@
       <w:pPr>
         <w:spacing w:after="120"/>
       </w:pPr>
+    </w:p>
+    <w:p>
+      <w:pPr>
+        <w:pStyle w:val="Heading1"/>
+      </w:pPr>
+      <w:r>
+        <w:rPr>
+          <w:color w:val="1E517B"/>
+        </w:rPr>
+        <w:t>20. Robot Tanımı: ur_macro.xacro'da Toplananlar</w:t>
+      </w:r>
+    </w:p>
+    <w:p>
+      <w:pPr>
+        <w:spacing w:after="120"/>
+      </w:pPr>
+      <w:r>
+        <w:rPr>
+          <w:i w:val="0"/>
+          <w:sz w:val="21"/>
+        </w:rPr>
+        <w:t>Kavrama zincirinin en alt katmanı robot tanımıdır: MoveIt neyi çarpışma sayacağını, IK'nın hangi frame'i hedefleyeceğini ve kap ucunun nerede olduğunu buradan öğrenir. Bu bölüm, paketin dışında ama doğrudan onun için yapılan URDF değişikliklerini toplar. Hepsi Universal_Robots_ROS2_Description/urdf/ur_macro.xacro içindedir.</w:t>
+      </w:r>
+    </w:p>
+    <w:p>
+      <w:pPr>
+        <w:spacing w:after="120"/>
+      </w:pPr>
+      <w:r>
+        <w:rPr>
+          <w:i w:val="0"/>
+          <w:sz w:val="21"/>
+        </w:rPr>
+        <w:t>Ortak gerekçe şu: bu geometrilerin bir kısmı eskiden düğüm ayağa kalkarken ÇALIŞMA ANINDA planlama sahnesine ekleniyordu. O yol iki sebeple bırakıldı — geometriyi ekleyen düğüm çalışmadığında kol çıplak bir modelle plan yapıyor, ve aynı hücreyi kullanan ikinci bir düğüm (inspection, multirobot) aynı kutuları kendi kodunda yeniden tanımlamak zorunda kalıyordu. URDF tek kaynak olunca ikisi de bitti.</w:t>
+      </w:r>
+    </w:p>
+    <w:p>
+      <w:pPr>
+        <w:pStyle w:val="Heading2"/>
+      </w:pPr>
+      <w:r>
+        <w:rPr>
+          <w:color w:val="1E517B"/>
+        </w:rPr>
+        <w:t>20.1 Kavrayıcı artık koşullu</w:t>
+      </w:r>
+    </w:p>
+    <w:p>
+      <w:pPr>
+        <w:spacing w:after="120"/>
+      </w:pPr>
+      <w:r>
+        <w:rPr>
+          <w:i w:val="0"/>
+          <w:sz w:val="21"/>
+        </w:rPr>
+        <w:t>Makro iki yeni argüman alıyor: use_gripper (OnRobot 2FG7 parmaklı) ve use_vacuum_gripper (OnRobot VGC10 vakum). İkisi de varsayılan false ve ortam değişkeninden de okunabiliyor ($(optenv ENV_USE_VACUUM_GRIPPER false)). Argümanlar ros2_control makrosuna da geçiriliyor, yani kavrayıcı yalnız istendiğinde hem URDF'e hem donanım arayüzüne giriyor.</w:t>
+      </w:r>
+    </w:p>
+    <w:p>
+      <w:pPr>
+        <w:spacing w:before="80" w:after="160"/>
+        <w:ind w:left="288"/>
+        <w:shd w:val="clear" w:fill="F2F4F6"/>
+      </w:pPr>
+      <w:r>
+        <w:rPr>
+          <w:rFonts w:ascii="Consolas" w:hAnsi="Consolas"/>
+          <w:sz w:val="18"/>
+        </w:rPr>
+        <w:t>use_gripper:=false</w:t>
+        <w:br/>
+        <w:t>use_vacuum_gripper:=false</w:t>
+      </w:r>
+    </w:p>
+    <w:p>
+      <w:pPr>
+        <w:spacing w:after="120"/>
+      </w:pPr>
+      <w:r>
+        <w:rPr>
+          <w:i w:val="0"/>
+          <w:sz w:val="21"/>
+        </w:rPr>
+        <w:t>Neden önemli: aynı hücre üç farklı işte kullanılıyor (inceleme, temizleme, pick and place) ve her birinde uçta başka bir alet var. Kavrayıcıyı taban dosyaya sabitlemek, kullanılmadığı işlerde MoveIt'e hayali bir çarpışma hacmi taşıtır; hiç koymamak ise pick and place'i imkânsız kılar. Koşullu tanım ikisini de çözüyor.</w:t>
+      </w:r>
+    </w:p>
+    <w:p>
+      <w:pPr>
+        <w:pStyle w:val="Heading2"/>
+      </w:pPr>
+      <w:r>
+        <w:rPr>
+          <w:color w:val="1E517B"/>
+        </w:rPr>
+        <w:t>20.2 Vakum kavrayıcının iki link'i</w:t>
+      </w:r>
+    </w:p>
+    <w:p>
+      <w:pPr>
+        <w:spacing w:after="120"/>
+      </w:pPr>
+      <w:r>
+        <w:rPr>
+          <w:i w:val="0"/>
+          <w:sz w:val="21"/>
+        </w:rPr>
+        <w:t>use_vacuum_gripper açıkken iki link ve iki sabit joint ekleniyor. Kap ayrı bir link olarak duruyor, çünkü TCP ölçümü (Bölüm 7.9.1) tam olarak bu link'in mesh'inden okunuyor: emme ekseni dönel yüzey uydurmasıyla, ağız halkası yarıçap profiliyle bulunuyor. Kap gövdeye gömülü olsaydı ölçülecek bir şey kalmazdı ve sabit yine elle girilirdi — 156 mm hatasının kaynağı buydu.</w:t>
+      </w:r>
+    </w:p>
+    <w:tbl>
+      <w:tblPr>
+        <w:tblStyle w:val="LightGrid-Accent1"/>
+        <w:tblW w:type="auto" w:w="0"/>
+        <w:tblLayout w:type="fixed"/>
+        <w:tblLook w:firstColumn="1" w:firstRow="1" w:lastColumn="0" w:lastRow="0" w:noHBand="0" w:noVBand="1" w:val="04A0"/>
+      </w:tblPr>
+      <w:tblGrid>
+        <w:gridCol w:w="3168"/>
+        <w:gridCol w:w="2304"/>
+        <w:gridCol w:w="3456"/>
+      </w:tblGrid>
+      <w:tr>
+        <w:trPr>
+          <w:cantSplit/>
+        </w:trPr>
+        <w:tc>
+          <w:tcPr>
+            <w:tcW w:type="dxa" w:w="3168"/>
+          </w:tcPr>
+          <w:p>
+            <w:r/>
+            <w:r>
+              <w:rPr>
+                <w:b/>
+                <w:sz w:val="19"/>
+              </w:rPr>
+              <w:t>link / joint</w:t>
+            </w:r>
+          </w:p>
+        </w:tc>
+        <w:tc>
+          <w:tcPr>
+            <w:tcW w:type="dxa" w:w="2304"/>
+          </w:tcPr>
+          <w:p>
+            <w:r/>
+            <w:r>
+              <w:rPr>
+                <w:b/>
+                <w:sz w:val="19"/>
+              </w:rPr>
+              <w:t>ebeveyn</w:t>
+            </w:r>
+          </w:p>
+        </w:tc>
+        <w:tc>
+          <w:tcPr>
+            <w:tcW w:type="dxa" w:w="3456"/>
+          </w:tcPr>
+          <w:p>
+            <w:r/>
+            <w:r>
+              <w:rPr>
+                <w:b/>
+                <w:sz w:val="19"/>
+              </w:rPr>
+              <w:t>origin xyz (m)</w:t>
+            </w:r>
+          </w:p>
+        </w:tc>
+      </w:tr>
+      <w:tr>
+        <w:trPr>
+          <w:cantSplit/>
+        </w:trPr>
+        <w:tc>
+          <w:tcPr>
+            <w:tcW w:type="dxa" w:w="3168"/>
+          </w:tcPr>
+          <w:p>
+            <w:r/>
+            <w:r>
+              <w:rPr>
+                <w:sz w:val="19"/>
+              </w:rPr>
+              <w:t>vacuum_gripper_joint</w:t>
+            </w:r>
+          </w:p>
+        </w:tc>
+        <w:tc>
+          <w:tcPr>
+            <w:tcW w:type="dxa" w:w="2304"/>
+          </w:tcPr>
+          <w:p>
+            <w:r/>
+            <w:r>
+              <w:rPr>
+                <w:sz w:val="19"/>
+              </w:rPr>
+              <w:t>tool0</w:t>
+            </w:r>
+          </w:p>
+        </w:tc>
+        <w:tc>
+          <w:tcPr>
+            <w:tcW w:type="dxa" w:w="3456"/>
+          </w:tcPr>
+          <w:p>
+            <w:r/>
+            <w:r>
+              <w:rPr>
+                <w:sz w:val="19"/>
+              </w:rPr>
+              <w:t>0.04267, 0.056052, -0.0195</w:t>
+            </w:r>
+          </w:p>
+        </w:tc>
+      </w:tr>
+      <w:tr>
+        <w:trPr>
+          <w:cantSplit/>
+        </w:trPr>
+        <w:tc>
+          <w:tcPr>
+            <w:tcW w:type="dxa" w:w="3168"/>
+          </w:tcPr>
+          <w:p>
+            <w:r/>
+            <w:r>
+              <w:rPr>
+                <w:sz w:val="19"/>
+              </w:rPr>
+              <w:t>suction_cup_joint</w:t>
+            </w:r>
+          </w:p>
+        </w:tc>
+        <w:tc>
+          <w:tcPr>
+            <w:tcW w:type="dxa" w:w="2304"/>
+          </w:tcPr>
+          <w:p>
+            <w:r/>
+            <w:r>
+              <w:rPr>
+                <w:sz w:val="19"/>
+              </w:rPr>
+              <w:t>vacuum_gripper</w:t>
+            </w:r>
+          </w:p>
+        </w:tc>
+        <w:tc>
+          <w:tcPr>
+            <w:tcW w:type="dxa" w:w="3456"/>
+          </w:tcPr>
+          <w:p>
+            <w:r/>
+            <w:r>
+              <w:rPr>
+                <w:sz w:val="19"/>
+              </w:rPr>
+              <w:t>0.070588, 0.044218, 0.0195</w:t>
+            </w:r>
+          </w:p>
+        </w:tc>
+      </w:tr>
+      <w:tr>
+        <w:trPr>
+          <w:cantSplit/>
+        </w:trPr>
+        <w:tc>
+          <w:tcPr>
+            <w:tcW w:type="dxa" w:w="3168"/>
+          </w:tcPr>
+          <w:p>
+            <w:r/>
+            <w:r>
+              <w:rPr>
+                <w:sz w:val="19"/>
+              </w:rPr>
+              <w:t>vacuum_gripper (mesh)</w:t>
+            </w:r>
+          </w:p>
+        </w:tc>
+        <w:tc>
+          <w:tcPr>
+            <w:tcW w:type="dxa" w:w="2304"/>
+          </w:tcPr>
+          <w:p>
+            <w:r/>
+            <w:r>
+              <w:rPr>
+                <w:sz w:val="19"/>
+              </w:rPr>
+              <w:t>—</w:t>
+            </w:r>
+          </w:p>
+        </w:tc>
+        <w:tc>
+          <w:tcPr>
+            <w:tcW w:type="dxa" w:w="3456"/>
+          </w:tcPr>
+          <w:p>
+            <w:r/>
+            <w:r>
+              <w:rPr>
+                <w:sz w:val="19"/>
+              </w:rPr>
+              <w:t>vacuum_gripper.stl, 0.001 ölçek</w:t>
+            </w:r>
+          </w:p>
+        </w:tc>
+      </w:tr>
+      <w:tr>
+        <w:trPr>
+          <w:cantSplit/>
+        </w:trPr>
+        <w:tc>
+          <w:tcPr>
+            <w:tcW w:type="dxa" w:w="3168"/>
+          </w:tcPr>
+          <w:p>
+            <w:r/>
+            <w:r>
+              <w:rPr>
+                <w:sz w:val="19"/>
+              </w:rPr>
+              <w:t>suction_cup (mesh)</w:t>
+            </w:r>
+          </w:p>
+        </w:tc>
+        <w:tc>
+          <w:tcPr>
+            <w:tcW w:type="dxa" w:w="2304"/>
+          </w:tcPr>
+          <w:p>
+            <w:r/>
+            <w:r>
+              <w:rPr>
+                <w:sz w:val="19"/>
+              </w:rPr>
+              <w:t>—</w:t>
+            </w:r>
+          </w:p>
+        </w:tc>
+        <w:tc>
+          <w:tcPr>
+            <w:tcW w:type="dxa" w:w="3456"/>
+          </w:tcPr>
+          <w:p>
+            <w:r/>
+            <w:r>
+              <w:rPr>
+                <w:sz w:val="19"/>
+              </w:rPr>
+              <w:t>suction_cup.stl, 0.001 ölçek</w:t>
+            </w:r>
+          </w:p>
+        </w:tc>
+      </w:tr>
+    </w:tbl>
+    <w:p>
+      <w:pPr>
+        <w:spacing w:after="120"/>
+      </w:pPr>
+    </w:p>
+    <w:p>
+      <w:pPr>
+        <w:spacing w:after="120"/>
+      </w:pPr>
+      <w:r>
+        <w:rPr>
+          <w:i w:val="0"/>
+          <w:sz w:val="21"/>
+        </w:rPr>
+        <w:t>Mesh origin'lerindeki büyük negatif ötelemeler (-1.12, -0.53, -0.70 gibi) CAD'in kendi dünya orijininden gelir; mesh'ler hücrenin içindeki mutlak konumlarında dışa aktarıldığı için link frame'ine geri taşınmaları gerekiyor. Bu sayılar tahmin değil, CAD'den okunmuştur — ve doğruluklarının bağımsız kanıtı, aynı mesh'ten ölçülen 84.2 mm'lik TCP'nin gerçek hücrede şerit metreyle tutmasıdır (Bölüm 17.1).</w:t>
+      </w:r>
+    </w:p>
+    <w:p>
+      <w:pPr>
+        <w:pStyle w:val="Heading2"/>
+      </w:pPr>
+      <w:r>
+        <w:rPr>
+          <w:color w:val="1E517B"/>
+        </w:rPr>
+        <w:t>20.3 Kamera kabuğu ve kalibre optik frame</w:t>
+      </w:r>
+    </w:p>
+    <w:p>
+      <w:pPr>
+        <w:spacing w:after="120"/>
+      </w:pPr>
+      <w:r>
+        <w:rPr>
+          <w:i w:val="0"/>
+          <w:sz w:val="21"/>
+        </w:rPr>
+        <w:t>Bölüm 17.4'teki altı kutuluk SICK çarpışma kabuğu artık ur_inspection_node'un _setup_planning_scene_extras'ında değil, sick_camera link'inin kendi &lt;collision&gt; listesinde. Aynı şekilde Bölüm 17.2'deki kalibre optik frame de burada tanımlı:</w:t>
+      </w:r>
+    </w:p>
+    <w:p>
+      <w:pPr>
+        <w:spacing w:before="80" w:after="160"/>
+        <w:ind w:left="288"/>
+        <w:shd w:val="clear" w:fill="F2F4F6"/>
+      </w:pPr>
+      <w:r>
+        <w:rPr>
+          <w:rFonts w:ascii="Consolas" w:hAnsi="Consolas"/>
+          <w:sz w:val="18"/>
+        </w:rPr>
+        <w:t>&lt;joint name="${tf_prefix}ur_sick_optical_joint" type="fixed"&gt;</w:t>
+        <w:br/>
+        <w:t xml:space="preserve">  &lt;origin xyz="0 0 0.035" rpy="0 0 1.04720"/&gt;</w:t>
+        <w:br/>
+        <w:t xml:space="preserve">  &lt;parent link="${tf_prefix}depth_optical_frame"/&gt;</w:t>
+        <w:br/>
+        <w:t xml:space="preserve">  &lt;child  link="${tf_prefix}sick_optical_frame"/&gt;</w:t>
+        <w:br/>
+        <w:t>&lt;/joint&gt;</w:t>
+      </w:r>
+    </w:p>
+    <w:p>
+      <w:pPr>
+        <w:spacing w:after="120"/>
+      </w:pPr>
+      <w:r>
+        <w:rPr>
+          <w:i w:val="0"/>
+          <w:sz w:val="21"/>
+        </w:rPr>
+        <w:t>Dosyadaki yorum, 45 mm'lik düzeltmenin ölçüm zincirini olduğu gibi taşıyor: şerit metreyle bant 0.845, iki bağımsız yüzeyde (bant düzlemi ve kutunun üstü) aynı +45.0 mm sapma, optik eksen dikeyden 0.2° sapık olduğu için düzeltmenin birebir yazılabilmesi. Bu, belgelemenin kodun içinde durmasının en somut faydası: sayıyı değiştirecek kişi, onun nasıl ölçüldüğünü aynı ekranda görüyor.</w:t>
+      </w:r>
+    </w:p>
+    <w:p>
+      <w:pPr>
+        <w:spacing w:after="120"/>
+      </w:pPr>
+      <w:r>
+        <w:rPr>
+          <w:b/>
+          <w:i w:val="0"/>
+        </w:rPr>
+        <w:t xml:space="preserve">Not: </w:t>
+      </w:r>
+      <w:r>
+        <w:rPr>
+          <w:b w:val="0"/>
+          <w:i w:val="0"/>
+        </w:rPr>
+        <w:t>bu origin PARENT frame'in Z ekseni boyuncadır, dünya Z'si boyunca değil. Kamera başka bir tarama pozunda eğik bakıyorsa aynı 45 mm dünyada 45 mm etmez; düzeltme o pozdaki eksen açısına bölünerek hesaplanır. Bu pozda cos = -1.0000 çıktığı için bölme görünmedi.</w:t>
+      </w:r>
+    </w:p>
+    <w:p>
+      <w:pPr>
+        <w:pStyle w:val="Heading1"/>
+      </w:pPr>
+      <w:r>
+        <w:rPr>
+          <w:color w:val="1E517B"/>
+        </w:rPr>
+        <w:t>21. Lineer Ray: Yörüngeyi 53 mm Geriden Takip Etmek</w:t>
+      </w:r>
+    </w:p>
+    <w:p>
+      <w:pPr>
+        <w:spacing w:after="120"/>
+      </w:pPr>
+      <w:r>
+        <w:rPr>
+          <w:i w:val="0"/>
+          <w:sz w:val="21"/>
+        </w:rPr>
+        <w:t>Gerçek hücrede ilk uçtan uca kavrama denemelerinde tekrarlayan ve sim'de HİÇ görülmeyen bir belirti vardı: kap parçanın Y'de birkaç santim yanına iniyor, sonra parçayı bant üzerinde sürüklüyor ve vakum parçaya değil çıplak konveyöre yapışıyordu. Kolun kendisi suçsuz çıktı; sorun 7. eksende, yani UR'yi taşıyan Festo lineer rayındaydı. Bu bölüm o zincirin tamamını anlatır, çünkü tek bir düzeltme değil, üst üste dört ayrı hatadır ve her düzeltme bir sonrakini görünür kılmıştır.</w:t>
+      </w:r>
+    </w:p>
+    <w:p>
+      <w:pPr>
+        <w:pStyle w:val="Heading2"/>
+      </w:pPr>
+      <w:r>
+        <w:rPr>
+          <w:color w:val="1E517B"/>
+        </w:rPr>
+        <w:t>21.1 Kök neden: feedforward hiç çalışmıyordu</w:t>
+      </w:r>
+    </w:p>
+    <w:p>
+      <w:pPr>
+        <w:spacing w:after="120"/>
+      </w:pPr>
+      <w:r>
+        <w:rPr>
+          <w:i w:val="0"/>
+          <w:sz w:val="21"/>
+        </w:rPr>
+        <w:t>Adapter'ın takip yasası şu: v_cmd = ff_gain·|v_ff| + kp·hata. v_ff, MoveIt yörüngesinin ray bileşeninin türevidir ve kontrolcü yalnız POZİSYON komutu yayınladığı için adapter'ın kendisi türetmek zorundadır.</w:t>
+      </w:r>
+    </w:p>
+    <w:p>
+      <w:pPr>
+        <w:spacing w:after="120"/>
+      </w:pPr>
+      <w:r>
+        <w:rPr>
+          <w:i w:val="0"/>
+          <w:sz w:val="21"/>
+        </w:rPr>
+        <w:t>TopicBasedSystem, velocity dizisini eklem sayısı kadar oluşturup SIFIRLARLA dolduruyor — komut arayüzü pozisyon-tek olduğu için. Eski kontrol `if v == v` idi, yani “NaN değilse gerçek bir hızdır”. 0.0 bu testi geçiyor. Sonuç: vel hiçbir zaman None olmadı, türev dalı HİÇ çalışmadı ve feedforward terimi kalıcı olarak sıfır kaldı. Takip yasası saf orantısala düştü.</w:t>
+      </w:r>
+    </w:p>
+    <w:p>
+      <w:pPr>
+        <w:spacing w:after="120"/>
+      </w:pPr>
+      <w:r>
+        <w:rPr>
+          <w:i w:val="0"/>
+          <w:sz w:val="21"/>
+        </w:rPr>
+        <w:t>Rampa takip eden bir P kontrolcünün kalıcı hatası v_rampa / kp'dir. Gerçek hücrede ölçüldü (17 Ağustos, TOUCH inişi, setpoint 53 mm/s rampada, kp = 1.0):</w:t>
+      </w:r>
+    </w:p>
+    <w:p>
+      <w:pPr>
+        <w:spacing w:before="80" w:after="160"/>
+        <w:ind w:left="288"/>
+        <w:shd w:val="clear" w:fill="F2F4F6"/>
+      </w:pPr>
+      <w:r>
+        <w:rPr>
+          <w:rFonts w:ascii="Consolas" w:hAnsi="Consolas"/>
+          <w:sz w:val="18"/>
+        </w:rPr>
+        <w:t>target 0.6788 | actual 0.7326 | error -53.4 mm</w:t>
+        <w:br/>
+        <w:t>target 0.6258 | actual 0.6796 | error -53.3 mm</w:t>
+        <w:br/>
+        <w:t>target 0.5729 | actual 0.6263 | error -53.0 mm</w:t>
+      </w:r>
+    </w:p>
+    <w:p>
+      <w:pPr>
+        <w:spacing w:after="120"/>
+      </w:pPr>
+      <w:r>
+        <w:rPr>
+          <w:i w:val="0"/>
+          <w:sz w:val="21"/>
+        </w:rPr>
+        <w:t>53 mm/s ÷ 1.0 = 53 mm. Hata gürültülü değil, taş gibi sabit — bir arıza değil, yasanın kendisinin çıktısı. Ray yörüngenin tamamını 5 cm geriden koştu: kap parçanın YANLIŞ Y'sine indi, yörünge bitti ve ancak ondan sonra P terimi kalan 53 mm'yi kapattı — kap zaten parçaya basılıyken. Parçanın bant üzerinde sürüklenmesi tam olarak bu son 53 mm'dir.</w:t>
+      </w:r>
+    </w:p>
+    <w:p>
+      <w:pPr>
+        <w:spacing w:after="120"/>
+      </w:pPr>
+      <w:r>
+        <w:rPr>
+          <w:b w:val="0"/>
+          <w:i w:val="0"/>
+        </w:rPr>
+        <w:t xml:space="preserve">Belirtinin sim'de görünmemesinin sebebi de burada: </w:t>
+      </w:r>
+      <w:r>
+        <w:rPr>
+          <w:b w:val="0"/>
+          <w:i w:val="0"/>
+        </w:rPr>
+        <w:t>sim'de ray mock_components ile sürülüyor ve komut edilen pozisyonu aynı döngüde geri veriyor, yani takip hatası tanım gereği sıfır.</w:t>
+      </w:r>
+    </w:p>
+    <w:p>
+      <w:pPr>
+        <w:pStyle w:val="Heading2"/>
+      </w:pPr>
+      <w:r>
+        <w:rPr>
+          <w:color w:val="1E517B"/>
+        </w:rPr>
+        <w:t>21.2 Düzeltmenin açtığı ikinci sorun: varış ve duruş</w:t>
+      </w:r>
+    </w:p>
+    <w:p>
+      <w:pPr>
+        <w:spacing w:after="120"/>
+      </w:pPr>
+      <w:r>
+        <w:rPr>
+          <w:i w:val="0"/>
+          <w:sz w:val="21"/>
+        </w:rPr>
+        <w:t>Feedforward canlanınca hata birkaç milimetreye düştü — ve hareket BOZULDU. Sebep, sürücünün çalışma mantığında: ona bir POZİSYON ve bir hız sınırı verilir, o bir trapez planlar ve VARIŞTA DURUR.</w:t>
+      </w:r>
+    </w:p>
+    <w:p>
+      <w:pPr>
+        <w:spacing w:after="120"/>
+      </w:pPr>
+      <w:r>
+        <w:rPr>
+          <w:i w:val="0"/>
+          <w:sz w:val="21"/>
+        </w:rPr>
+        <w:t>Hedef her döngü değil, setpoint 10 mm ilerledikçe yazılıyor (bu batching'in kendisi ölçülmüş bir karardır, aşağıdaki tabloya bakın). 53 mm hata varken hedef her zaman çok ileride olduğu için sürücü asla varmıyor, dolayısıyla hiç durmuyordu: hareket DOĞRU OLMADIĞI İÇİN pürüzsüzdü. Hata kapanınca sürücü anında varmaya, durmaya ve sıradaki 10 mm'lik partiyi beklemeye başladı — ~5 Hz'de 10 mm'lik hoplamalar, yani kolu sallayan titreme.</w:t>
+      </w:r>
+    </w:p>
+    <w:p>
+      <w:pPr>
+        <w:spacing w:after="120"/>
+      </w:pPr>
+      <w:r>
+        <w:rPr>
+          <w:i w:val="0"/>
+          <w:sz w:val="21"/>
+        </w:rPr>
+        <w:t>Çözüm, sürücüyü BİLEREK sürekli “varmamış” tutmak: gerçek setpoint'in lookahead_sec kadar ötesine nişan al, rayın gerçekte nerede olduğuna hız sınırı karar versin. Konum doğruluğu hızdan, pürüzsüzlük ise hiç varmamaktan geliyor. Öndeleme setpoint hızıyla orantılı olduğu için kendiliğinden kayboluyor: yavaşlayan bir yörünge kendi öndelemesini sıfıra indiriyor ve duran akış tam hedefi çiviliyor.</w:t>
+      </w:r>
+    </w:p>
+    <w:p>
+      <w:pPr>
+        <w:pStyle w:val="ListBullet"/>
+        <w:spacing w:after="60"/>
+        <w:ind w:left="360"/>
+      </w:pPr>
+      <w:r>
+        <w:t>max_lookahead 0.06 → 0.15 m. Ray 0.15 m/s'ye kadar pürüzsüz gidip üstünde vızıldıyordu — ve o eşik tam da eski tavanın bağladığı yer: 0.15 m/s × 0.4 s = 60 mm. Üstünde öndeleme büyümeyi bırakıyor, yani sürücünün önündeki pist ZAMAN olarak kısalıyor (60 mm, 0.15 m/s'de 400 ms ama 0.30 m/s'de 200 ms) ve sürücü sıradaki hedef gelmeden yavaşlama rampasına giriyor. O yavaşla/hızlan testere dişi, vızıltının kendisi.</w:t>
+      </w:r>
+    </w:p>
+    <w:p>
+      <w:pPr>
+        <w:pStyle w:val="ListBullet"/>
+        <w:spacing w:after="60"/>
+        <w:ind w:left="360"/>
+      </w:pPr>
+      <w:r>
+        <w:t>min_lookahead 0.03 m. Pist her zaman parti boyunu (10 mm) aşmalı, yoksa sürücü hedefler arasında varıp bekliyor. 20 mm/s'de ölçüldü: öndeleme 0.020 × 0.4 = 8 mm, partiden küçük, ve v_meas 6 ile 23 mm/s arasında dalgalandı.</w:t>
+      </w:r>
+    </w:p>
+    <w:p>
+      <w:pPr>
+        <w:pStyle w:val="Heading2"/>
+      </w:pPr>
+      <w:r>
+        <w:rPr>
+          <w:color w:val="1E517B"/>
+        </w:rPr>
+        <w:t>21.3 Üçüncü hata: işaretsiz hata pozitif geri besleme kuruyor</w:t>
+      </w:r>
+    </w:p>
+    <w:p>
+      <w:pPr>
+        <w:spacing w:after="120"/>
+      </w:pPr>
+      <w:r>
+        <w:rPr>
+          <w:i w:val="0"/>
+          <w:sz w:val="21"/>
+        </w:rPr>
+        <w:t>Takip yasasında hata mutlak değerle giriyordu. Bu, rayın yörüngenin ÖNÜNDE olmasını geride olmasıyla aynı saymak demek: iki durumda da hız komutu ARTIYOR.</w:t>
+      </w:r>
+    </w:p>
+    <w:p>
+      <w:pPr>
+        <w:spacing w:after="120"/>
+      </w:pPr>
+      <w:r>
+        <w:rPr>
+          <w:i w:val="0"/>
+          <w:sz w:val="21"/>
+        </w:rPr>
+        <w:t>Feedforward ölüyken zararsızdı, çünkü saf P kontrolcü yalnız geri kalabilir, öne geçemez. Feedforward çalışır çalışmaz aktif olarak zararlı hale geldi: ray öne geçiyor → |hata| büyüyor → hız komutu artıyor → daha da öne geçiyor → öndeleme hedefine çarpıp duruyor → setpoint yetişiyor → tekrar fırlıyor. Ölçüldü (hızlı segment):</w:t>
+      </w:r>
+    </w:p>
+    <w:p>
+      <w:pPr>
+        <w:spacing w:before="80" w:after="160"/>
+        <w:ind w:left="288"/>
+        <w:shd w:val="clear" w:fill="F2F4F6"/>
+      </w:pPr>
+      <w:r>
+        <w:rPr>
+          <w:rFonts w:ascii="Consolas" w:hAnsi="Consolas"/>
+          <w:sz w:val="18"/>
+        </w:rPr>
+        <w:t>target 1.1553 | actual 1.1832 | error -28.1 mm | v_cmd 0.151 | v_meas 0.129</w:t>
+        <w:br/>
+        <w:t>target 1.2803 | actual 1.3137 | error -33.6 mm | v_cmd 0.156 | v_meas 0.136</w:t>
+        <w:br/>
+        <w:t>target 1.4053 | actual 1.4367 | error -31.7 mm | v_cmd 0.156 | v_meas 0.109</w:t>
+        <w:br/>
+        <w:t>target 1.5300 | actual 1.5605 | error -30.8 mm | v_cmd 0.146 | v_meas 0.095</w:t>
+      </w:r>
+    </w:p>
+    <w:p>
+      <w:pPr>
+        <w:spacing w:after="120"/>
+      </w:pPr>
+      <w:r>
+        <w:rPr>
+          <w:i w:val="0"/>
+          <w:sz w:val="21"/>
+        </w:rPr>
+        <w:t>Ray 33 mm ÖNDE, v_ff 0.124 m/s, ama komut 0.156 m/s — yani tam da fazla ilerlediği için %26 daha hızlı gitmesi söyleniyor. v_meas'in 0.136 ile 0.095 arasında gidip gelmesi o testere dişidir ve hissedilen titreme budur.</w:t>
+      </w:r>
+    </w:p>
+    <w:p>
+      <w:pPr>
+        <w:spacing w:after="120"/>
+      </w:pPr>
+      <w:r>
+        <w:rPr>
+          <w:i w:val="0"/>
+          <w:sz w:val="21"/>
+        </w:rPr>
+        <w:t>Düzeltme: hatayı HAREKET YÖNÜNE izdüşür. Geride → hızlan, önde → yavaşla, yolunda → tam olarak v_ff.</w:t>
+      </w:r>
+    </w:p>
+    <w:p>
+      <w:pPr>
+        <w:spacing w:before="80" w:after="160"/>
+        <w:ind w:left="288"/>
+        <w:shd w:val="clear" w:fill="F2F4F6"/>
+      </w:pPr>
+      <w:r>
+        <w:rPr>
+          <w:rFonts w:ascii="Consolas" w:hAnsi="Consolas"/>
+          <w:sz w:val="18"/>
+        </w:rPr>
+        <w:t>direction     = sign(v_ff)          # duruşta hata isaretinden</w:t>
+        <w:br/>
+        <w:t>signed_error  = error * direction   # + geride, - onde</w:t>
+        <w:br/>
+        <w:t>v_cmd = ff_gain*|v_ff| + kp*signed_error</w:t>
+      </w:r>
+    </w:p>
+    <w:p>
+      <w:pPr>
+        <w:pStyle w:val="Heading2"/>
+      </w:pPr>
+      <w:r>
+        <w:rPr>
+          <w:color w:val="1E517B"/>
+        </w:rPr>
+        <w:t>21.4 Dördüncü hata: son birkaç milimetre hiç gönderilmiyordu</w:t>
+      </w:r>
+    </w:p>
+    <w:p>
+      <w:pPr>
+        <w:spacing w:after="120"/>
+      </w:pPr>
+      <w:r>
+        <w:rPr>
+          <w:i w:val="0"/>
+          <w:sz w:val="21"/>
+        </w:rPr>
+        <w:t>Hedef partili yazıldığı için yörüngenin sonunda kalan artık 10 mm'den küçük kalıyor ve bir daha yazılmıyordu. “Akış durunca tam hedefi yaz” kaçış yolu da hiç çalışmıyordu, çünkü joint trajectory controller tutulan pozisyonu YAYINLAMAYA DEVAM ediyor: zaman damgası her döngü tazeleniyor ve akış hiçbir zaman durmuş görünmüyor.</w:t>
+      </w:r>
+    </w:p>
+    <w:p>
+      <w:pPr>
+        <w:spacing w:after="120"/>
+      </w:pPr>
+      <w:r>
+        <w:rPr>
+          <w:i w:val="0"/>
+          <w:sz w:val="21"/>
+        </w:rPr>
+        <w:t>Sonuç ölçüldü: ray hedefin 2.6 mm gerisinde park etti ve orada 13 saniye oturdu; v_cmd 0.010 m/s, v_meas 0.000. Sürücü ölü bandı gibi okunuyor ama değil — sürücü kendisine verilmiş BAYAT hedefin tam üstünde dinleniyordu. Sürücüde hiçbir sorun yoktu.</w:t>
+      </w:r>
+    </w:p>
+    <w:p>
+      <w:pPr>
+        <w:spacing w:after="120"/>
+      </w:pPr>
+      <w:r>
+        <w:rPr>
+          <w:i w:val="0"/>
+          <w:sz w:val="21"/>
+        </w:rPr>
+        <w:t>Düzeltme: hedefi yalnız VARMAYI değil, HAREKET ETMEYİ bıraktığında da yeniden yaz (creep_velocity_m_per_s = 0.002). Tolerans (final_tolerance_m = 0.0002) döngü altı titremenin hedefi her döngü yeniden yazmasını engelliyor; yazsaydı sürücünün konumlama profili sürekli baştan başlar ve ray sürünürdü.</w:t>
+      </w:r>
+    </w:p>
+    <w:p>
+      <w:pPr>
+        <w:pStyle w:val="Heading2"/>
+      </w:pPr>
+      <w:r>
+        <w:rPr>
+          <w:color w:val="1E517B"/>
+        </w:rPr>
+        <w:t>21.5 Ray durumunun kendi yankısını okuması</w:t>
+      </w:r>
+    </w:p>
+    <w:p>
+      <w:pPr>
+        <w:spacing w:after="120"/>
+      </w:pPr>
+      <w:r>
+        <w:rPr>
+          <w:i w:val="0"/>
+          <w:sz w:val="21"/>
+        </w:rPr>
+        <w:t>Aynı zincirdeki beşinci bulgu URDF tarafında: TopicBasedSystem'in durum topic'i /joint_states OLAMAZ. joint_state_broadcaster bu eklemin durumunu ~400 Hz'de tekrar /joint_states'e yayınlıyor, yani TopicBasedSystem KENDİ ÇIKTISINI tüketiyordu; yankı, adapter'ın gerçek ölçümünü 5'e 1 bastırıyor ve durum initial_value'da (1.0 m) kilitli kalıyordu. Yörünge kontrolcüsünün iptal ettiği 0.500001 m'lik konum hatası tam olarak buydu.</w:t>
+      </w:r>
+    </w:p>
+    <w:p>
+      <w:pPr>
+        <w:spacing w:before="80" w:after="160"/>
+        <w:ind w:left="288"/>
+        <w:shd w:val="clear" w:fill="F2F4F6"/>
+      </w:pPr>
+      <w:r>
+        <w:rPr>
+          <w:rFonts w:ascii="Consolas" w:hAnsi="Consolas"/>
+          <w:sz w:val="18"/>
+        </w:rPr>
+        <w:t>&lt;param name="joint_states_topic"&gt;/linear_axis/joint_states&lt;/param&gt;</w:t>
+      </w:r>
+    </w:p>
+    <w:p>
+      <w:pPr>
+        <w:pStyle w:val="Heading2"/>
+      </w:pPr>
+      <w:r>
+        <w:rPr>
+          <w:color w:val="1E517B"/>
+        </w:rPr>
+        <w:t>21.6 Ölçülen değerler</w:t>
+      </w:r>
+    </w:p>
+    <w:tbl>
+      <w:tblPr>
+        <w:tblStyle w:val="LightGrid-Accent1"/>
+        <w:tblW w:type="auto" w:w="0"/>
+        <w:tblLayout w:type="fixed"/>
+        <w:tblLook w:firstColumn="1" w:firstRow="1" w:lastColumn="0" w:lastRow="0" w:noHBand="0" w:noVBand="1" w:val="04A0"/>
+      </w:tblPr>
+      <w:tblGrid>
+        <w:gridCol w:w="3312"/>
+        <w:gridCol w:w="2736"/>
+        <w:gridCol w:w="2880"/>
+      </w:tblGrid>
+      <w:tr>
+        <w:trPr>
+          <w:cantSplit/>
+        </w:trPr>
+        <w:tc>
+          <w:tcPr>
+            <w:tcW w:type="dxa" w:w="3312"/>
+          </w:tcPr>
+          <w:p>
+            <w:r/>
+            <w:r>
+              <w:rPr>
+                <w:b/>
+                <w:sz w:val="19"/>
+              </w:rPr>
+              <w:t>ölçüm</w:t>
+            </w:r>
+          </w:p>
+        </w:tc>
+        <w:tc>
+          <w:tcPr>
+            <w:tcW w:type="dxa" w:w="2736"/>
+          </w:tcPr>
+          <w:p>
+            <w:r/>
+            <w:r>
+              <w:rPr>
+                <w:b/>
+                <w:sz w:val="19"/>
+              </w:rPr>
+              <w:t>sonuç</w:t>
+            </w:r>
+          </w:p>
+        </w:tc>
+        <w:tc>
+          <w:tcPr>
+            <w:tcW w:type="dxa" w:w="2880"/>
+          </w:tcPr>
+          <w:p>
+            <w:r/>
+            <w:r>
+              <w:rPr>
+                <w:b/>
+                <w:sz w:val="19"/>
+              </w:rPr>
+              <w:t>sonuç ne anlama geliyor</w:t>
+            </w:r>
+          </w:p>
+        </w:tc>
+      </w:tr>
+      <w:tr>
+        <w:trPr>
+          <w:cantSplit/>
+        </w:trPr>
+        <w:tc>
+          <w:tcPr>
+            <w:tcW w:type="dxa" w:w="3312"/>
+          </w:tcPr>
+          <w:p>
+            <w:r/>
+            <w:r>
+              <w:rPr>
+                <w:sz w:val="19"/>
+              </w:rPr>
+              <w:t>takip hatası (ff ölü, kp 1.0, 53 mm/s rampa)</w:t>
+            </w:r>
+          </w:p>
+        </w:tc>
+        <w:tc>
+          <w:tcPr>
+            <w:tcW w:type="dxa" w:w="2736"/>
+          </w:tcPr>
+          <w:p>
+            <w:r/>
+            <w:r>
+              <w:rPr>
+                <w:sz w:val="19"/>
+              </w:rPr>
+              <w:t>sabit 53.0–53.4 mm geride</w:t>
+            </w:r>
+          </w:p>
+        </w:tc>
+        <w:tc>
+          <w:tcPr>
+            <w:tcW w:type="dxa" w:w="2880"/>
+          </w:tcPr>
+          <w:p>
+            <w:r/>
+            <w:r>
+              <w:rPr>
+                <w:sz w:val="19"/>
+              </w:rPr>
+              <w:t>kalıcı P hatası: v/kp</w:t>
+            </w:r>
+          </w:p>
+        </w:tc>
+      </w:tr>
+      <w:tr>
+        <w:trPr>
+          <w:cantSplit/>
+        </w:trPr>
+        <w:tc>
+          <w:tcPr>
+            <w:tcW w:type="dxa" w:w="3312"/>
+          </w:tcPr>
+          <w:p>
+            <w:r/>
+            <w:r>
+              <w:rPr>
+                <w:sz w:val="19"/>
+              </w:rPr>
+              <w:t>hedef her döngü yazılıyor</w:t>
+            </w:r>
+          </w:p>
+        </w:tc>
+        <w:tc>
+          <w:tcPr>
+            <w:tcW w:type="dxa" w:w="2736"/>
+          </w:tcPr>
+          <w:p>
+            <w:r/>
+            <w:r>
+              <w:rPr>
+                <w:sz w:val="19"/>
+              </w:rPr>
+              <w:t>147.6 mm maks hata</w:t>
+            </w:r>
+          </w:p>
+        </w:tc>
+        <w:tc>
+          <w:tcPr>
+            <w:tcW w:type="dxa" w:w="2880"/>
+          </w:tcPr>
+          <w:p>
+            <w:r/>
+            <w:r>
+              <w:rPr>
+                <w:sz w:val="19"/>
+              </w:rPr>
+              <w:t>sürücü profilini bitiremiyor</w:t>
+            </w:r>
+          </w:p>
+        </w:tc>
+      </w:tr>
+      <w:tr>
+        <w:trPr>
+          <w:cantSplit/>
+        </w:trPr>
+        <w:tc>
+          <w:tcPr>
+            <w:tcW w:type="dxa" w:w="3312"/>
+          </w:tcPr>
+          <w:p>
+            <w:r/>
+            <w:r>
+              <w:rPr>
+                <w:sz w:val="19"/>
+              </w:rPr>
+              <w:t>hedef her 10 mm'de yazılıyor</w:t>
+            </w:r>
+          </w:p>
+        </w:tc>
+        <w:tc>
+          <w:tcPr>
+            <w:tcW w:type="dxa" w:w="2736"/>
+          </w:tcPr>
+          <w:p>
+            <w:r/>
+            <w:r>
+              <w:rPr>
+                <w:sz w:val="19"/>
+              </w:rPr>
+              <w:t>14.2 mm maks hata</w:t>
+            </w:r>
+          </w:p>
+        </w:tc>
+        <w:tc>
+          <w:tcPr>
+            <w:tcW w:type="dxa" w:w="2880"/>
+          </w:tcPr>
+          <w:p>
+            <w:r/>
+            <w:r>
+              <w:rPr>
+                <w:sz w:val="19"/>
+              </w:rPr>
+              <w:t>ikisi de aynı son konuma varıyor</w:t>
+            </w:r>
+          </w:p>
+        </w:tc>
+      </w:tr>
+      <w:tr>
+        <w:trPr>
+          <w:cantSplit/>
+        </w:trPr>
+        <w:tc>
+          <w:tcPr>
+            <w:tcW w:type="dxa" w:w="3312"/>
+          </w:tcPr>
+          <w:p>
+            <w:r/>
+            <w:r>
+              <w:rPr>
+                <w:sz w:val="19"/>
+              </w:rPr>
+              <w:t>hız kelimesi taraması 20 / 50 / 200</w:t>
+            </w:r>
+          </w:p>
+        </w:tc>
+        <w:tc>
+          <w:tcPr>
+            <w:tcW w:type="dxa" w:w="2736"/>
+          </w:tcPr>
+          <w:p>
+            <w:r/>
+            <w:r>
+              <w:rPr>
+                <w:sz w:val="19"/>
+              </w:rPr>
+              <w:t>20.3 / 50.4 / 201.2 mm/s</w:t>
+            </w:r>
+          </w:p>
+        </w:tc>
+        <w:tc>
+          <w:tcPr>
+            <w:tcW w:type="dxa" w:w="2880"/>
+          </w:tcPr>
+          <w:p>
+            <w:r/>
+            <w:r>
+              <w:rPr>
+                <w:sz w:val="19"/>
+              </w:rPr>
+              <w:t>oran 1.00 — kelime doğrudan mm/s</w:t>
+            </w:r>
+          </w:p>
+        </w:tc>
+      </w:tr>
+      <w:tr>
+        <w:trPr>
+          <w:cantSplit/>
+        </w:trPr>
+        <w:tc>
+          <w:tcPr>
+            <w:tcW w:type="dxa" w:w="3312"/>
+          </w:tcPr>
+          <w:p>
+            <w:r/>
+            <w:r>
+              <w:rPr>
+                <w:sz w:val="19"/>
+              </w:rPr>
+              <w:t>sürücü doygunluğu</w:t>
+            </w:r>
+          </w:p>
+        </w:tc>
+        <w:tc>
+          <w:tcPr>
+            <w:tcW w:type="dxa" w:w="2736"/>
+          </w:tcPr>
+          <w:p>
+            <w:r/>
+            <w:r>
+              <w:rPr>
+                <w:sz w:val="19"/>
+              </w:rPr>
+              <w:t>~322 mm/s</w:t>
+            </w:r>
+          </w:p>
+        </w:tc>
+        <w:tc>
+          <w:tcPr>
+            <w:tcW w:type="dxa" w:w="2880"/>
+          </w:tcPr>
+          <w:p>
+            <w:r/>
+            <w:r>
+              <w:rPr>
+                <w:sz w:val="19"/>
+              </w:rPr>
+              <w:t>eski ×1000 katsayısı her komutu buranın üstüne atıyordu</w:t>
+            </w:r>
+          </w:p>
+        </w:tc>
+      </w:tr>
+      <w:tr>
+        <w:trPr>
+          <w:cantSplit/>
+        </w:trPr>
+        <w:tc>
+          <w:tcPr>
+            <w:tcW w:type="dxa" w:w="3312"/>
+          </w:tcPr>
+          <w:p>
+            <w:r/>
+            <w:r>
+              <w:rPr>
+                <w:sz w:val="19"/>
+              </w:rPr>
+              <w:t>işaretsiz hata, ff canlı</w:t>
+            </w:r>
+          </w:p>
+        </w:tc>
+        <w:tc>
+          <w:tcPr>
+            <w:tcW w:type="dxa" w:w="2736"/>
+          </w:tcPr>
+          <w:p>
+            <w:r/>
+            <w:r>
+              <w:rPr>
+                <w:sz w:val="19"/>
+              </w:rPr>
+              <w:t>ray 28–33 mm ÖNDE, v_cmd %26 fazla</w:t>
+            </w:r>
+          </w:p>
+        </w:tc>
+        <w:tc>
+          <w:tcPr>
+            <w:tcW w:type="dxa" w:w="2880"/>
+          </w:tcPr>
+          <w:p>
+            <w:r/>
+            <w:r>
+              <w:rPr>
+                <w:sz w:val="19"/>
+              </w:rPr>
+              <w:t>pozitif geri besleme, testere dişi</w:t>
+            </w:r>
+          </w:p>
+        </w:tc>
+      </w:tr>
+      <w:tr>
+        <w:trPr>
+          <w:cantSplit/>
+        </w:trPr>
+        <w:tc>
+          <w:tcPr>
+            <w:tcW w:type="dxa" w:w="3312"/>
+          </w:tcPr>
+          <w:p>
+            <w:r/>
+            <w:r>
+              <w:rPr>
+                <w:sz w:val="19"/>
+              </w:rPr>
+              <w:t>son hedef hiç yazılmıyor</w:t>
+            </w:r>
+          </w:p>
+        </w:tc>
+        <w:tc>
+          <w:tcPr>
+            <w:tcW w:type="dxa" w:w="2736"/>
+          </w:tcPr>
+          <w:p>
+            <w:r/>
+            <w:r>
+              <w:rPr>
+                <w:sz w:val="19"/>
+              </w:rPr>
+              <w:t>2.6 mm geride, 13 s</w:t>
+            </w:r>
+          </w:p>
+        </w:tc>
+        <w:tc>
+          <w:tcPr>
+            <w:tcW w:type="dxa" w:w="2880"/>
+          </w:tcPr>
+          <w:p>
+            <w:r/>
+            <w:r>
+              <w:rPr>
+                <w:sz w:val="19"/>
+              </w:rPr>
+              <w:t>bayat hedef; sürücü suçsuz</w:t>
+            </w:r>
+          </w:p>
+        </w:tc>
+      </w:tr>
+      <w:tr>
+        <w:trPr>
+          <w:cantSplit/>
+        </w:trPr>
+        <w:tc>
+          <w:tcPr>
+            <w:tcW w:type="dxa" w:w="3312"/>
+          </w:tcPr>
+          <w:p>
+            <w:r/>
+            <w:r>
+              <w:rPr>
+                <w:sz w:val="19"/>
+              </w:rPr>
+              <w:t>kp 4.0 denemesi</w:t>
+            </w:r>
+          </w:p>
+        </w:tc>
+        <w:tc>
+          <w:tcPr>
+            <w:tcW w:type="dxa" w:w="2736"/>
+          </w:tcPr>
+          <w:p>
+            <w:r/>
+            <w:r>
+              <w:rPr>
+                <w:sz w:val="19"/>
+              </w:rPr>
+              <w:t>~%30 fazla hız, kol gözle titriyor</w:t>
+            </w:r>
+          </w:p>
+        </w:tc>
+        <w:tc>
+          <w:tcPr>
+            <w:tcW w:type="dxa" w:w="2880"/>
+          </w:tcPr>
+          <w:p>
+            <w:r/>
+            <w:r>
+              <w:rPr>
+                <w:sz w:val="19"/>
+              </w:rPr>
+              <w:t>1.0'a geri alındı</w:t>
+            </w:r>
+          </w:p>
+        </w:tc>
+      </w:tr>
+    </w:tbl>
+    <w:p>
+      <w:pPr>
+        <w:spacing w:after="120"/>
+      </w:pPr>
+    </w:p>
+    <w:p>
+      <w:pPr>
+        <w:spacing w:after="120"/>
+      </w:pPr>
+      <w:r>
+        <w:rPr>
+          <w:i/>
+          <w:color w:val="555F6B"/>
+          <w:sz w:val="21"/>
+        </w:rPr>
+        <w:t>Son satır ayrıca bir yöntem notu: feedforward düzeldikten sonra kp yalnızca birkaç milimetreyi kapatmak zorunda. Emniyet payı diye büyütülen her mm/s doğrudan koş-bekle titremesine gidiyor. Takip artık feedforward'ın işi; orantısal terim mütevazı kalmalı.</w:t>
+      </w:r>
+    </w:p>
+    <w:p>
+      <w:pPr>
+        <w:pStyle w:val="Heading1"/>
+      </w:pPr>
+      <w:r>
+        <w:rPr>
+          <w:color w:val="1E517B"/>
+        </w:rPr>
+        <w:t>22. Kavrama Zincirindeki Düzeltmeler (17–18 Ağustos)</w:t>
+      </w:r>
+    </w:p>
+    <w:p>
+      <w:pPr>
+        <w:spacing w:after="120"/>
+      </w:pPr>
+      <w:r>
+        <w:rPr>
+          <w:i w:val="0"/>
+          <w:sz w:val="21"/>
+        </w:rPr>
+        <w:t>Bildirilen iki belirti — “yaklaşma sırasında cismin tam konumuna gitmiyor, sonra inerken cismi ittiriyor” ve “kap yüzeye değiyor ama tam oturmuyor, vakum kurulamıyor” — dokuz ayrı düzeltmeye yol açtı. Bir kısmı doğrudan belirtinin sebebi, bir kısmı ise arayışta ortaya çıkan ve sessizce zarar veren başka hatalar.</w:t>
+      </w:r>
+    </w:p>
+    <w:p>
+      <w:pPr>
+        <w:pStyle w:val="Heading2"/>
+      </w:pPr>
+      <w:r>
+        <w:rPr>
+          <w:color w:val="1E517B"/>
+        </w:rPr>
+        <w:t>22.1 Düzlem artığı RMS değil, mutlak sapmanın ortalamasıydı</w:t>
+      </w:r>
+    </w:p>
+    <w:p>
+      <w:pPr>
+        <w:spacing w:after="120"/>
+      </w:pPr>
+      <w:r>
+        <w:rPr>
+          <w:i w:val="0"/>
+          <w:sz w:val="21"/>
+        </w:rPr>
+        <w:t>grasp.fit_surface, yamanın düzleme uzaklığını np.sqrt(d**2).mean() ile hesaplıyordu — karekök ortalamadan ÖNCE alınıyor. Bu RMS değil, MAD'dir. MAD her zaman RMS'ten küçük olduğu için max_surface_rms kapısı yazıldığından DAHA GEVŞEK çalışıyordu.</w:t>
+      </w:r>
+    </w:p>
+    <w:p>
+      <w:pPr>
+        <w:spacing w:after="120"/>
+      </w:pPr>
+      <w:r>
+        <w:rPr>
+          <w:i w:val="0"/>
+          <w:sz w:val="21"/>
+        </w:rPr>
+        <w:t>Farkın büyüdüğü yer, kapının yakalaması gereken yerin ta kendisi: yama iki yüzeye bölündüğünde artık dağılımı iki tepelidir. Bant üstündeki 29 mm'lik kutuda, ER'nin kenara yakın bir piksel gösterdiği 12 px'lik yamayla ölçüldü:</w:t>
+      </w:r>
+    </w:p>
+    <w:tbl>
+      <w:tblPr>
+        <w:tblStyle w:val="LightGrid-Accent1"/>
+        <w:tblW w:type="auto" w:w="0"/>
+        <w:tblLayout w:type="fixed"/>
+        <w:tblLook w:firstColumn="1" w:firstRow="1" w:lastColumn="0" w:lastRow="0" w:noHBand="0" w:noVBand="1" w:val="04A0"/>
+      </w:tblPr>
+      <w:tblGrid>
+        <w:gridCol w:w="2160"/>
+        <w:gridCol w:w="1584"/>
+        <w:gridCol w:w="1728"/>
+        <w:gridCol w:w="1584"/>
+        <w:gridCol w:w="1872"/>
+      </w:tblGrid>
+      <w:tr>
+        <w:trPr>
+          <w:cantSplit/>
+        </w:trPr>
+        <w:tc>
+          <w:tcPr>
+            <w:tcW w:type="dxa" w:w="2160"/>
+          </w:tcPr>
+          <w:p>
+            <w:r/>
+            <w:r>
+              <w:rPr>
+                <w:b/>
+                <w:sz w:val="19"/>
+              </w:rPr>
+              <w:t>arka plan kirlenmesi</w:t>
+            </w:r>
+          </w:p>
+        </w:tc>
+        <w:tc>
+          <w:tcPr>
+            <w:tcW w:type="dxa" w:w="1584"/>
+          </w:tcPr>
+          <w:p>
+            <w:r/>
+            <w:r>
+              <w:rPr>
+                <w:b/>
+                <w:sz w:val="19"/>
+              </w:rPr>
+              <w:t>MAD (eski)</w:t>
+            </w:r>
+          </w:p>
+        </w:tc>
+        <w:tc>
+          <w:tcPr>
+            <w:tcW w:type="dxa" w:w="1728"/>
+          </w:tcPr>
+          <w:p>
+            <w:r/>
+            <w:r>
+              <w:rPr>
+                <w:b/>
+                <w:sz w:val="19"/>
+              </w:rPr>
+              <w:t>RMS (doğru)</w:t>
+            </w:r>
+          </w:p>
+        </w:tc>
+        <w:tc>
+          <w:tcPr>
+            <w:tcW w:type="dxa" w:w="1584"/>
+          </w:tcPr>
+          <w:p>
+            <w:r/>
+            <w:r>
+              <w:rPr>
+                <w:b/>
+                <w:sz w:val="19"/>
+              </w:rPr>
+              <w:t>düzlem eğimi</w:t>
+            </w:r>
+          </w:p>
+        </w:tc>
+        <w:tc>
+          <w:tcPr>
+            <w:tcW w:type="dxa" w:w="1872"/>
+          </w:tcPr>
+          <w:p>
+            <w:r/>
+            <w:r>
+              <w:rPr>
+                <w:b/>
+                <w:sz w:val="19"/>
+              </w:rPr>
+              <w:t>15 cm'de yanal kayma</w:t>
+            </w:r>
+          </w:p>
+        </w:tc>
+      </w:tr>
+      <w:tr>
+        <w:trPr>
+          <w:cantSplit/>
+        </w:trPr>
+        <w:tc>
+          <w:tcPr>
+            <w:tcW w:type="dxa" w:w="2160"/>
+          </w:tcPr>
+          <w:p>
+            <w:r/>
+            <w:r>
+              <w:rPr>
+                <w:sz w:val="19"/>
+              </w:rPr>
+              <w:t>%4</w:t>
+            </w:r>
+          </w:p>
+        </w:tc>
+        <w:tc>
+          <w:tcPr>
+            <w:tcW w:type="dxa" w:w="1584"/>
+          </w:tcPr>
+          <w:p>
+            <w:r/>
+            <w:r>
+              <w:rPr>
+                <w:sz w:val="19"/>
+              </w:rPr>
+              <w:t>2.9 mm</w:t>
+            </w:r>
+          </w:p>
+        </w:tc>
+        <w:tc>
+          <w:tcPr>
+            <w:tcW w:type="dxa" w:w="1728"/>
+          </w:tcPr>
+          <w:p>
+            <w:r/>
+            <w:r>
+              <w:rPr>
+                <w:sz w:val="19"/>
+              </w:rPr>
+              <w:t>5.3 mm</w:t>
+            </w:r>
+          </w:p>
+        </w:tc>
+        <w:tc>
+          <w:tcPr>
+            <w:tcW w:type="dxa" w:w="1584"/>
+          </w:tcPr>
+          <w:p>
+            <w:r/>
+            <w:r>
+              <w:rPr>
+                <w:sz w:val="19"/>
+              </w:rPr>
+              <w:t>8.0°</w:t>
+            </w:r>
+          </w:p>
+        </w:tc>
+        <w:tc>
+          <w:tcPr>
+            <w:tcW w:type="dxa" w:w="1872"/>
+          </w:tcPr>
+          <w:p>
+            <w:r/>
+            <w:r>
+              <w:rPr>
+                <w:sz w:val="19"/>
+              </w:rPr>
+              <w:t>21 mm</w:t>
+            </w:r>
+          </w:p>
+        </w:tc>
+      </w:tr>
+      <w:tr>
+        <w:trPr>
+          <w:cantSplit/>
+        </w:trPr>
+        <w:tc>
+          <w:tcPr>
+            <w:tcW w:type="dxa" w:w="2160"/>
+          </w:tcPr>
+          <w:p>
+            <w:r/>
+            <w:r>
+              <w:rPr>
+                <w:sz w:val="19"/>
+              </w:rPr>
+              <w:t>%6</w:t>
+            </w:r>
+          </w:p>
+        </w:tc>
+        <w:tc>
+          <w:tcPr>
+            <w:tcW w:type="dxa" w:w="1584"/>
+          </w:tcPr>
+          <w:p>
+            <w:r/>
+            <w:r>
+              <w:rPr>
+                <w:sz w:val="19"/>
+              </w:rPr>
+              <w:t>4.0 mm</w:t>
+            </w:r>
+          </w:p>
+        </w:tc>
+        <w:tc>
+          <w:tcPr>
+            <w:tcW w:type="dxa" w:w="1728"/>
+          </w:tcPr>
+          <w:p>
+            <w:r/>
+            <w:r>
+              <w:rPr>
+                <w:sz w:val="19"/>
+              </w:rPr>
+              <w:t>6.2 mm</w:t>
+            </w:r>
+          </w:p>
+        </w:tc>
+        <w:tc>
+          <w:tcPr>
+            <w:tcW w:type="dxa" w:w="1584"/>
+          </w:tcPr>
+          <w:p>
+            <w:r/>
+            <w:r>
+              <w:rPr>
+                <w:sz w:val="19"/>
+              </w:rPr>
+              <w:t>10.9°</w:t>
+            </w:r>
+          </w:p>
+        </w:tc>
+        <w:tc>
+          <w:tcPr>
+            <w:tcW w:type="dxa" w:w="1872"/>
+          </w:tcPr>
+          <w:p>
+            <w:r/>
+            <w:r>
+              <w:rPr>
+                <w:sz w:val="19"/>
+              </w:rPr>
+              <w:t>29 mm</w:t>
+            </w:r>
+          </w:p>
+        </w:tc>
+      </w:tr>
+    </w:tbl>
+    <w:p>
+      <w:pPr>
+        <w:spacing w:after="120"/>
+      </w:pPr>
+    </w:p>
+    <w:p>
+      <w:pPr>
+        <w:spacing w:after="120"/>
+      </w:pPr>
+      <w:r>
+        <w:rPr>
+          <w:i w:val="0"/>
+          <w:sz w:val="21"/>
+        </w:rPr>
+        <w:t>4 mm'lik kapı, %6 kirlenmede MAD ile GEÇİYOR, RMS ile geçmiyor. Geçtiğinde ne oluyor: yaklaşma pozu temas noktasının 29 mm yanına düşüyor ve oradan gelen eğik iniş nesneyi süpürüyor. Bildirilen birinci belirtinin geometrisi budur.</w:t>
+      </w:r>
+    </w:p>
+    <w:p>
+      <w:pPr>
+        <w:pStyle w:val="Heading2"/>
+      </w:pPr>
+      <w:r>
+        <w:rPr>
+          <w:color w:val="1E517B"/>
+        </w:rPr>
+        <w:t>22.2 Oturtulmayan normal artık sessiz değil</w:t>
+      </w:r>
+    </w:p>
+    <w:p>
+      <w:pPr>
+        <w:spacing w:after="120"/>
+      </w:pPr>
+      <w:r>
+        <w:rPr>
+          <w:i w:val="0"/>
+          <w:sz w:val="21"/>
+        </w:rPr>
+        <w:t>locator, ölçülen normali dünya eksenlerinden birine oturtabildiğinde (normal_snap_deg = 15°) bunu logluyordu; OTURTAMADIĞINDA hiçbir şey yazmıyordu. Oysa teşhis için gerekli olan tam da o durumdur, çünkü belirtisi normalin kendisi değil GEOMETRİK SONUCUDUR.</w:t>
+      </w:r>
+    </w:p>
+    <w:p>
+      <w:pPr>
+        <w:spacing w:after="120"/>
+      </w:pPr>
+      <w:r>
+        <w:rPr>
+          <w:i w:val="0"/>
+          <w:sz w:val="21"/>
+        </w:rPr>
+        <w:t>Eklenen uyarı, sonucu doğrudan milimetreye çeviriyor:</w:t>
+      </w:r>
+    </w:p>
+    <w:p>
+      <w:pPr>
+        <w:spacing w:before="80" w:after="160"/>
+        <w:ind w:left="288"/>
+        <w:shd w:val="clear" w:fill="F2F4F6"/>
+      </w:pPr>
+      <w:r>
+        <w:rPr>
+          <w:rFonts w:ascii="Consolas" w:hAnsi="Consolas"/>
+          <w:sz w:val="18"/>
+        </w:rPr>
+        <w:t>Yuzey normali dunya eksenine OTURTULMADI: sapma 12.4 derece &gt; 15.0.</w:t>
+        <w:br/>
+        <w:t>Sonuc: 15 cm yaklasmada yaklasma pozu temas noktasindan 33 mm YANA</w:t>
+        <w:br/>
+        <w:t>duser, emme kabi yuzeye 8.6 mm egik oturur.</w:t>
+        <w:br/>
+        <w:t>(yama: 96 nokta, artik 2.1 mm, yayilim 24 mm)</w:t>
+      </w:r>
+    </w:p>
+    <w:p>
+      <w:pPr>
+        <w:spacing w:after="120"/>
+      </w:pPr>
+      <w:r>
+        <w:rPr>
+          <w:i w:val="0"/>
+          <w:sz w:val="21"/>
+        </w:rPr>
+        <w:t>İkinci sayı (kabın bir kenarındaki boşluk) Ø39 mm'lik kap ağzından hesaplanıyor ve doğrudan ikinci belirtiyi ölçüyor: “temas var ama tam vakum yok”. Uyarı normal_snap_deg = 0 iken bastırılıyor, çünkü orada oturtma KASITLI olarak kapalıdır (eğik yüzeylerle çalışılıyor demektir) ve uyarı gürültü olurdu.</w:t>
+      </w:r>
+    </w:p>
+    <w:p>
+      <w:pPr>
+        <w:pStyle w:val="Heading2"/>
+      </w:pPr>
+      <w:r>
+        <w:rPr>
+          <w:color w:val="1E517B"/>
+        </w:rPr>
+        <w:t>22.3 Sızdıran kap: sabit derinlik yerine koşullu basma</w:t>
+      </w:r>
+    </w:p>
+    <w:p>
+      <w:pPr>
+        <w:spacing w:after="120"/>
+      </w:pPr>
+      <w:r>
+        <w:rPr>
+          <w:i w:val="0"/>
+          <w:sz w:val="21"/>
+        </w:rPr>
+        <w:t>Kap yüzeye değip de vakum kuramadığında eksik olan çoğu zaman birkaç milimetredir. Tek bir touch_offset bunu karşılayamaz: aynı değer iyi durumda parçayı bantta İTTİRİR. Çare sabit değeri derinleştirmek değil, YALNIZCA sızdırdığında derine basmaktır.</w:t>
+      </w:r>
+    </w:p>
+    <w:p>
+      <w:pPr>
+        <w:pStyle w:val="ListBullet"/>
+        <w:spacing w:after="60"/>
+        <w:ind w:left="360"/>
+      </w:pPr>
+      <w:r>
+        <w:t>İlk deneme tutmazsa kap normal boyunca touch_press_step (4 mm) daha bastırılıp vakum yineleniyor; en fazla touch_press_retries (2) kez.</w:t>
+      </w:r>
+    </w:p>
+    <w:p>
+      <w:pPr>
+        <w:pStyle w:val="ListBullet"/>
+        <w:spacing w:after="60"/>
+        <w:ind w:left="360"/>
+      </w:pPr>
+      <w:r>
+        <w:t>Toplam ek basma 8 mm — Ø39 mm kauçuk kabın ezilme payının içinde.</w:t>
+      </w:r>
+    </w:p>
+    <w:p>
+      <w:pPr>
+        <w:pStyle w:val="ListBullet"/>
+        <w:spacing w:after="60"/>
+        <w:ind w:left="360"/>
+      </w:pPr>
+      <w:r>
+        <w:t>Hareket CARTESIAN ve NORMAL boyunca: yanal bileşeni yok, yani parçayı ittirmiyor.</w:t>
+      </w:r>
+    </w:p>
+    <w:p>
+      <w:pPr>
+        <w:pStyle w:val="ListBullet"/>
+        <w:spacing w:after="60"/>
+        <w:ind w:left="360"/>
+      </w:pPr>
+      <w:r>
+        <w:t>Derine inilemiyorsa (plan yok) vakum körlemesine yinelenmiyor — kap zaten yerinde demektir.</w:t>
+      </w:r>
+    </w:p>
+    <w:p>
+      <w:pPr>
+        <w:spacing w:after="120"/>
+      </w:pPr>
+      <w:r>
+        <w:rPr>
+          <w:b/>
+          <w:i w:val="0"/>
+        </w:rPr>
+        <w:t xml:space="preserve">Bu bir TELAFİDİR, çözüm değil. </w:t>
+      </w:r>
+      <w:r>
+        <w:rPr>
+          <w:b w:val="0"/>
+          <w:i w:val="0"/>
+        </w:rPr>
+        <w:t>Her kavramada devreye giriyorsa sebep yüzey yüksekliğinin yanlış okunmasıdır. Log “vakum N mm basmada kuruldu” dediğinde touch_offset'i büyütmeden ÖNCE ölçülmesi gerekiyor: python3 test/surface_offset.py --truth &lt;şerit metreyle okunan z&gt;.</w:t>
+      </w:r>
+    </w:p>
+    <w:p>
+      <w:pPr>
+        <w:pStyle w:val="Heading2"/>
+      </w:pPr>
+      <w:r>
+        <w:rPr>
+          <w:color w:val="1E517B"/>
+        </w:rPr>
+        <w:t>22.4 Ara durak: kapatıldı, ölçüldü, geri açıldı</w:t>
+      </w:r>
+    </w:p>
+    <w:p>
+      <w:pPr>
+        <w:spacing w:after="120"/>
+      </w:pPr>
+      <w:r>
+        <w:rPr>
+          <w:i w:val="0"/>
+          <w:sz w:val="21"/>
+        </w:rPr>
+        <w:t>Kullanıcının hipotezi makuldü: ara durak (APPROACH_PICK) temas noktasının tam ÜSTÜNDE değil, ÖLÇÜLEN NORMAL boyunca ötesindedir; normal θ kadar eğikse ara durak nesnenin yanına düşer ve oradan gelen eğik iniş nesneyi süpürür. Temas pozunun kendisi bundan etkilenmez, yani ara durağı atlamak süpürmeyi geometrik olarak ortadan kaldırır. Bunu bir parametre olarak açtık (pick_approach_enabled) ve teşhis için kapattık.</w:t>
+      </w:r>
+    </w:p>
+    <w:p>
+      <w:pPr>
+        <w:spacing w:after="120"/>
+      </w:pPr>
+      <w:r>
+        <w:rPr>
+          <w:i w:val="0"/>
+          <w:sz w:val="21"/>
+        </w:rPr>
+        <w:t>Ölçüm hipotezi çürüttü. Sim koşusunda kavrama normali 0.78° sapmayla oturtuldu, uyarı hiç çıkmadı ve APPROACH_PICK ile TOUCH aynı x,y'de (0.648, 0.059) idi — iniş tamamen dikeydi. Gerçek hücrede de sebep başkaydı: Bölüm 21'deki 53 mm'lik ray gecikmesi.</w:t>
+      </w:r>
+    </w:p>
+    <w:p>
+      <w:pPr>
+        <w:spacing w:after="120"/>
+      </w:pPr>
+      <w:r>
+        <w:rPr>
+          <w:i w:val="0"/>
+          <w:sz w:val="21"/>
+        </w:rPr>
+        <w:t>Ayar bu yüzden true'ya geri alındı ve dosyadaki gerekçe tersine döndü. Ara durak artık DAHA DA gerekli: ray hedefine önce YUKARIDA varıyor, waypoint_settle_sec artığı kapatıyor, iniş ancak ondan sonra ve ray neredeyse duruyorken yapılıyor. Kapatmak, inişi rayın hâlâ hareket ettiği ana denk getirir — sürüklemenin tam reçetesi.</w:t>
+      </w:r>
+    </w:p>
+    <w:p>
+      <w:pPr>
+        <w:spacing w:after="120"/>
+      </w:pPr>
+      <w:r>
+        <w:rPr>
+          <w:b/>
+          <w:i w:val="0"/>
+        </w:rPr>
+        <w:t xml:space="preserve">Ayar yine de duruyor. </w:t>
+      </w:r>
+      <w:r>
+        <w:rPr>
+          <w:b w:val="0"/>
+          <w:i w:val="0"/>
+        </w:rPr>
+        <w:t>Ölçülen normal gerçekten eğik olduğunda (locator uyarısı çıktığında) doğru araç odur. Kapatmanın bedeli açıkça yazıldı: iniş yönü artık planlayıcının seçtiği yön olur, kabın ekseni boyunca olduğu garanti değildir — dikey yüzeyden parça çekmek bu yüzden ara durak olmadan çalışmaz.</w:t>
+      </w:r>
+    </w:p>
+    <w:p>
+      <w:pPr>
+        <w:pStyle w:val="Heading2"/>
+      </w:pPr>
+      <w:r>
+        <w:rPr>
+          <w:color w:val="1E517B"/>
+        </w:rPr>
+        <w:t>22.5 Kaldırma hedefi artık kanıtlanmış bir poz</w:t>
+      </w:r>
+    </w:p>
+    <w:p>
+      <w:pPr>
+        <w:spacing w:after="120"/>
+      </w:pPr>
+      <w:r>
+        <w:rPr>
+          <w:i w:val="0"/>
+          <w:sz w:val="21"/>
+        </w:rPr>
+        <w:t>Kavramadan sonra parça yüzeyden normal boyunca çekilir. Bu hedef eskiden yeniden hesaplanıyordu (temas + normal × lift_distance) ve ona taze IK/plan gerekiyordu. Oysa APPROACH_PICK pozuna saniyeler önce varılmıştır: gidilebilirliği KANITLANMIŞTIR, yol inişin birebir tersidir (o hacmi kap az önce süpürdü, boş olduğu kesin) ve kartezyen gidiş konfigürasyonu koruduğu için 7 eksenin artıklığı araya yeni bir ray hareketi sokamaz.</w:t>
+      </w:r>
+    </w:p>
+    <w:p>
+      <w:pPr>
+        <w:spacing w:after="120"/>
+      </w:pPr>
+      <w:r>
+        <w:rPr>
+          <w:i w:val="0"/>
+          <w:sz w:val="21"/>
+        </w:rPr>
+        <w:t>lift_distance artık yalnız ara durak KAPALIYKEN kullanılıyor — o zaman kanıtlanmış bir poz yoktur ve çekilme mesafesi bir yerden gelmelidir.</w:t>
+      </w:r>
+    </w:p>
+    <w:p>
+      <w:pPr>
+        <w:pStyle w:val="Heading2"/>
+      </w:pPr>
+      <w:r>
+        <w:rPr>
+          <w:color w:val="1E517B"/>
+        </w:rPr>
+        <w:t>22.6 Parça sahneye kaldırmadan SONRA iliştiriliyor</w:t>
+      </w:r>
+    </w:p>
+    <w:p>
+      <w:pPr>
+        <w:spacing w:after="120"/>
+      </w:pPr>
+      <w:r>
+        <w:rPr>
+          <w:i w:val="0"/>
+          <w:sz w:val="21"/>
+        </w:rPr>
+        <w:t>Parça MoveIt sahnesine kavrama anında ekleniyordu ve kaldırma hiçbir zaman planlanamıyordu. Aritmetiği:</w:t>
+      </w:r>
+    </w:p>
+    <w:p>
+      <w:pPr>
+        <w:spacing w:before="80" w:after="160"/>
+        <w:ind w:left="288"/>
+        <w:shd w:val="clear" w:fill="F2F4F6"/>
+      </w:pPr>
+      <w:r>
+        <w:rPr>
+          <w:rFonts w:ascii="Consolas" w:hAnsi="Consolas"/>
+          <w:sz w:val="18"/>
+        </w:rPr>
+        <w:t>temas (parcanin ustu)        0.856</w:t>
+        <w:br/>
+        <w:t>kutu = temas - boy/2         0.826 .. 0.856   (config 30 mm)</w:t>
+        <w:br/>
+        <w:t>konveyor bandi               0.845</w:t>
+      </w:r>
+    </w:p>
+    <w:p>
+      <w:pPr>
+        <w:spacing w:after="120"/>
+      </w:pPr>
+      <w:r>
+        <w:rPr>
+          <w:i w:val="0"/>
+          <w:sz w:val="21"/>
+        </w:rPr>
+        <w:t>Kutunun altı bandın 19 mm İÇİNDE. Parça daha kavrandığı anda bandın ÜSTÜNDE DURUYOR, yani kutusu tanım gereği destek yüzeyiyle kesişiyor; başlangıç durumu çarpışmalı olunca kartezyen de serbest de %0 dönüyor. Ölçüm tuttuğunda taşma pay kadar (5 mm) kalıyor ve kimi zaman geçiyordu — bu yüzden hata KESİNTİLİ görünüyordu. Ölçüm config'e düşünce (30 mm, gerçek parça 12 mm) her seferinde çarpar oldu.</w:t>
+      </w:r>
+    </w:p>
+    <w:p>
+      <w:pPr>
+        <w:spacing w:after="120"/>
+      </w:pPr>
+      <w:r>
+        <w:rPr>
+          <w:i w:val="0"/>
+          <w:sz w:val="21"/>
+        </w:rPr>
+        <w:t>Kaldırma dikey ve kabın az önce indiği boşluğa doğru olduğu için o hareket boyunca parçanın modellenmemesi yeni bir risk açmıyor. Kaldırmadan sonra iliştirilince kutu bandın 15–23 cm üstünde doğuyor ve taşıma ile bırakmanın tamamı yine çarpışma denetimine giriyor.</w:t>
+      </w:r>
+    </w:p>
+    <w:p>
+      <w:pPr>
+        <w:pStyle w:val="Heading2"/>
+      </w:pPr>
+      <w:r>
+        <w:rPr>
+          <w:color w:val="1E517B"/>
+        </w:rPr>
+        <w:t>22.7 Varış teşhisi: ray nerede, kap ucu nerede</w:t>
+      </w:r>
+    </w:p>
+    <w:p>
+      <w:pPr>
+        <w:spacing w:after="120"/>
+      </w:pPr>
+      <w:r>
+        <w:rPr>
+          <w:i w:val="0"/>
+          <w:sz w:val="21"/>
+        </w:rPr>
+        <w:t>“Kap parçanın yanına iniyor” belirtisinin üç farklı sebebi olabilir ve üçü de aynı görünür. Her waypoint'ten sonra basılan tek satırlık bir log üçünü ayırıyor:</w:t>
+      </w:r>
+    </w:p>
+    <w:p>
+      <w:pPr>
+        <w:spacing w:before="80" w:after="160"/>
+        <w:ind w:left="288"/>
+        <w:shd w:val="clear" w:fill="F2F4F6"/>
+      </w:pPr>
+      <w:r>
+        <w:rPr>
+          <w:rFonts w:ascii="Consolas" w:hAnsi="Consolas"/>
+          <w:sz w:val="18"/>
+        </w:rPr>
+        <w:t>TOUCH VARIS: ray=+0.6788 kap ucu TF=(0.648, 0.031, 0.874)</w:t>
+        <w:br/>
+        <w:t xml:space="preserve">             hedeften sapma=(+0, -28, +0) mm</w:t>
+      </w:r>
+    </w:p>
+    <w:p>
+      <w:pPr>
+        <w:pStyle w:val="ListBullet"/>
+        <w:spacing w:after="60"/>
+        <w:ind w:left="360"/>
+      </w:pPr>
+      <w:r>
+        <w:t>RAY SIÇRAMASI — kol artıklı; aynı kartezyen poz için IK farklı ray konumları seçebilir. Belirtisi: ray değeri waypoint'ler arasında değişiyor.</w:t>
+      </w:r>
+    </w:p>
+    <w:p>
+      <w:pPr>
+        <w:pStyle w:val="ListBullet"/>
+        <w:spacing w:after="60"/>
+        <w:ind w:left="360"/>
+      </w:pPr>
+      <w:r>
+        <w:t>KAMERANIN YANAL KALİBRASYONU — ur_sick_optical_joint'in xyz'sinde x ve y hâlâ 0. Belirtisi: ray sabit, TF ucu hedefe milimetrik oturuyor, ama kap yine de parçanın yanında; yani HEDEFİN KENDİSİ yanlış yerde.</w:t>
+      </w:r>
+    </w:p>
+    <w:p>
+      <w:pPr>
+        <w:pStyle w:val="ListBullet"/>
+        <w:spacing w:after="60"/>
+        <w:ind w:left="360"/>
+      </w:pPr>
+      <w:r>
+        <w:t>SÜRÜCÜ — TF ucu hedeften santimetrelerce sapıyorsa kol hedefe hiç varmamıştır. Bölüm 21'deki 53 mm bu satırla yakalandı.</w:t>
+      </w:r>
+    </w:p>
+    <w:p>
+      <w:pPr>
+        <w:pStyle w:val="Heading2"/>
+      </w:pPr>
+      <w:r>
+        <w:rPr>
+          <w:color w:val="1E517B"/>
+        </w:rPr>
+        <w:t>22.8 Ölçülen parça kutusu bir katman derindeydi</w:t>
+      </w:r>
+    </w:p>
+    <w:p>
+      <w:pPr>
+        <w:spacing w:after="120"/>
+      </w:pPr>
+      <w:r>
+        <w:rPr>
+          <w:i w:val="0"/>
+          <w:sz w:val="21"/>
+        </w:rPr>
+        <w:t>Parçanın boyutu derinlikten ölçülüyor (Bölüm 11.2), ama ölçümü OKUYAN taraf yanlış yere bakıyordu: locator sonucu detection["surface"]["payload"] içine yazarken, _payload_box detection["payload"]'a bakıyordu. Anahtar hiçbir zaman bulunmadı; ölçüm ÖZELLİK YAZILDIĞINDAN BERİ her koşuda atıldı ve config'e düşüldü.</w:t>
+      </w:r>
+    </w:p>
+    <w:p>
+      <w:pPr>
+        <w:spacing w:after="120"/>
+      </w:pPr>
+      <w:r>
+        <w:rPr>
+          <w:i w:val="0"/>
+          <w:sz w:val="21"/>
+        </w:rPr>
+        <w:t>Sessiz değildi — ama çelişkisi log'un iki ayrı satırına dağıldığı için görünmüyordu:</w:t>
+      </w:r>
+    </w:p>
+    <w:p>
+      <w:pPr>
+        <w:spacing w:before="80" w:after="160"/>
+        <w:ind w:left="288"/>
+        <w:shd w:val="clear" w:fill="F2F4F6"/>
+      </w:pPr>
+      <w:r>
+        <w:rPr>
+          <w:rFonts w:ascii="Consolas" w:hAnsi="Consolas"/>
+          <w:sz w:val="18"/>
+        </w:rPr>
+        <w:t>Parca olculdu: 143x84x26 mm, pay ile 153x94x36 mm</w:t>
+        <w:br/>
+        <w:t>... ilistirildi: gemini_payload (140x83x30 mm, config (olculemedi))</w:t>
+      </w:r>
+    </w:p>
+    <w:p>
+      <w:pPr>
+        <w:spacing w:after="120"/>
+      </w:pPr>
+      <w:r>
+        <w:rPr>
+          <w:i w:val="0"/>
+          <w:sz w:val="21"/>
+        </w:rPr>
+        <w:t>Bedeli iki yerde: MoveIt'in taşıdığı kutu gerçek parçadan 13 mm kısa ve 11 mm dar sanılıyor (planlayıcı var olmayan boşluklara güveniyor, raf gözü gibi dar yerlerde kritik), ve carried_height config'ten geldiği için _lift_for_payload bırakma yüksekliğini o kadar yanlış kaydırıyor — bu koşuda 6 mm.</w:t>
+      </w:r>
+    </w:p>
+    <w:p>
+      <w:pPr>
+        <w:pStyle w:val="Heading2"/>
+      </w:pPr>
+      <w:r>
+        <w:rPr>
+          <w:color w:val="1E517B"/>
+        </w:rPr>
+        <w:t>22.9 Ölçümün yatay aklı başındalık sınırı</w:t>
+      </w:r>
+    </w:p>
+    <w:p>
+      <w:pPr>
+        <w:spacing w:after="120"/>
+      </w:pPr>
+      <w:r>
+        <w:rPr>
+          <w:i w:val="0"/>
+          <w:sz w:val="21"/>
+        </w:rPr>
+        <w:t>Ölçülen yükseklik iki yönden sınırlanmıştı (payload_min/max_height_m) ama AYAK İZİ hiç sınırlanmamıştı, ve kaçak tam oradan oldu. Bir koşuda ölçüm 881 × 347 × 4 mm çıktı — 68219 piksel, görüntünün %31'i. Bu bir parça değil, KONVEYÖR BANDININ KENDİSİDİR: üst düzlem parçaya değil banda oturunca destek düzlemi 4 mm aşağıda “bulunuyor”, eşik bandın 2 mm altına düşüyor ve bağlı bileşen bütün banda yayılıyor.</w:t>
+      </w:r>
+    </w:p>
+    <w:p>
+      <w:pPr>
+        <w:spacing w:after="120"/>
+      </w:pPr>
+      <w:r>
+        <w:rPr>
+          <w:i w:val="0"/>
+          <w:sz w:val="21"/>
+        </w:rPr>
+        <w:t>Bedeli gecikmeli: 891 × 357 mm'lik kutu kaba iliştiriliyor ve o andan sonra HİÇBİR plan üretilemiyor; kartezyen de serbest de %0 dönüyor. Belirti “robot parçayı kaldıramadı” olarak görünüyor, sebebi ise iki adım önceki ölçüm.</w:t>
+      </w:r>
+    </w:p>
+    <w:p>
+      <w:pPr>
+        <w:spacing w:after="120"/>
+      </w:pPr>
+      <w:r>
+        <w:rPr>
+          <w:i w:val="0"/>
+          <w:sz w:val="21"/>
+        </w:rPr>
+        <w:t>Eklenen kapı (payload_max_span_m = 0.45) şu ilkeye dayanıyor: vakum kabının taşıyabileceğinden büyük bir ölçüm, ölçümün KENDİSİNİN başarısız olduğunun kanıtıdır. Reddedilen ölçüm payload_size'a düşüyor — hatalı devasa kutuyla devam etmekten her koşulda iyidir.</w:t>
+      </w:r>
+    </w:p>
+    <w:p>
+      <w:pPr>
+        <w:pStyle w:val="Heading1"/>
+      </w:pPr>
+      <w:r>
+        <w:rPr>
+          <w:color w:val="1E517B"/>
+        </w:rPr>
+        <w:t>23. Güncel Durum (18 Ağustos)</w:t>
+      </w:r>
+    </w:p>
+    <w:p>
+      <w:pPr>
+        <w:spacing w:after="120"/>
+      </w:pPr>
+      <w:r>
+        <w:rPr>
+          <w:i/>
+          <w:color w:val="555F6B"/>
+          <w:sz w:val="21"/>
+        </w:rPr>
+        <w:t>Bölüm 13 (12 Ağustos) ve Bölüm 19 (14 Ağustos) tarihsel kayıt olarak duruyor. Aşağıdaki liste ikisinin de yerine geçer.</w:t>
+      </w:r>
+    </w:p>
+    <w:p>
+      <w:pPr>
+        <w:pStyle w:val="Heading2"/>
+      </w:pPr>
+      <w:r>
+        <w:rPr>
+          <w:color w:val="1E517B"/>
+        </w:rPr>
+        <w:t>23.1 Çalışan hücrede doğrulandı</w:t>
+      </w:r>
+    </w:p>
+    <w:p>
+      <w:pPr>
+        <w:pStyle w:val="ListBullet"/>
+        <w:spacing w:after="60"/>
+        <w:ind w:left="360"/>
+      </w:pPr>
+      <w:r>
+        <w:t>Uçtan uca SİM görevi: komut → tespit → kavrama → taşıma → bırakma. Son koşuda kavrama normali 0.78° sapmayla oturtuldu, iniş tamamen dikeydi.</w:t>
+      </w:r>
+    </w:p>
+    <w:p>
+      <w:pPr>
+        <w:pStyle w:val="ListBullet"/>
+        <w:spacing w:after="60"/>
+        <w:ind w:left="360"/>
+      </w:pPr>
+      <w:r>
+        <w:t>Gerçek VGC10'a Modbus üzerinden komut (tut / bırak / boşta).</w:t>
+      </w:r>
+    </w:p>
+    <w:p>
+      <w:pPr>
+        <w:pStyle w:val="ListBullet"/>
+        <w:spacing w:after="60"/>
+        <w:ind w:left="360"/>
+      </w:pPr>
+      <w:r>
+        <w:t>Gerçek SICK'ten nokta bulutu ve derinlik; ölçek ve konvansiyon düzeltmeleri.</w:t>
+      </w:r>
+    </w:p>
+    <w:p>
+      <w:pPr>
+        <w:pStyle w:val="ListBullet"/>
+        <w:spacing w:after="60"/>
+        <w:ind w:left="360"/>
+      </w:pPr>
+      <w:r>
+        <w:t>GERÇEK ROBOT konveyördeki kutuya TOUCH pozunda indi; dünya z = 0'ın yer olduğu bağımsız doğrulandı (TF 0.9995 ↔ şerit metre 1.00–1.01).</w:t>
+      </w:r>
+    </w:p>
+    <w:p>
+      <w:pPr>
+        <w:pStyle w:val="ListBullet"/>
+        <w:spacing w:after="60"/>
+        <w:ind w:left="360"/>
+      </w:pPr>
+      <w:r>
+        <w:t>45 mm'lik optik sapma iki bağımsız yüzeyde ölçüldü ve düzeltildi; konveyör korkulukları ölçülüp çarpışma modeline eklendi.</w:t>
+      </w:r>
+    </w:p>
+    <w:p>
+      <w:pPr>
+        <w:pStyle w:val="ListBullet"/>
+        <w:spacing w:after="60"/>
+        <w:ind w:left="360"/>
+      </w:pPr>
+      <w:r>
+        <w:t>LİNEER RAY: feedforward canlandırıldı, takip hatası sabit 53 mm'den birkaç mm'ye indi; öndeleme, işaretli hata ve son yaklaşma yeniden-yazması gerçek hücrede ölçülerek ayarlandı (Bölüm 21).</w:t>
+      </w:r>
+    </w:p>
+    <w:p>
+      <w:pPr>
+        <w:pStyle w:val="Heading2"/>
+      </w:pPr>
+      <w:r>
+        <w:rPr>
+          <w:color w:val="1E517B"/>
+        </w:rPr>
+        <w:t>23.2 Yazıldı, hücrede henüz denenmedi</w:t>
+      </w:r>
+    </w:p>
+    <w:p>
+      <w:pPr>
+        <w:pStyle w:val="ListBullet"/>
+        <w:spacing w:after="60"/>
+        <w:ind w:left="360"/>
+      </w:pPr>
+      <w:r>
+        <w:t>GERÇEK ROBOTTA uçtan uca görev — parçanın gerçekten vakumla alınıp bırakılması. Ray düzeltmelerinden sonraki ilk tam koşu henüz yapılmadı.</w:t>
+      </w:r>
+    </w:p>
+    <w:p>
+      <w:pPr>
+        <w:pStyle w:val="ListBullet"/>
+        <w:spacing w:after="60"/>
+        <w:ind w:left="360"/>
+      </w:pPr>
+      <w:r>
+        <w:t>Basma-yineleme (_grip_with_press) SİMÜLASYONDA HİÇ ÇALIŞAMAZ: vacuum_require_confirmation sim'de false olduğu için grip() koşulsuz başarı döner. Yol birim testleriyle sabitlendi ama hücrede hiç tetiklenmedi; gerçek robot (onay true) onun ilk canlı denemesi olacak.</w:t>
+      </w:r>
+    </w:p>
+    <w:p>
+      <w:pPr>
+        <w:pStyle w:val="ListBullet"/>
+        <w:spacing w:after="60"/>
+        <w:ind w:left="360"/>
+      </w:pPr>
+      <w:r>
+        <w:t>Ölçülen parça kutusunun MoveIt'e gerçekten gitmesinin gerçek hücrede doğrulanması (düzeltme sim log'undan bulundu).</w:t>
+      </w:r>
+    </w:p>
+    <w:p>
+      <w:pPr>
+        <w:pStyle w:val="ListBullet"/>
+        <w:spacing w:after="60"/>
+        <w:ind w:left="360"/>
+      </w:pPr>
+      <w:r>
+        <w:t>Kalibrasyon dosyasının yüklendiğinin ÖLÇÜLMESİ: argüman düzeltildi, ama düzeltilmiş DH modelinin konum hatasına etkisi sayıyla karşılaştırılmadı.</w:t>
+      </w:r>
+    </w:p>
+    <w:p>
+      <w:pPr>
+        <w:pStyle w:val="ListBullet"/>
+        <w:spacing w:after="60"/>
+        <w:ind w:left="360"/>
+      </w:pPr>
+      <w:r>
+        <w:t>Sim'de ayarlanmış tarama pozlarının gerçek hücrede aynı kadrajı vermesi.</w:t>
+      </w:r>
+    </w:p>
+    <w:p>
+      <w:pPr>
+        <w:pStyle w:val="Heading2"/>
+      </w:pPr>
+      <w:r>
+        <w:rPr>
+          <w:color w:val="1E517B"/>
+        </w:rPr>
+        <w:t>23.3 Bilinen sınırlar</w:t>
+      </w:r>
+    </w:p>
+    <w:p>
+      <w:pPr>
+        <w:pStyle w:val="ListBullet"/>
+        <w:spacing w:after="60"/>
+        <w:ind w:left="360"/>
+      </w:pPr>
+      <w:r>
+        <w:t>Kameranın YANAL kalibrasyonu hiç yapılmadı: ur_sick_optical_joint'in x ve y'si hâlâ 0. Ray gecikmesi kapandıktan sonra kalan bir Y sapması varsa sebebi burasıdır ve varış logu (Bölüm 22.7) ile ayırt edilir.</w:t>
+      </w:r>
+    </w:p>
+    <w:p>
+      <w:pPr>
+        <w:pStyle w:val="ListBullet"/>
+        <w:spacing w:after="60"/>
+        <w:ind w:left="360"/>
+      </w:pPr>
+      <w:r>
+        <w:t>Bir tespitte normal 14.70° sapmayla oturtuldu — 15°'lik eşiğin bir derece altında. Gerçek hücrede SICK gürültüsüyle aynı yüzey eşiği aşarsa oturtma iptal olur ve 15 cm'lik yaklaşmada yaklaşma pozu ~40 mm yana kayar. Yeni uyarı bunu yakalar.</w:t>
+      </w:r>
+    </w:p>
+    <w:p>
+      <w:pPr>
+        <w:pStyle w:val="ListBullet"/>
+        <w:spacing w:after="60"/>
+        <w:ind w:left="360"/>
+      </w:pPr>
+      <w:r>
+        <w:t>Doğrulama DURUMLARI denetler, YOLLARI değil (Bölüm 14.3). Yaklaşma listesi telafi ediyor ama kapatmıyor; kapatmanın yolu her yaklaşma için plan_only bir plan denemesi.</w:t>
+      </w:r>
+    </w:p>
+    <w:p>
+      <w:pPr>
+        <w:pStyle w:val="ListBullet"/>
+        <w:spacing w:after="60"/>
+        <w:ind w:left="360"/>
+      </w:pPr>
+      <w:r>
+        <w:t>Bırakma komutu doğrulanmıyor: release() koşulsuz başarı dönüyor. Kaybolan bir komut parçayı kavrayıcıda bırakır ve kol yoluna devam eder.</w:t>
+      </w:r>
+    </w:p>
+    <w:p>
+      <w:pPr>
+        <w:pStyle w:val="ListBullet"/>
+        <w:spacing w:after="60"/>
+        <w:ind w:left="360"/>
+      </w:pPr>
+      <w:r>
+        <w:t>Modbus kopması ile “kap yüzeye oturmadı” ayırt edilemiyor: sürücünün durum okuması her istisnada sessizce [0, 0] dönüyor.</w:t>
+      </w:r>
+    </w:p>
+    <w:p>
+      <w:pPr>
+        <w:pStyle w:val="ListBullet"/>
+        <w:spacing w:after="60"/>
+        <w:ind w:left="360"/>
+      </w:pPr>
+      <w:r>
+        <w:t>waypoint_settle_sec = 2.0 bir ÖNLEMDİR: sürücü hedefe varmadan “vardım” diyor. 8 waypoint'lik bir görevde doğrudan +16 saniye. Kalıcı çözüm controller'ın goal_tolerance / stopped_velocity_tolerance ayarlarında.</w:t>
+      </w:r>
+    </w:p>
+    <w:p>
+      <w:pPr>
+        <w:pStyle w:val="ListBullet"/>
+        <w:spacing w:after="60"/>
+        <w:ind w:left="360"/>
+      </w:pPr>
+      <w:r>
+        <w:t>Kategori tanıma zayıf: derinlik render'ı ER 2 için dağılım-içi girdi değil (Bölüm 4).</w:t>
+      </w:r>
+    </w:p>
+    <w:p>
+      <w:pPr>
+        <w:pStyle w:val="Heading2"/>
+      </w:pPr>
+      <w:r>
+        <w:rPr>
+          <w:color w:val="1E517B"/>
+        </w:rPr>
+        <w:t>23.4 Güvenlik: bekleyen iş</w:t>
+      </w:r>
+    </w:p>
+    <w:p>
+      <w:pPr>
+        <w:spacing w:after="120"/>
+      </w:pPr>
+      <w:r>
+        <w:rPr>
+          <w:b/>
+          <w:i w:val="0"/>
+          <w:color w:val="C0392B"/>
+        </w:rPr>
+        <w:t xml:space="preserve">Gemini API anahtarı hâlâ döndürülmedi. </w:t>
+      </w:r>
+      <w:r>
+        <w:rPr>
+          <w:b w:val="0"/>
+          <w:i w:val="0"/>
+        </w:rPr>
+        <w:t>Anahtar bir kayıt dosyasına iki kez tam olarak yazıldı. Anahtarın config/gemini_params.yaml'a YAZILMAMASI kuralı yerinde ve dosya temiz; ama sızmış anahtarın aistudio.google.com/apikey üzerinden iptal edilip yenilenmesi bekliyor. Bu, kapanmamış tek güvenlik maddesidir.</w:t>
+      </w:r>
+    </w:p>
+    <w:p>
+      <w:pPr>
+        <w:pStyle w:val="Heading2"/>
+      </w:pPr>
+      <w:r>
+        <w:rPr>
+          <w:color w:val="1E517B"/>
+        </w:rPr>
+        <w:t>23.5 Test durumu</w:t>
+      </w:r>
+    </w:p>
+    <w:p>
+      <w:pPr>
+        <w:spacing w:after="120"/>
+      </w:pPr>
+      <w:r>
+        <w:rPr>
+          <w:i w:val="0"/>
+          <w:sz w:val="21"/>
+        </w:rPr>
+        <w:t>Paket 99 otomatik test taşıyor; 92'si ROS grafiği ayağa kaldırmadan çalışıyor, 7'si canlı MoveIt istiyor ve o olmadan atlanıyor. Testlerin büyük kısmı bir düzeltmeyi değil, BİR HATANIN GERİ GELMEMESİNİ koruyor.</w:t>
+      </w:r>
+    </w:p>
+    <w:p>
+      <w:pPr>
+        <w:spacing w:before="80" w:after="160"/>
+        <w:ind w:left="288"/>
+        <w:shd w:val="clear" w:fill="F2F4F6"/>
+      </w:pPr>
+      <w:r>
+        <w:rPr>
+          <w:rFonts w:ascii="Consolas" w:hAnsi="Consolas"/>
+          <w:sz w:val="18"/>
+        </w:rPr>
+        <w:t>python3 -m pytest test/ -q -p no:anyio</w:t>
+        <w:br/>
+        <w:t xml:space="preserve">  -&gt;  92 passed, 7 skipped</w:t>
+      </w:r>
+    </w:p>
+    <w:tbl>
+      <w:tblPr>
+        <w:tblStyle w:val="LightGrid-Accent1"/>
+        <w:tblW w:type="auto" w:w="0"/>
+        <w:tblLayout w:type="fixed"/>
+        <w:tblLook w:firstColumn="1" w:firstRow="1" w:lastColumn="0" w:lastRow="0" w:noHBand="0" w:noVBand="1" w:val="04A0"/>
+      </w:tblPr>
+      <w:tblGrid>
+        <w:gridCol w:w="3024"/>
+        <w:gridCol w:w="1008"/>
+        <w:gridCol w:w="4896"/>
+      </w:tblGrid>
+      <w:tr>
+        <w:trPr>
+          <w:cantSplit/>
+        </w:trPr>
+        <w:tc>
+          <w:tcPr>
+            <w:tcW w:type="dxa" w:w="3024"/>
+          </w:tcPr>
+          <w:p>
+            <w:r/>
+            <w:r>
+              <w:rPr>
+                <w:b/>
+                <w:sz w:val="19"/>
+              </w:rPr>
+              <w:t>test dosyası</w:t>
+            </w:r>
+          </w:p>
+        </w:tc>
+        <w:tc>
+          <w:tcPr>
+            <w:tcW w:type="dxa" w:w="1008"/>
+          </w:tcPr>
+          <w:p>
+            <w:r/>
+            <w:r>
+              <w:rPr>
+                <w:b/>
+                <w:sz w:val="19"/>
+              </w:rPr>
+              <w:t>adet</w:t>
+            </w:r>
+          </w:p>
+        </w:tc>
+        <w:tc>
+          <w:tcPr>
+            <w:tcW w:type="dxa" w:w="4896"/>
+          </w:tcPr>
+          <w:p>
+            <w:r/>
+            <w:r>
+              <w:rPr>
+                <w:b/>
+                <w:sz w:val="19"/>
+              </w:rPr>
+              <w:t>neyi sabitliyor</w:t>
+            </w:r>
+          </w:p>
+        </w:tc>
+      </w:tr>
+      <w:tr>
+        <w:trPr>
+          <w:cantSplit/>
+        </w:trPr>
+        <w:tc>
+          <w:tcPr>
+            <w:tcW w:type="dxa" w:w="3024"/>
+          </w:tcPr>
+          <w:p>
+            <w:r/>
+            <w:r>
+              <w:rPr>
+                <w:sz w:val="19"/>
+              </w:rPr>
+              <w:t>test_payload</w:t>
+            </w:r>
+          </w:p>
+        </w:tc>
+        <w:tc>
+          <w:tcPr>
+            <w:tcW w:type="dxa" w:w="1008"/>
+          </w:tcPr>
+          <w:p>
+            <w:r/>
+            <w:r>
+              <w:rPr>
+                <w:sz w:val="19"/>
+              </w:rPr>
+              <w:t>15</w:t>
+            </w:r>
+          </w:p>
+        </w:tc>
+        <w:tc>
+          <w:tcPr>
+            <w:tcW w:type="dxa" w:w="4896"/>
+          </w:tcPr>
+          <w:p>
+            <w:r/>
+            <w:r>
+              <w:rPr>
+                <w:sz w:val="19"/>
+              </w:rPr>
+              <w:t>boyut derinlikten, histogram modu, yatay sınır (881 mm kaçağı)</w:t>
+            </w:r>
+          </w:p>
+        </w:tc>
+      </w:tr>
+      <w:tr>
+        <w:trPr>
+          <w:cantSplit/>
+        </w:trPr>
+        <w:tc>
+          <w:tcPr>
+            <w:tcW w:type="dxa" w:w="3024"/>
+          </w:tcPr>
+          <w:p>
+            <w:r/>
+            <w:r>
+              <w:rPr>
+                <w:sz w:val="19"/>
+              </w:rPr>
+              <w:t>test_place_search</w:t>
+            </w:r>
+          </w:p>
+        </w:tc>
+        <w:tc>
+          <w:tcPr>
+            <w:tcW w:type="dxa" w:w="1008"/>
+          </w:tcPr>
+          <w:p>
+            <w:r/>
+            <w:r>
+              <w:rPr>
+                <w:sz w:val="19"/>
+              </w:rPr>
+              <w:t>12</w:t>
+            </w:r>
+          </w:p>
+        </w:tc>
+        <w:tc>
+          <w:tcPr>
+            <w:tcW w:type="dxa" w:w="4896"/>
+          </w:tcPr>
+          <w:p>
+            <w:r/>
+            <w:r>
+              <w:rPr>
+                <w:sz w:val="19"/>
+              </w:rPr>
+              <w:t>kaydırma yüzeyde kalır, içten dışa aranır</w:t>
+            </w:r>
+          </w:p>
+        </w:tc>
+      </w:tr>
+      <w:tr>
+        <w:trPr>
+          <w:cantSplit/>
+        </w:trPr>
+        <w:tc>
+          <w:tcPr>
+            <w:tcW w:type="dxa" w:w="3024"/>
+          </w:tcPr>
+          <w:p>
+            <w:r/>
+            <w:r>
+              <w:rPr>
+                <w:sz w:val="19"/>
+              </w:rPr>
+              <w:t>test_grasp_press</w:t>
+            </w:r>
+          </w:p>
+        </w:tc>
+        <w:tc>
+          <w:tcPr>
+            <w:tcW w:type="dxa" w:w="1008"/>
+          </w:tcPr>
+          <w:p>
+            <w:r/>
+            <w:r>
+              <w:rPr>
+                <w:sz w:val="19"/>
+              </w:rPr>
+              <w:t>11</w:t>
+            </w:r>
+          </w:p>
+        </w:tc>
+        <w:tc>
+          <w:tcPr>
+            <w:tcW w:type="dxa" w:w="4896"/>
+          </w:tcPr>
+          <w:p>
+            <w:r/>
+            <w:r>
+              <w:rPr>
+                <w:sz w:val="19"/>
+              </w:rPr>
+              <w:t>artık RMS'tir; basma yalnız normal boyunca ve sınırlı; ölçülen kutu okunur</w:t>
+            </w:r>
+          </w:p>
+        </w:tc>
+      </w:tr>
+      <w:tr>
+        <w:trPr>
+          <w:cantSplit/>
+        </w:trPr>
+        <w:tc>
+          <w:tcPr>
+            <w:tcW w:type="dxa" w:w="3024"/>
+          </w:tcPr>
+          <w:p>
+            <w:r/>
+            <w:r>
+              <w:rPr>
+                <w:sz w:val="19"/>
+              </w:rPr>
+              <w:t>test_api_key</w:t>
+            </w:r>
+          </w:p>
+        </w:tc>
+        <w:tc>
+          <w:tcPr>
+            <w:tcW w:type="dxa" w:w="1008"/>
+          </w:tcPr>
+          <w:p>
+            <w:r/>
+            <w:r>
+              <w:rPr>
+                <w:sz w:val="19"/>
+              </w:rPr>
+              <w:t>10</w:t>
+            </w:r>
+          </w:p>
+        </w:tc>
+        <w:tc>
+          <w:tcPr>
+            <w:tcW w:type="dxa" w:w="4896"/>
+          </w:tcPr>
+          <w:p>
+            <w:r/>
+            <w:r>
+              <w:rPr>
+                <w:sz w:val="19"/>
+              </w:rPr>
+              <w:t>anahtar arama sırası ve dosya biçimleri</w:t>
+            </w:r>
+          </w:p>
+        </w:tc>
+      </w:tr>
+      <w:tr>
+        <w:trPr>
+          <w:cantSplit/>
+        </w:trPr>
+        <w:tc>
+          <w:tcPr>
+            <w:tcW w:type="dxa" w:w="3024"/>
+          </w:tcPr>
+          <w:p>
+            <w:r/>
+            <w:r>
+              <w:rPr>
+                <w:sz w:val="19"/>
+              </w:rPr>
+              <w:t>test_vacuum_modes</w:t>
+            </w:r>
+          </w:p>
+        </w:tc>
+        <w:tc>
+          <w:tcPr>
+            <w:tcW w:type="dxa" w:w="1008"/>
+          </w:tcPr>
+          <w:p>
+            <w:r/>
+            <w:r>
+              <w:rPr>
+                <w:sz w:val="19"/>
+              </w:rPr>
+              <w:t>8</w:t>
+            </w:r>
+          </w:p>
+        </w:tc>
+        <w:tc>
+          <w:tcPr>
+            <w:tcW w:type="dxa" w:w="4896"/>
+          </w:tcPr>
+          <w:p>
+            <w:r/>
+            <w:r>
+              <w:rPr>
+                <w:sz w:val="19"/>
+              </w:rPr>
+              <w:t>mod sabitleri, kaydırılmış bayt, mod başına onay ayarı</w:t>
+            </w:r>
+          </w:p>
+        </w:tc>
+      </w:tr>
+      <w:tr>
+        <w:trPr>
+          <w:cantSplit/>
+        </w:trPr>
+        <w:tc>
+          <w:tcPr>
+            <w:tcW w:type="dxa" w:w="3024"/>
+          </w:tcPr>
+          <w:p>
+            <w:r/>
+            <w:r>
+              <w:rPr>
+                <w:sz w:val="19"/>
+              </w:rPr>
+              <w:t>test_depth_conventions</w:t>
+            </w:r>
+          </w:p>
+        </w:tc>
+        <w:tc>
+          <w:tcPr>
+            <w:tcW w:type="dxa" w:w="1008"/>
+          </w:tcPr>
+          <w:p>
+            <w:r/>
+            <w:r>
+              <w:rPr>
+                <w:sz w:val="19"/>
+              </w:rPr>
+              <w:t>7</w:t>
+            </w:r>
+          </w:p>
+        </w:tc>
+        <w:tc>
+          <w:tcPr>
+            <w:tcW w:type="dxa" w:w="4896"/>
+          </w:tcPr>
+          <w:p>
+            <w:r/>
+            <w:r>
+              <w:rPr>
+                <w:sz w:val="19"/>
+              </w:rPr>
+              <w:t>ölçek ve radyal/planar dönüşümleri</w:t>
+            </w:r>
+          </w:p>
+        </w:tc>
+      </w:tr>
+      <w:tr>
+        <w:trPr>
+          <w:cantSplit/>
+        </w:trPr>
+        <w:tc>
+          <w:tcPr>
+            <w:tcW w:type="dxa" w:w="3024"/>
+          </w:tcPr>
+          <w:p>
+            <w:r/>
+            <w:r>
+              <w:rPr>
+                <w:sz w:val="19"/>
+              </w:rPr>
+              <w:t>test_markers</w:t>
+            </w:r>
+          </w:p>
+        </w:tc>
+        <w:tc>
+          <w:tcPr>
+            <w:tcW w:type="dxa" w:w="1008"/>
+          </w:tcPr>
+          <w:p>
+            <w:r/>
+            <w:r>
+              <w:rPr>
+                <w:sz w:val="19"/>
+              </w:rPr>
+              <w:t>7</w:t>
+            </w:r>
+          </w:p>
+        </w:tc>
+        <w:tc>
+          <w:tcPr>
+            <w:tcW w:type="dxa" w:w="4896"/>
+          </w:tcPr>
+          <w:p>
+            <w:r/>
+            <w:r>
+              <w:rPr>
+                <w:sz w:val="19"/>
+              </w:rPr>
+              <w:t>DELETEALL yok, artakalanlar tek tek silinir</w:t>
+            </w:r>
+          </w:p>
+        </w:tc>
+      </w:tr>
+      <w:tr>
+        <w:trPr>
+          <w:cantSplit/>
+        </w:trPr>
+        <w:tc>
+          <w:tcPr>
+            <w:tcW w:type="dxa" w:w="3024"/>
+          </w:tcPr>
+          <w:p>
+            <w:r/>
+            <w:r>
+              <w:rPr>
+                <w:sz w:val="19"/>
+              </w:rPr>
+              <w:t>test_planning_budget</w:t>
+            </w:r>
+          </w:p>
+        </w:tc>
+        <w:tc>
+          <w:tcPr>
+            <w:tcW w:type="dxa" w:w="1008"/>
+          </w:tcPr>
+          <w:p>
+            <w:r/>
+            <w:r>
+              <w:rPr>
+                <w:sz w:val="19"/>
+              </w:rPr>
+              <w:t>7</w:t>
+            </w:r>
+          </w:p>
+        </w:tc>
+        <w:tc>
+          <w:tcPr>
+            <w:tcW w:type="dxa" w:w="4896"/>
+          </w:tcPr>
+          <w:p>
+            <w:r/>
+            <w:r>
+              <w:rPr>
+                <w:sz w:val="19"/>
+              </w:rPr>
+              <w:t>planlama bütçesi sessizce atlanmaz</w:t>
+            </w:r>
+          </w:p>
+        </w:tc>
+      </w:tr>
+      <w:tr>
+        <w:trPr>
+          <w:cantSplit/>
+        </w:trPr>
+        <w:tc>
+          <w:tcPr>
+            <w:tcW w:type="dxa" w:w="3024"/>
+          </w:tcPr>
+          <w:p>
+            <w:r/>
+            <w:r>
+              <w:rPr>
+                <w:sz w:val="19"/>
+              </w:rPr>
+              <w:t>test_reachability_live</w:t>
+            </w:r>
+          </w:p>
+        </w:tc>
+        <w:tc>
+          <w:tcPr>
+            <w:tcW w:type="dxa" w:w="1008"/>
+          </w:tcPr>
+          <w:p>
+            <w:r/>
+            <w:r>
+              <w:rPr>
+                <w:sz w:val="19"/>
+              </w:rPr>
+              <w:t>7</w:t>
+            </w:r>
+          </w:p>
+        </w:tc>
+        <w:tc>
+          <w:tcPr>
+            <w:tcW w:type="dxa" w:w="4896"/>
+          </w:tcPr>
+          <w:p>
+            <w:r/>
+            <w:r>
+              <w:rPr>
+                <w:sz w:val="19"/>
+              </w:rPr>
+              <w:t>gerçek MoveIt'e karşı IK kararları</w:t>
+            </w:r>
+          </w:p>
+        </w:tc>
+      </w:tr>
+      <w:tr>
+        <w:trPr>
+          <w:cantSplit/>
+        </w:trPr>
+        <w:tc>
+          <w:tcPr>
+            <w:tcW w:type="dxa" w:w="3024"/>
+          </w:tcPr>
+          <w:p>
+            <w:r/>
+            <w:r>
+              <w:rPr>
+                <w:sz w:val="19"/>
+              </w:rPr>
+              <w:t>test_reachability</w:t>
+            </w:r>
+          </w:p>
+        </w:tc>
+        <w:tc>
+          <w:tcPr>
+            <w:tcW w:type="dxa" w:w="1008"/>
+          </w:tcPr>
+          <w:p>
+            <w:r/>
+            <w:r>
+              <w:rPr>
+                <w:sz w:val="19"/>
+              </w:rPr>
+              <w:t>6</w:t>
+            </w:r>
+          </w:p>
+        </w:tc>
+        <w:tc>
+          <w:tcPr>
+            <w:tcW w:type="dxa" w:w="4896"/>
+          </w:tcPr>
+          <w:p>
+            <w:r/>
+            <w:r>
+              <w:rPr>
+                <w:sz w:val="19"/>
+              </w:rPr>
+              <w:t>çarpışma ↔ erişimsizlik, is_diff bayrağı</w:t>
+            </w:r>
+          </w:p>
+        </w:tc>
+      </w:tr>
+      <w:tr>
+        <w:trPr>
+          <w:cantSplit/>
+        </w:trPr>
+        <w:tc>
+          <w:tcPr>
+            <w:tcW w:type="dxa" w:w="3024"/>
+          </w:tcPr>
+          <w:p>
+            <w:r/>
+            <w:r>
+              <w:rPr>
+                <w:sz w:val="19"/>
+              </w:rPr>
+              <w:t>test_tool_geometry</w:t>
+            </w:r>
+          </w:p>
+        </w:tc>
+        <w:tc>
+          <w:tcPr>
+            <w:tcW w:type="dxa" w:w="1008"/>
+          </w:tcPr>
+          <w:p>
+            <w:r/>
+            <w:r>
+              <w:rPr>
+                <w:sz w:val="19"/>
+              </w:rPr>
+              <w:t>5</w:t>
+            </w:r>
+          </w:p>
+        </w:tc>
+        <w:tc>
+          <w:tcPr>
+            <w:tcW w:type="dxa" w:w="4896"/>
+          </w:tcPr>
+          <w:p>
+            <w:r/>
+            <w:r>
+              <w:rPr>
+                <w:sz w:val="19"/>
+              </w:rPr>
+              <w:t>emme ekseni ve TCP URDF'ten okunur</w:t>
+            </w:r>
+          </w:p>
+        </w:tc>
+      </w:tr>
+      <w:tr>
+        <w:trPr>
+          <w:cantSplit/>
+        </w:trPr>
+        <w:tc>
+          <w:tcPr>
+            <w:tcW w:type="dxa" w:w="3024"/>
+          </w:tcPr>
+          <w:p>
+            <w:r/>
+            <w:r>
+              <w:rPr>
+                <w:sz w:val="19"/>
+              </w:rPr>
+              <w:t>test_spin_once_guard</w:t>
+            </w:r>
+          </w:p>
+        </w:tc>
+        <w:tc>
+          <w:tcPr>
+            <w:tcW w:type="dxa" w:w="1008"/>
+          </w:tcPr>
+          <w:p>
+            <w:r/>
+            <w:r>
+              <w:rPr>
+                <w:sz w:val="19"/>
+              </w:rPr>
+              <w:t>4</w:t>
+            </w:r>
+          </w:p>
+        </w:tc>
+        <w:tc>
+          <w:tcPr>
+            <w:tcW w:type="dxa" w:w="4896"/>
+          </w:tcPr>
+          <w:p>
+            <w:r/>
+            <w:r>
+              <w:rPr>
+                <w:sz w:val="19"/>
+              </w:rPr>
+              <w:t>düğümün executor'dan düşmemesi</w:t>
+            </w:r>
+          </w:p>
+        </w:tc>
+      </w:tr>
+    </w:tbl>
+    <w:p>
+      <w:pPr>
+        <w:spacing w:after="120"/>
+      </w:pPr>
+    </w:p>
+    <w:p>
+      <w:pPr>
+        <w:spacing w:after="120"/>
+      </w:pPr>
+      <w:r>
+        <w:rPr>
+          <w:i/>
+          <w:color w:val="555F6B"/>
+          <w:sz w:val="21"/>
+        </w:rPr>
+        <w:t>Not: paketin kurulu hali sembolik bağ DEĞİL, düz kopyadır. Buradaki hiçbir değişiklik colcon build çalıştırılmadan etkili olmaz:</w:t>
+      </w:r>
+    </w:p>
+    <w:p>
+      <w:pPr>
+        <w:spacing w:before="80" w:after="160"/>
+        <w:ind w:left="288"/>
+        <w:shd w:val="clear" w:fill="F2F4F6"/>
+      </w:pPr>
+      <w:r>
+        <w:rPr>
+          <w:rFonts w:ascii="Consolas" w:hAnsi="Consolas"/>
+          <w:sz w:val="18"/>
+        </w:rPr>
+        <w:t>colcon build --packages-select gemini_robotics_ros</w:t>
+        <w:br/>
+        <w:t>source install/setup.bash</w:t>
+      </w:r>
     </w:p>
     <w:p/>
     <w:p>

--- a/gemini_robotics_ros/doc/gemini_robotics_ros_raporu.docx
+++ b/gemini_robotics_ros/doc/gemini_robotics_ros_raporu.docx
@@ -14739,6 +14739,2023 @@
         <w:t>colcon build --packages-select gemini_robotics_ros</w:t>
         <w:br/>
         <w:t>source install/setup.bash</w:t>
+      </w:r>
+    </w:p>
+    <w:p>
+      <w:pPr>
+        <w:pStyle w:val="Heading1"/>
+      </w:pPr>
+      <w:r>
+        <w:rPr>
+          <w:color w:val="1E517B"/>
+        </w:rPr>
+        <w:t>24. Koşu Kaydedici: Ölçümün Ekran Kaydından Kurtarılması</w:t>
+      </w:r>
+    </w:p>
+    <w:p>
+      <w:pPr>
+        <w:spacing w:after="120"/>
+      </w:pPr>
+      <w:r>
+        <w:rPr>
+          <w:i w:val="0"/>
+          <w:sz w:val="21"/>
+        </w:rPr>
+        <w:t>İlk gerçek robot koşularında elde yalnız ekran kaydı vardı. Aşama süreleri, model gecikmesi ve varış sapmaları terminalden kare kare, gözle okundu; aynı sayıya ikinci kez ihtiyaç duyulduğunda video yeniden izlenmek zorunda kalındı. recorder_node bu sayıları koşu sırasında yapılandırılmış dosyalara yazar; artık bir koşunun sonucu yeniden üretilebilir bir veri kümesidir.</w:t>
+      </w:r>
+    </w:p>
+    <w:tbl>
+      <w:tblPr>
+        <w:tblStyle w:val="LightGrid-Accent1"/>
+        <w:tblW w:type="auto" w:w="0"/>
+        <w:tblLayout w:type="fixed"/>
+        <w:tblLook w:firstColumn="1" w:firstRow="1" w:lastColumn="0" w:lastRow="0" w:noHBand="0" w:noVBand="1" w:val="04A0"/>
+      </w:tblPr>
+      <w:tblGrid>
+        <w:gridCol w:w="2736"/>
+        <w:gridCol w:w="6192"/>
+      </w:tblGrid>
+      <w:tr>
+        <w:trPr>
+          <w:cantSplit/>
+        </w:trPr>
+        <w:tc>
+          <w:tcPr>
+            <w:tcW w:type="dxa" w:w="2736"/>
+          </w:tcPr>
+          <w:p>
+            <w:r/>
+            <w:r>
+              <w:rPr>
+                <w:b/>
+                <w:sz w:val="19"/>
+              </w:rPr>
+              <w:t>Dosya</w:t>
+            </w:r>
+          </w:p>
+        </w:tc>
+        <w:tc>
+          <w:tcPr>
+            <w:tcW w:type="dxa" w:w="6192"/>
+          </w:tcPr>
+          <w:p>
+            <w:r/>
+            <w:r>
+              <w:rPr>
+                <w:b/>
+                <w:sz w:val="19"/>
+              </w:rPr>
+              <w:t>İçerik</w:t>
+            </w:r>
+          </w:p>
+        </w:tc>
+      </w:tr>
+      <w:tr>
+        <w:trPr>
+          <w:cantSplit/>
+        </w:trPr>
+        <w:tc>
+          <w:tcPr>
+            <w:tcW w:type="dxa" w:w="2736"/>
+          </w:tcPr>
+          <w:p>
+            <w:r/>
+            <w:r>
+              <w:rPr>
+                <w:sz w:val="19"/>
+              </w:rPr>
+              <w:t>events.jsonl</w:t>
+            </w:r>
+          </w:p>
+        </w:tc>
+        <w:tc>
+          <w:tcPr>
+            <w:tcW w:type="dxa" w:w="6192"/>
+          </w:tcPr>
+          <w:p>
+            <w:r/>
+            <w:r>
+              <w:rPr>
+                <w:rFonts w:ascii="Consolas" w:hAnsi="Consolas"/>
+                <w:sz w:val="18"/>
+              </w:rPr>
+              <w:t>/gemini/status + /gemini/record ham akışı</w:t>
+            </w:r>
+          </w:p>
+        </w:tc>
+      </w:tr>
+      <w:tr>
+        <w:trPr>
+          <w:cantSplit/>
+        </w:trPr>
+        <w:tc>
+          <w:tcPr>
+            <w:tcW w:type="dxa" w:w="2736"/>
+          </w:tcPr>
+          <w:p>
+            <w:r/>
+            <w:r>
+              <w:rPr>
+                <w:sz w:val="19"/>
+              </w:rPr>
+              <w:t>timeline.csv</w:t>
+            </w:r>
+          </w:p>
+        </w:tc>
+        <w:tc>
+          <w:tcPr>
+            <w:tcW w:type="dxa" w:w="6192"/>
+          </w:tcPr>
+          <w:p>
+            <w:r/>
+            <w:r>
+              <w:rPr>
+                <w:sz w:val="19"/>
+              </w:rPr>
+              <w:t>durum geçişleri ve aralarındaki süreler</w:t>
+            </w:r>
+          </w:p>
+        </w:tc>
+      </w:tr>
+      <w:tr>
+        <w:trPr>
+          <w:cantSplit/>
+        </w:trPr>
+        <w:tc>
+          <w:tcPr>
+            <w:tcW w:type="dxa" w:w="2736"/>
+          </w:tcPr>
+          <w:p>
+            <w:r/>
+            <w:r>
+              <w:rPr>
+                <w:sz w:val="19"/>
+              </w:rPr>
+              <w:t>arrivals.csv</w:t>
+            </w:r>
+          </w:p>
+        </w:tc>
+        <w:tc>
+          <w:tcPr>
+            <w:tcW w:type="dxa" w:w="6192"/>
+          </w:tcPr>
+          <w:p>
+            <w:r/>
+            <w:r>
+              <w:rPr>
+                <w:sz w:val="19"/>
+              </w:rPr>
+              <w:t>hedef ile TF'ten okunan kap ucu; sapma mm</w:t>
+            </w:r>
+          </w:p>
+        </w:tc>
+      </w:tr>
+      <w:tr>
+        <w:trPr>
+          <w:cantSplit/>
+        </w:trPr>
+        <w:tc>
+          <w:tcPr>
+            <w:tcW w:type="dxa" w:w="2736"/>
+          </w:tcPr>
+          <w:p>
+            <w:r/>
+            <w:r>
+              <w:rPr>
+                <w:sz w:val="19"/>
+              </w:rPr>
+              <w:t>surfaces.csv</w:t>
+            </w:r>
+          </w:p>
+        </w:tc>
+        <w:tc>
+          <w:tcPr>
+            <w:tcW w:type="dxa" w:w="6192"/>
+          </w:tcPr>
+          <w:p>
+            <w:r/>
+            <w:r>
+              <w:rPr>
+                <w:sz w:val="19"/>
+              </w:rPr>
+              <w:t>yama/bant nokta sayısı, RMS artık, normal, oturtma sapması</w:t>
+            </w:r>
+          </w:p>
+        </w:tc>
+      </w:tr>
+      <w:tr>
+        <w:trPr>
+          <w:cantSplit/>
+        </w:trPr>
+        <w:tc>
+          <w:tcPr>
+            <w:tcW w:type="dxa" w:w="2736"/>
+          </w:tcPr>
+          <w:p>
+            <w:r/>
+            <w:r>
+              <w:rPr>
+                <w:sz w:val="19"/>
+              </w:rPr>
+              <w:t>er_queries.csv</w:t>
+            </w:r>
+          </w:p>
+        </w:tc>
+        <w:tc>
+          <w:tcPr>
+            <w:tcW w:type="dxa" w:w="6192"/>
+          </w:tcPr>
+          <w:p>
+            <w:r/>
+            <w:r>
+              <w:rPr>
+                <w:sz w:val="19"/>
+              </w:rPr>
+              <w:t>model çağrısı: sorgu, gecikme, dönen tespitler</w:t>
+            </w:r>
+          </w:p>
+        </w:tc>
+      </w:tr>
+      <w:tr>
+        <w:trPr>
+          <w:cantSplit/>
+        </w:trPr>
+        <w:tc>
+          <w:tcPr>
+            <w:tcW w:type="dxa" w:w="2736"/>
+          </w:tcPr>
+          <w:p>
+            <w:r/>
+            <w:r>
+              <w:rPr>
+                <w:sz w:val="19"/>
+              </w:rPr>
+              <w:t>vacuum.csv</w:t>
+            </w:r>
+          </w:p>
+        </w:tc>
+        <w:tc>
+          <w:tcPr>
+            <w:tcW w:type="dxa" w:w="6192"/>
+          </w:tcPr>
+          <w:p>
+            <w:r/>
+            <w:r>
+              <w:rPr>
+                <w:sz w:val="19"/>
+              </w:rPr>
+              <w:t>ölçülen bağıl vakum zaman serisi (VGC10)</w:t>
+            </w:r>
+          </w:p>
+        </w:tc>
+      </w:tr>
+      <w:tr>
+        <w:trPr>
+          <w:cantSplit/>
+        </w:trPr>
+        <w:tc>
+          <w:tcPr>
+            <w:tcW w:type="dxa" w:w="2736"/>
+          </w:tcPr>
+          <w:p>
+            <w:r/>
+            <w:r>
+              <w:rPr>
+                <w:sz w:val="19"/>
+              </w:rPr>
+              <w:t>joint_states.csv / tcp_track.csv</w:t>
+            </w:r>
+          </w:p>
+        </w:tc>
+        <w:tc>
+          <w:tcPr>
+            <w:tcW w:type="dxa" w:w="6192"/>
+          </w:tcPr>
+          <w:p>
+            <w:r/>
+            <w:r>
+              <w:rPr>
+                <w:sz w:val="19"/>
+              </w:rPr>
+              <w:t>eklemler ve kap ucunun sürekli izi</w:t>
+            </w:r>
+          </w:p>
+        </w:tc>
+      </w:tr>
+      <w:tr>
+        <w:trPr>
+          <w:cantSplit/>
+        </w:trPr>
+        <w:tc>
+          <w:tcPr>
+            <w:tcW w:type="dxa" w:w="2736"/>
+          </w:tcPr>
+          <w:p>
+            <w:r/>
+            <w:r>
+              <w:rPr>
+                <w:sz w:val="19"/>
+              </w:rPr>
+              <w:t>frames/</w:t>
+            </w:r>
+          </w:p>
+        </w:tc>
+        <w:tc>
+          <w:tcPr>
+            <w:tcW w:type="dxa" w:w="6192"/>
+          </w:tcPr>
+          <w:p>
+            <w:r/>
+            <w:r>
+              <w:rPr>
+                <w:sz w:val="19"/>
+              </w:rPr>
+              <w:t>çağrı anındaki render (PNG), HAM derinlik (.npy), IR, camera_info</w:t>
+            </w:r>
+          </w:p>
+        </w:tc>
+      </w:tr>
+      <w:tr>
+        <w:trPr>
+          <w:cantSplit/>
+        </w:trPr>
+        <w:tc>
+          <w:tcPr>
+            <w:tcW w:type="dxa" w:w="2736"/>
+          </w:tcPr>
+          <w:p>
+            <w:r/>
+            <w:r>
+              <w:rPr>
+                <w:sz w:val="19"/>
+              </w:rPr>
+              <w:t>meta.json / run_summary.txt</w:t>
+            </w:r>
+          </w:p>
+        </w:tc>
+        <w:tc>
+          <w:tcPr>
+            <w:tcW w:type="dxa" w:w="6192"/>
+          </w:tcPr>
+          <w:p>
+            <w:r/>
+            <w:r>
+              <w:rPr>
+                <w:sz w:val="19"/>
+              </w:rPr>
+              <w:t>parametre anlık görüntüsü ve insan-okur özet</w:t>
+            </w:r>
+          </w:p>
+        </w:tc>
+      </w:tr>
+    </w:tbl>
+    <w:p>
+      <w:pPr>
+        <w:spacing w:after="120"/>
+      </w:pPr>
+    </w:p>
+    <w:p>
+      <w:pPr>
+        <w:pStyle w:val="ListBullet"/>
+        <w:spacing w:after="60"/>
+        <w:ind w:left="360"/>
+      </w:pPr>
+      <w:r>
+        <w:t>Ölçüm akışı durum akışından AYRI tutulur: /gemini/status insana bakan kısa metindir, /gemini/record ise JSON ölçüm satırlarıdır. Böylece durum mesajlarının biçimi bozulmadan istenildiği kadar alan eklenebilir.</w:t>
+      </w:r>
+    </w:p>
+    <w:p>
+      <w:pPr>
+        <w:pStyle w:val="ListBullet"/>
+        <w:spacing w:after="60"/>
+        <w:ind w:left="360"/>
+      </w:pPr>
+      <w:r>
+        <w:t>telemetry.emit kurulmadıysa sessizce hiçbir şey yapmaz ve hiçbir koşulda istisna fırlatmaz: ölçüm toplamak, görevi düşürmeye değecek bir iş değildir.</w:t>
+      </w:r>
+    </w:p>
+    <w:p>
+      <w:pPr>
+        <w:pStyle w:val="ListBullet"/>
+        <w:spacing w:after="60"/>
+        <w:ind w:left="360"/>
+      </w:pPr>
+      <w:r>
+        <w:t>frames/ altındaki HAM derinlik (.npy, sıkıştırılmamış float) ve camera_info, çevrimdışı ablasyona yeter: 'kabartma yerine normal gölgeleme verseydik ne olurdu' sorusu robota bir daha dokunmadan yanıtlanabilir.</w:t>
+      </w:r>
+    </w:p>
+    <w:p>
+      <w:pPr>
+        <w:pStyle w:val="Heading1"/>
+      </w:pPr>
+      <w:r>
+        <w:rPr>
+          <w:color w:val="1E517B"/>
+        </w:rPr>
+        <w:t>25. 28 Ağustos 2026 Gerçek Hücre Koşuları — Ölçülen Sonuç</w:t>
+      </w:r>
+    </w:p>
+    <w:p>
+      <w:pPr>
+        <w:spacing w:after="120"/>
+      </w:pPr>
+      <w:r>
+        <w:rPr>
+          <w:i w:val="0"/>
+          <w:sz w:val="21"/>
+        </w:rPr>
+        <w:t>Aynı gün, aynı hücrede dokuz görev koşuldu ve hepsi kaydedildi. Aşağıdaki tablo ve şekiller bu kayıtlardan doğrudan üretilir; elle girilmiş sonuç yoktur.</w:t>
+      </w:r>
+    </w:p>
+    <w:tbl>
+      <w:tblPr>
+        <w:tblStyle w:val="LightGrid-Accent1"/>
+        <w:tblW w:type="auto" w:w="0"/>
+        <w:tblLayout w:type="fixed"/>
+        <w:tblLook w:firstColumn="1" w:firstRow="1" w:lastColumn="0" w:lastRow="0" w:noHBand="0" w:noVBand="1" w:val="04A0"/>
+      </w:tblPr>
+      <w:tblGrid>
+        <w:gridCol w:w="360"/>
+        <w:gridCol w:w="1368"/>
+        <w:gridCol w:w="2736"/>
+        <w:gridCol w:w="1224"/>
+        <w:gridCol w:w="864"/>
+        <w:gridCol w:w="864"/>
+        <w:gridCol w:w="1008"/>
+        <w:gridCol w:w="720"/>
+      </w:tblGrid>
+      <w:tr>
+        <w:trPr>
+          <w:cantSplit/>
+        </w:trPr>
+        <w:tc>
+          <w:tcPr>
+            <w:tcW w:type="dxa" w:w="360"/>
+          </w:tcPr>
+          <w:p>
+            <w:r/>
+            <w:r>
+              <w:rPr>
+                <w:b/>
+                <w:sz w:val="19"/>
+              </w:rPr>
+              <w:t>#</w:t>
+            </w:r>
+          </w:p>
+        </w:tc>
+        <w:tc>
+          <w:tcPr>
+            <w:tcW w:type="dxa" w:w="1368"/>
+          </w:tcPr>
+          <w:p>
+            <w:r/>
+            <w:r>
+              <w:rPr>
+                <w:b/>
+                <w:sz w:val="19"/>
+              </w:rPr>
+              <w:t>Koşu</w:t>
+            </w:r>
+          </w:p>
+        </w:tc>
+        <w:tc>
+          <w:tcPr>
+            <w:tcW w:type="dxa" w:w="2736"/>
+          </w:tcPr>
+          <w:p>
+            <w:r/>
+            <w:r>
+              <w:rPr>
+                <w:b/>
+                <w:sz w:val="19"/>
+              </w:rPr>
+              <w:t>Not (operatör)</w:t>
+            </w:r>
+          </w:p>
+        </w:tc>
+        <w:tc>
+          <w:tcPr>
+            <w:tcW w:type="dxa" w:w="1224"/>
+          </w:tcPr>
+          <w:p>
+            <w:r/>
+            <w:r>
+              <w:rPr>
+                <w:b/>
+                <w:sz w:val="19"/>
+              </w:rPr>
+              <w:t>Sonuç</w:t>
+            </w:r>
+          </w:p>
+        </w:tc>
+        <w:tc>
+          <w:tcPr>
+            <w:tcW w:type="dxa" w:w="864"/>
+          </w:tcPr>
+          <w:p>
+            <w:r/>
+            <w:r>
+              <w:rPr>
+                <w:b/>
+                <w:sz w:val="19"/>
+              </w:rPr>
+              <w:t>Süre [s]</w:t>
+            </w:r>
+          </w:p>
+        </w:tc>
+        <w:tc>
+          <w:tcPr>
+            <w:tcW w:type="dxa" w:w="864"/>
+          </w:tcPr>
+          <w:p>
+            <w:r/>
+            <w:r>
+              <w:rPr>
+                <w:b/>
+                <w:sz w:val="19"/>
+              </w:rPr>
+              <w:t>ER çağrısı</w:t>
+            </w:r>
+          </w:p>
+        </w:tc>
+        <w:tc>
+          <w:tcPr>
+            <w:tcW w:type="dxa" w:w="1008"/>
+          </w:tcPr>
+          <w:p>
+            <w:r/>
+            <w:r>
+              <w:rPr>
+                <w:b/>
+                <w:sz w:val="19"/>
+              </w:rPr>
+              <w:t>Ort. gecikme [s]</w:t>
+            </w:r>
+          </w:p>
+        </w:tc>
+        <w:tc>
+          <w:tcPr>
+            <w:tcW w:type="dxa" w:w="720"/>
+          </w:tcPr>
+          <w:p>
+            <w:r/>
+            <w:r>
+              <w:rPr>
+                <w:b/>
+                <w:sz w:val="19"/>
+              </w:rPr>
+              <w:t>Tespit</w:t>
+            </w:r>
+          </w:p>
+        </w:tc>
+      </w:tr>
+      <w:tr>
+        <w:trPr>
+          <w:cantSplit/>
+        </w:trPr>
+        <w:tc>
+          <w:tcPr>
+            <w:tcW w:type="dxa" w:w="360"/>
+          </w:tcPr>
+          <w:p>
+            <w:r/>
+            <w:r>
+              <w:rPr>
+                <w:sz w:val="19"/>
+              </w:rPr>
+              <w:t>1</w:t>
+            </w:r>
+          </w:p>
+        </w:tc>
+        <w:tc>
+          <w:tcPr>
+            <w:tcW w:type="dxa" w:w="1368"/>
+          </w:tcPr>
+          <w:p>
+            <w:r/>
+            <w:r>
+              <w:rPr>
+                <w:sz w:val="19"/>
+              </w:rPr>
+              <w:t>110010_bir</w:t>
+            </w:r>
+          </w:p>
+        </w:tc>
+        <w:tc>
+          <w:tcPr>
+            <w:tcW w:type="dxa" w:w="2736"/>
+          </w:tcPr>
+          <w:p>
+            <w:r/>
+            <w:r>
+              <w:rPr>
+                <w:sz w:val="19"/>
+              </w:rPr>
+              <w:t>kucuk kutu, bandin sonunda</w:t>
+            </w:r>
+          </w:p>
+        </w:tc>
+        <w:tc>
+          <w:tcPr>
+            <w:tcW w:type="dxa" w:w="1224"/>
+          </w:tcPr>
+          <w:p>
+            <w:r/>
+            <w:r>
+              <w:rPr>
+                <w:sz w:val="19"/>
+              </w:rPr>
+              <w:t>BAŞARISIZ</w:t>
+            </w:r>
+          </w:p>
+        </w:tc>
+        <w:tc>
+          <w:tcPr>
+            <w:tcW w:type="dxa" w:w="864"/>
+          </w:tcPr>
+          <w:p>
+            <w:r/>
+            <w:r>
+              <w:rPr>
+                <w:sz w:val="19"/>
+              </w:rPr>
+              <w:t>126</w:t>
+            </w:r>
+          </w:p>
+        </w:tc>
+        <w:tc>
+          <w:tcPr>
+            <w:tcW w:type="dxa" w:w="864"/>
+          </w:tcPr>
+          <w:p>
+            <w:r/>
+            <w:r>
+              <w:rPr>
+                <w:sz w:val="19"/>
+              </w:rPr>
+              <w:t>4</w:t>
+            </w:r>
+          </w:p>
+        </w:tc>
+        <w:tc>
+          <w:tcPr>
+            <w:tcW w:type="dxa" w:w="1008"/>
+          </w:tcPr>
+          <w:p>
+            <w:r/>
+            <w:r>
+              <w:rPr>
+                <w:sz w:val="19"/>
+              </w:rPr>
+              <w:t>9.9</w:t>
+            </w:r>
+          </w:p>
+        </w:tc>
+        <w:tc>
+          <w:tcPr>
+            <w:tcW w:type="dxa" w:w="720"/>
+          </w:tcPr>
+          <w:p>
+            <w:r/>
+            <w:r>
+              <w:rPr>
+                <w:sz w:val="19"/>
+              </w:rPr>
+              <w:t>2/3</w:t>
+            </w:r>
+          </w:p>
+        </w:tc>
+      </w:tr>
+      <w:tr>
+        <w:trPr>
+          <w:cantSplit/>
+        </w:trPr>
+        <w:tc>
+          <w:tcPr>
+            <w:tcW w:type="dxa" w:w="360"/>
+          </w:tcPr>
+          <w:p>
+            <w:r/>
+            <w:r>
+              <w:rPr>
+                <w:sz w:val="19"/>
+              </w:rPr>
+              <w:t>2</w:t>
+            </w:r>
+          </w:p>
+        </w:tc>
+        <w:tc>
+          <w:tcPr>
+            <w:tcW w:type="dxa" w:w="1368"/>
+          </w:tcPr>
+          <w:p>
+            <w:r/>
+            <w:r>
+              <w:rPr>
+                <w:sz w:val="19"/>
+              </w:rPr>
+              <w:t>110618_iki</w:t>
+            </w:r>
+          </w:p>
+        </w:tc>
+        <w:tc>
+          <w:tcPr>
+            <w:tcW w:type="dxa" w:w="2736"/>
+          </w:tcPr>
+          <w:p>
+            <w:r/>
+            <w:r>
+              <w:rPr>
+                <w:sz w:val="19"/>
+              </w:rPr>
+              <w:t>kucuk kutu, bandin ortasinda</w:t>
+            </w:r>
+          </w:p>
+        </w:tc>
+        <w:tc>
+          <w:tcPr>
+            <w:tcW w:type="dxa" w:w="1224"/>
+          </w:tcPr>
+          <w:p>
+            <w:r/>
+            <w:r>
+              <w:rPr>
+                <w:sz w:val="19"/>
+              </w:rPr>
+              <w:t>BAŞARILI</w:t>
+            </w:r>
+          </w:p>
+        </w:tc>
+        <w:tc>
+          <w:tcPr>
+            <w:tcW w:type="dxa" w:w="864"/>
+          </w:tcPr>
+          <w:p>
+            <w:r/>
+            <w:r>
+              <w:rPr>
+                <w:sz w:val="19"/>
+              </w:rPr>
+              <w:t>144</w:t>
+            </w:r>
+          </w:p>
+        </w:tc>
+        <w:tc>
+          <w:tcPr>
+            <w:tcW w:type="dxa" w:w="864"/>
+          </w:tcPr>
+          <w:p>
+            <w:r/>
+            <w:r>
+              <w:rPr>
+                <w:sz w:val="19"/>
+              </w:rPr>
+              <w:t>4</w:t>
+            </w:r>
+          </w:p>
+        </w:tc>
+        <w:tc>
+          <w:tcPr>
+            <w:tcW w:type="dxa" w:w="1008"/>
+          </w:tcPr>
+          <w:p>
+            <w:r/>
+            <w:r>
+              <w:rPr>
+                <w:sz w:val="19"/>
+              </w:rPr>
+              <w:t>7.2</w:t>
+            </w:r>
+          </w:p>
+        </w:tc>
+        <w:tc>
+          <w:tcPr>
+            <w:tcW w:type="dxa" w:w="720"/>
+          </w:tcPr>
+          <w:p>
+            <w:r/>
+            <w:r>
+              <w:rPr>
+                <w:sz w:val="19"/>
+              </w:rPr>
+              <w:t>2/3</w:t>
+            </w:r>
+          </w:p>
+        </w:tc>
+      </w:tr>
+      <w:tr>
+        <w:trPr>
+          <w:cantSplit/>
+        </w:trPr>
+        <w:tc>
+          <w:tcPr>
+            <w:tcW w:type="dxa" w:w="360"/>
+          </w:tcPr>
+          <w:p>
+            <w:r/>
+            <w:r>
+              <w:rPr>
+                <w:sz w:val="19"/>
+              </w:rPr>
+              <w:t>3</w:t>
+            </w:r>
+          </w:p>
+        </w:tc>
+        <w:tc>
+          <w:tcPr>
+            <w:tcW w:type="dxa" w:w="1368"/>
+          </w:tcPr>
+          <w:p>
+            <w:r/>
+            <w:r>
+              <w:rPr>
+                <w:sz w:val="19"/>
+              </w:rPr>
+              <w:t>110912_uc</w:t>
+            </w:r>
+          </w:p>
+        </w:tc>
+        <w:tc>
+          <w:tcPr>
+            <w:tcW w:type="dxa" w:w="2736"/>
+          </w:tcPr>
+          <w:p>
+            <w:r/>
+            <w:r>
+              <w:rPr>
+                <w:sz w:val="19"/>
+              </w:rPr>
+              <w:t>kucuk kutu, bandin ortasinda, robot kutuyu aldigi yere bir</w:t>
+            </w:r>
+          </w:p>
+        </w:tc>
+        <w:tc>
+          <w:tcPr>
+            <w:tcW w:type="dxa" w:w="1224"/>
+          </w:tcPr>
+          <w:p>
+            <w:r/>
+            <w:r>
+              <w:rPr>
+                <w:sz w:val="19"/>
+              </w:rPr>
+              <w:t>BAŞARILI</w:t>
+            </w:r>
+          </w:p>
+        </w:tc>
+        <w:tc>
+          <w:tcPr>
+            <w:tcW w:type="dxa" w:w="864"/>
+          </w:tcPr>
+          <w:p>
+            <w:r/>
+            <w:r>
+              <w:rPr>
+                <w:sz w:val="19"/>
+              </w:rPr>
+              <w:t>121</w:t>
+            </w:r>
+          </w:p>
+        </w:tc>
+        <w:tc>
+          <w:tcPr>
+            <w:tcW w:type="dxa" w:w="864"/>
+          </w:tcPr>
+          <w:p>
+            <w:r/>
+            <w:r>
+              <w:rPr>
+                <w:sz w:val="19"/>
+              </w:rPr>
+              <w:t>3</w:t>
+            </w:r>
+          </w:p>
+        </w:tc>
+        <w:tc>
+          <w:tcPr>
+            <w:tcW w:type="dxa" w:w="1008"/>
+          </w:tcPr>
+          <w:p>
+            <w:r/>
+            <w:r>
+              <w:rPr>
+                <w:sz w:val="19"/>
+              </w:rPr>
+              <w:t>9.2</w:t>
+            </w:r>
+          </w:p>
+        </w:tc>
+        <w:tc>
+          <w:tcPr>
+            <w:tcW w:type="dxa" w:w="720"/>
+          </w:tcPr>
+          <w:p>
+            <w:r/>
+            <w:r>
+              <w:rPr>
+                <w:sz w:val="19"/>
+              </w:rPr>
+              <w:t>2/2</w:t>
+            </w:r>
+          </w:p>
+        </w:tc>
+      </w:tr>
+      <w:tr>
+        <w:trPr>
+          <w:cantSplit/>
+        </w:trPr>
+        <w:tc>
+          <w:tcPr>
+            <w:tcW w:type="dxa" w:w="360"/>
+          </w:tcPr>
+          <w:p>
+            <w:r/>
+            <w:r>
+              <w:rPr>
+                <w:sz w:val="19"/>
+              </w:rPr>
+              <w:t>4</w:t>
+            </w:r>
+          </w:p>
+        </w:tc>
+        <w:tc>
+          <w:tcPr>
+            <w:tcW w:type="dxa" w:w="1368"/>
+          </w:tcPr>
+          <w:p>
+            <w:r/>
+            <w:r>
+              <w:rPr>
+                <w:sz w:val="19"/>
+              </w:rPr>
+              <w:t>111245_dort</w:t>
+            </w:r>
+          </w:p>
+        </w:tc>
+        <w:tc>
+          <w:tcPr>
+            <w:tcW w:type="dxa" w:w="2736"/>
+          </w:tcPr>
+          <w:p>
+            <w:r/>
+            <w:r>
+              <w:rPr>
+                <w:sz w:val="19"/>
+              </w:rPr>
+              <w:t>kucuk kutu, bandin ortasinda, 3'teki senaryo yasandi yine,</w:t>
+            </w:r>
+          </w:p>
+        </w:tc>
+        <w:tc>
+          <w:tcPr>
+            <w:tcW w:type="dxa" w:w="1224"/>
+          </w:tcPr>
+          <w:p>
+            <w:r/>
+            <w:r>
+              <w:rPr>
+                <w:sz w:val="19"/>
+              </w:rPr>
+              <w:t>BAŞARILI</w:t>
+            </w:r>
+          </w:p>
+        </w:tc>
+        <w:tc>
+          <w:tcPr>
+            <w:tcW w:type="dxa" w:w="864"/>
+          </w:tcPr>
+          <w:p>
+            <w:r/>
+            <w:r>
+              <w:rPr>
+                <w:sz w:val="19"/>
+              </w:rPr>
+              <w:t>147</w:t>
+            </w:r>
+          </w:p>
+        </w:tc>
+        <w:tc>
+          <w:tcPr>
+            <w:tcW w:type="dxa" w:w="864"/>
+          </w:tcPr>
+          <w:p>
+            <w:r/>
+            <w:r>
+              <w:rPr>
+                <w:sz w:val="19"/>
+              </w:rPr>
+              <w:t>3</w:t>
+            </w:r>
+          </w:p>
+        </w:tc>
+        <w:tc>
+          <w:tcPr>
+            <w:tcW w:type="dxa" w:w="1008"/>
+          </w:tcPr>
+          <w:p>
+            <w:r/>
+            <w:r>
+              <w:rPr>
+                <w:sz w:val="19"/>
+              </w:rPr>
+              <w:t>11.3</w:t>
+            </w:r>
+          </w:p>
+        </w:tc>
+        <w:tc>
+          <w:tcPr>
+            <w:tcW w:type="dxa" w:w="720"/>
+          </w:tcPr>
+          <w:p>
+            <w:r/>
+            <w:r>
+              <w:rPr>
+                <w:sz w:val="19"/>
+              </w:rPr>
+              <w:t>2/2</w:t>
+            </w:r>
+          </w:p>
+        </w:tc>
+      </w:tr>
+      <w:tr>
+        <w:trPr>
+          <w:cantSplit/>
+        </w:trPr>
+        <w:tc>
+          <w:tcPr>
+            <w:tcW w:type="dxa" w:w="360"/>
+          </w:tcPr>
+          <w:p>
+            <w:r/>
+            <w:r>
+              <w:rPr>
+                <w:sz w:val="19"/>
+              </w:rPr>
+              <w:t>5</w:t>
+            </w:r>
+          </w:p>
+        </w:tc>
+        <w:tc>
+          <w:tcPr>
+            <w:tcW w:type="dxa" w:w="1368"/>
+          </w:tcPr>
+          <w:p>
+            <w:r/>
+            <w:r>
+              <w:rPr>
+                <w:sz w:val="19"/>
+              </w:rPr>
+              <w:t>111839_bes</w:t>
+            </w:r>
+          </w:p>
+        </w:tc>
+        <w:tc>
+          <w:tcPr>
+            <w:tcW w:type="dxa" w:w="2736"/>
+          </w:tcPr>
+          <w:p>
+            <w:r/>
+            <w:r>
+              <w:rPr>
+                <w:sz w:val="19"/>
+              </w:rPr>
+              <w:t xml:space="preserve">kucuk kutu, bandin ortasinda, esasinda ikinci turda işlem </w:t>
+            </w:r>
+          </w:p>
+        </w:tc>
+        <w:tc>
+          <w:tcPr>
+            <w:tcW w:type="dxa" w:w="1224"/>
+          </w:tcPr>
+          <w:p>
+            <w:r/>
+            <w:r>
+              <w:rPr>
+                <w:sz w:val="19"/>
+              </w:rPr>
+              <w:t>BAŞARISIZ</w:t>
+            </w:r>
+          </w:p>
+        </w:tc>
+        <w:tc>
+          <w:tcPr>
+            <w:tcW w:type="dxa" w:w="864"/>
+          </w:tcPr>
+          <w:p>
+            <w:r/>
+            <w:r>
+              <w:rPr>
+                <w:sz w:val="19"/>
+              </w:rPr>
+              <w:t>166</w:t>
+            </w:r>
+          </w:p>
+        </w:tc>
+        <w:tc>
+          <w:tcPr>
+            <w:tcW w:type="dxa" w:w="864"/>
+          </w:tcPr>
+          <w:p>
+            <w:r/>
+            <w:r>
+              <w:rPr>
+                <w:sz w:val="19"/>
+              </w:rPr>
+              <w:t>8</w:t>
+            </w:r>
+          </w:p>
+        </w:tc>
+        <w:tc>
+          <w:tcPr>
+            <w:tcW w:type="dxa" w:w="1008"/>
+          </w:tcPr>
+          <w:p>
+            <w:r/>
+            <w:r>
+              <w:rPr>
+                <w:sz w:val="19"/>
+              </w:rPr>
+              <w:t>9.2</w:t>
+            </w:r>
+          </w:p>
+        </w:tc>
+        <w:tc>
+          <w:tcPr>
+            <w:tcW w:type="dxa" w:w="720"/>
+          </w:tcPr>
+          <w:p>
+            <w:r/>
+            <w:r>
+              <w:rPr>
+                <w:sz w:val="19"/>
+              </w:rPr>
+              <w:t>4/6</w:t>
+            </w:r>
+          </w:p>
+        </w:tc>
+      </w:tr>
+      <w:tr>
+        <w:trPr>
+          <w:cantSplit/>
+        </w:trPr>
+        <w:tc>
+          <w:tcPr>
+            <w:tcW w:type="dxa" w:w="360"/>
+          </w:tcPr>
+          <w:p>
+            <w:r/>
+            <w:r>
+              <w:rPr>
+                <w:sz w:val="19"/>
+              </w:rPr>
+              <w:t>6</w:t>
+            </w:r>
+          </w:p>
+        </w:tc>
+        <w:tc>
+          <w:tcPr>
+            <w:tcW w:type="dxa" w:w="1368"/>
+          </w:tcPr>
+          <w:p>
+            <w:r/>
+            <w:r>
+              <w:rPr>
+                <w:sz w:val="19"/>
+              </w:rPr>
+              <w:t>113528_alti</w:t>
+            </w:r>
+          </w:p>
+        </w:tc>
+        <w:tc>
+          <w:tcPr>
+            <w:tcW w:type="dxa" w:w="2736"/>
+          </w:tcPr>
+          <w:p>
+            <w:r/>
+            <w:r>
+              <w:rPr>
+                <w:sz w:val="19"/>
+              </w:rPr>
+              <w:t>buyuk kutu, bandin ortasinda</w:t>
+            </w:r>
+          </w:p>
+        </w:tc>
+        <w:tc>
+          <w:tcPr>
+            <w:tcW w:type="dxa" w:w="1224"/>
+          </w:tcPr>
+          <w:p>
+            <w:r/>
+            <w:r>
+              <w:rPr>
+                <w:sz w:val="19"/>
+              </w:rPr>
+              <w:t>BAŞARISIZ</w:t>
+            </w:r>
+          </w:p>
+        </w:tc>
+        <w:tc>
+          <w:tcPr>
+            <w:tcW w:type="dxa" w:w="864"/>
+          </w:tcPr>
+          <w:p>
+            <w:r/>
+            <w:r>
+              <w:rPr>
+                <w:sz w:val="19"/>
+              </w:rPr>
+              <w:t>75</w:t>
+            </w:r>
+          </w:p>
+        </w:tc>
+        <w:tc>
+          <w:tcPr>
+            <w:tcW w:type="dxa" w:w="864"/>
+          </w:tcPr>
+          <w:p>
+            <w:r/>
+            <w:r>
+              <w:rPr>
+                <w:sz w:val="19"/>
+              </w:rPr>
+              <w:t>3</w:t>
+            </w:r>
+          </w:p>
+        </w:tc>
+        <w:tc>
+          <w:tcPr>
+            <w:tcW w:type="dxa" w:w="1008"/>
+          </w:tcPr>
+          <w:p>
+            <w:r/>
+            <w:r>
+              <w:rPr>
+                <w:sz w:val="19"/>
+              </w:rPr>
+              <w:t>8.5</w:t>
+            </w:r>
+          </w:p>
+        </w:tc>
+        <w:tc>
+          <w:tcPr>
+            <w:tcW w:type="dxa" w:w="720"/>
+          </w:tcPr>
+          <w:p>
+            <w:r/>
+            <w:r>
+              <w:rPr>
+                <w:sz w:val="19"/>
+              </w:rPr>
+              <w:t>2/2</w:t>
+            </w:r>
+          </w:p>
+        </w:tc>
+      </w:tr>
+      <w:tr>
+        <w:trPr>
+          <w:cantSplit/>
+        </w:trPr>
+        <w:tc>
+          <w:tcPr>
+            <w:tcW w:type="dxa" w:w="360"/>
+          </w:tcPr>
+          <w:p>
+            <w:r/>
+            <w:r>
+              <w:rPr>
+                <w:sz w:val="19"/>
+              </w:rPr>
+              <w:t>7</w:t>
+            </w:r>
+          </w:p>
+        </w:tc>
+        <w:tc>
+          <w:tcPr>
+            <w:tcW w:type="dxa" w:w="1368"/>
+          </w:tcPr>
+          <w:p>
+            <w:r/>
+            <w:r>
+              <w:rPr>
+                <w:sz w:val="19"/>
+              </w:rPr>
+              <w:t>113913_alti</w:t>
+            </w:r>
+          </w:p>
+        </w:tc>
+        <w:tc>
+          <w:tcPr>
+            <w:tcW w:type="dxa" w:w="2736"/>
+          </w:tcPr>
+          <w:p>
+            <w:r/>
+            <w:r>
+              <w:rPr>
+                <w:sz w:val="19"/>
+              </w:rPr>
+              <w:t>buyuk kutu, bandin ortasinda</w:t>
+            </w:r>
+          </w:p>
+        </w:tc>
+        <w:tc>
+          <w:tcPr>
+            <w:tcW w:type="dxa" w:w="1224"/>
+          </w:tcPr>
+          <w:p>
+            <w:r/>
+            <w:r>
+              <w:rPr>
+                <w:sz w:val="19"/>
+              </w:rPr>
+              <w:t>BAŞARILI</w:t>
+            </w:r>
+          </w:p>
+        </w:tc>
+        <w:tc>
+          <w:tcPr>
+            <w:tcW w:type="dxa" w:w="864"/>
+          </w:tcPr>
+          <w:p>
+            <w:r/>
+            <w:r>
+              <w:rPr>
+                <w:sz w:val="19"/>
+              </w:rPr>
+              <w:t>132</w:t>
+            </w:r>
+          </w:p>
+        </w:tc>
+        <w:tc>
+          <w:tcPr>
+            <w:tcW w:type="dxa" w:w="864"/>
+          </w:tcPr>
+          <w:p>
+            <w:r/>
+            <w:r>
+              <w:rPr>
+                <w:sz w:val="19"/>
+              </w:rPr>
+              <w:t>3</w:t>
+            </w:r>
+          </w:p>
+        </w:tc>
+        <w:tc>
+          <w:tcPr>
+            <w:tcW w:type="dxa" w:w="1008"/>
+          </w:tcPr>
+          <w:p>
+            <w:r/>
+            <w:r>
+              <w:rPr>
+                <w:sz w:val="19"/>
+              </w:rPr>
+              <w:t>8.6</w:t>
+            </w:r>
+          </w:p>
+        </w:tc>
+        <w:tc>
+          <w:tcPr>
+            <w:tcW w:type="dxa" w:w="720"/>
+          </w:tcPr>
+          <w:p>
+            <w:r/>
+            <w:r>
+              <w:rPr>
+                <w:sz w:val="19"/>
+              </w:rPr>
+              <w:t>2/2</w:t>
+            </w:r>
+          </w:p>
+        </w:tc>
+      </w:tr>
+      <w:tr>
+        <w:trPr>
+          <w:cantSplit/>
+        </w:trPr>
+        <w:tc>
+          <w:tcPr>
+            <w:tcW w:type="dxa" w:w="360"/>
+          </w:tcPr>
+          <w:p>
+            <w:r/>
+            <w:r>
+              <w:rPr>
+                <w:sz w:val="19"/>
+              </w:rPr>
+              <w:t>8</w:t>
+            </w:r>
+          </w:p>
+        </w:tc>
+        <w:tc>
+          <w:tcPr>
+            <w:tcW w:type="dxa" w:w="1368"/>
+          </w:tcPr>
+          <w:p>
+            <w:r/>
+            <w:r>
+              <w:rPr>
+                <w:sz w:val="19"/>
+              </w:rPr>
+              <w:t>114430_yedi</w:t>
+            </w:r>
+          </w:p>
+        </w:tc>
+        <w:tc>
+          <w:tcPr>
+            <w:tcW w:type="dxa" w:w="2736"/>
+          </w:tcPr>
+          <w:p>
+            <w:r/>
+            <w:r>
+              <w:rPr>
+                <w:sz w:val="19"/>
+              </w:rPr>
+              <w:t>bicimsiz kopuk, bandin ortasinda</w:t>
+            </w:r>
+          </w:p>
+        </w:tc>
+        <w:tc>
+          <w:tcPr>
+            <w:tcW w:type="dxa" w:w="1224"/>
+          </w:tcPr>
+          <w:p>
+            <w:r/>
+            <w:r>
+              <w:rPr>
+                <w:sz w:val="19"/>
+              </w:rPr>
+              <w:t>BAŞARISIZ</w:t>
+            </w:r>
+          </w:p>
+        </w:tc>
+        <w:tc>
+          <w:tcPr>
+            <w:tcW w:type="dxa" w:w="864"/>
+          </w:tcPr>
+          <w:p>
+            <w:r/>
+            <w:r>
+              <w:rPr>
+                <w:sz w:val="19"/>
+              </w:rPr>
+              <w:t>137</w:t>
+            </w:r>
+          </w:p>
+        </w:tc>
+        <w:tc>
+          <w:tcPr>
+            <w:tcW w:type="dxa" w:w="864"/>
+          </w:tcPr>
+          <w:p>
+            <w:r/>
+            <w:r>
+              <w:rPr>
+                <w:sz w:val="19"/>
+              </w:rPr>
+              <w:t>4</w:t>
+            </w:r>
+          </w:p>
+        </w:tc>
+        <w:tc>
+          <w:tcPr>
+            <w:tcW w:type="dxa" w:w="1008"/>
+          </w:tcPr>
+          <w:p>
+            <w:r/>
+            <w:r>
+              <w:rPr>
+                <w:sz w:val="19"/>
+              </w:rPr>
+              <w:t>11.5</w:t>
+            </w:r>
+          </w:p>
+        </w:tc>
+        <w:tc>
+          <w:tcPr>
+            <w:tcW w:type="dxa" w:w="720"/>
+          </w:tcPr>
+          <w:p>
+            <w:r/>
+            <w:r>
+              <w:rPr>
+                <w:sz w:val="19"/>
+              </w:rPr>
+              <w:t>2/3</w:t>
+            </w:r>
+          </w:p>
+        </w:tc>
+      </w:tr>
+      <w:tr>
+        <w:trPr>
+          <w:cantSplit/>
+        </w:trPr>
+        <w:tc>
+          <w:tcPr>
+            <w:tcW w:type="dxa" w:w="360"/>
+          </w:tcPr>
+          <w:p>
+            <w:r/>
+            <w:r>
+              <w:rPr>
+                <w:sz w:val="19"/>
+              </w:rPr>
+              <w:t>9</w:t>
+            </w:r>
+          </w:p>
+        </w:tc>
+        <w:tc>
+          <w:tcPr>
+            <w:tcW w:type="dxa" w:w="1368"/>
+          </w:tcPr>
+          <w:p>
+            <w:r/>
+            <w:r>
+              <w:rPr>
+                <w:sz w:val="19"/>
+              </w:rPr>
+              <w:t>114817_sekiz</w:t>
+            </w:r>
+          </w:p>
+        </w:tc>
+        <w:tc>
+          <w:tcPr>
+            <w:tcW w:type="dxa" w:w="2736"/>
+          </w:tcPr>
+          <w:p>
+            <w:r/>
+            <w:r>
+              <w:rPr>
+                <w:sz w:val="19"/>
+              </w:rPr>
+              <w:t>kucuk kutu, bandin ortasinda</w:t>
+            </w:r>
+          </w:p>
+        </w:tc>
+        <w:tc>
+          <w:tcPr>
+            <w:tcW w:type="dxa" w:w="1224"/>
+          </w:tcPr>
+          <w:p>
+            <w:r/>
+            <w:r>
+              <w:rPr>
+                <w:sz w:val="19"/>
+              </w:rPr>
+              <w:t>BAŞARISIZ</w:t>
+            </w:r>
+          </w:p>
+        </w:tc>
+        <w:tc>
+          <w:tcPr>
+            <w:tcW w:type="dxa" w:w="864"/>
+          </w:tcPr>
+          <w:p>
+            <w:r/>
+            <w:r>
+              <w:rPr>
+                <w:sz w:val="19"/>
+              </w:rPr>
+              <w:t>119</w:t>
+            </w:r>
+          </w:p>
+        </w:tc>
+        <w:tc>
+          <w:tcPr>
+            <w:tcW w:type="dxa" w:w="864"/>
+          </w:tcPr>
+          <w:p>
+            <w:r/>
+            <w:r>
+              <w:rPr>
+                <w:sz w:val="19"/>
+              </w:rPr>
+              <w:t>4</w:t>
+            </w:r>
+          </w:p>
+        </w:tc>
+        <w:tc>
+          <w:tcPr>
+            <w:tcW w:type="dxa" w:w="1008"/>
+          </w:tcPr>
+          <w:p>
+            <w:r/>
+            <w:r>
+              <w:rPr>
+                <w:sz w:val="19"/>
+              </w:rPr>
+              <w:t>9.7</w:t>
+            </w:r>
+          </w:p>
+        </w:tc>
+        <w:tc>
+          <w:tcPr>
+            <w:tcW w:type="dxa" w:w="720"/>
+          </w:tcPr>
+          <w:p>
+            <w:r/>
+            <w:r>
+              <w:rPr>
+                <w:sz w:val="19"/>
+              </w:rPr>
+              <w:t>2/3</w:t>
+            </w:r>
+          </w:p>
+        </w:tc>
+      </w:tr>
+    </w:tbl>
+    <w:p>
+      <w:pPr>
+        <w:spacing w:after="120"/>
+      </w:pPr>
+    </w:p>
+    <w:p>
+      <w:pPr>
+        <w:jc w:val="center"/>
+      </w:pPr>
+      <w:r>
+        <w:drawing>
+          <wp:inline xmlns:a="http://schemas.openxmlformats.org/drawingml/2006/main" xmlns:pic="http://schemas.openxmlformats.org/drawingml/2006/picture">
+            <wp:extent cx="5669280" cy="2485356"/>
+            <wp:docPr id="10" name="Picture 10"/>
+            <wp:cNvGraphicFramePr>
+              <a:graphicFrameLocks noChangeAspect="1"/>
+            </wp:cNvGraphicFramePr>
+            <a:graphic>
+              <a:graphicData uri="http://schemas.openxmlformats.org/drawingml/2006/picture">
+                <pic:pic>
+                  <pic:nvPicPr>
+                    <pic:cNvPr id="0" name="fig_runs_outcome.png"/>
+                    <pic:cNvPicPr/>
+                  </pic:nvPicPr>
+                  <pic:blipFill>
+                    <a:blip r:embed="rId18"/>
+                    <a:stretch>
+                      <a:fillRect/>
+                    </a:stretch>
+                  </pic:blipFill>
+                  <pic:spPr>
+                    <a:xfrm>
+                      <a:off x="0" y="0"/>
+                      <a:ext cx="5669280" cy="2485356"/>
+                    </a:xfrm>
+                    <a:prstGeom prst="rect"/>
+                  </pic:spPr>
+                </pic:pic>
+              </a:graphicData>
+            </a:graphic>
+          </wp:inline>
+        </w:drawing>
+      </w:r>
+    </w:p>
+    <w:p>
+      <w:pPr>
+        <w:spacing w:after="240"/>
+        <w:jc w:val="center"/>
+      </w:pPr>
+      <w:r>
+        <w:rPr>
+          <w:i/>
+          <w:color w:val="555F6B"/>
+          <w:sz w:val="18"/>
+        </w:rPr>
+        <w:t>Şekil: dokuz koşunun süresi ve sonucu; sağda başarısızlık nedenlerinin dağılımı. Yeşil = görev tamamlandı, kırmızı = yarıda kaldı.</w:t>
+      </w:r>
+    </w:p>
+    <w:p>
+      <w:pPr>
+        <w:spacing w:after="120"/>
+      </w:pPr>
+      <w:r>
+        <w:rPr>
+          <w:i w:val="0"/>
+          <w:sz w:val="21"/>
+        </w:rPr>
+        <w:t>9 denemenin 4 tanesinde zincir baştan sona hatasız yürüdü. Ortalama koşu süresi 130 saniye (en kısa 75, en uzun 166). Bu sürenin koşu başına ortalama 38 saniyesi, yani yaklaşık %29'i, model çağrısı beklemekle geçiyor: dokuz koşuda toplam 339 saniye, çağrı başına ortalama 9.4 saniye. Robot bu süre boyunca bekler.</w:t>
+      </w:r>
+    </w:p>
+    <w:p>
+      <w:pPr>
+        <w:pStyle w:val="Heading2"/>
+      </w:pPr>
+      <w:r>
+        <w:rPr>
+          <w:color w:val="1E517B"/>
+        </w:rPr>
+        <w:t>25.1 Başarısızlıkların Okunması</w:t>
+      </w:r>
+    </w:p>
+    <w:p>
+      <w:pPr>
+        <w:pStyle w:val="ListBullet"/>
+        <w:spacing w:after="60"/>
+        <w:ind w:left="360"/>
+      </w:pPr>
+      <w:r>
+        <w:t>Vakum kurulamaması (parçanın tutulamaması) en sık başarısızlık biçimidir. Biçimsiz köpük denemesinde de aynı noktada durulmuştur: emme kabı düz ve gözeneksiz bir yüzey ister.</w:t>
+      </w:r>
+    </w:p>
+    <w:p>
+      <w:pPr>
+        <w:pStyle w:val="ListBullet"/>
+        <w:spacing w:after="60"/>
+        <w:ind w:left="360"/>
+      </w:pPr>
+      <w:r>
+        <w:t>Bir koşuda emme kabı yüzeye hiç oturtulamadı (büyük kutu). Aynı kutu bir sonraki denemede sorunsuz taşındı; yani bu, kutunun kendisinden çok kavrama noktasının seçimine bağlı bir sınırdır.</w:t>
+      </w:r>
+    </w:p>
+    <w:p>
+      <w:pPr>
+        <w:pStyle w:val="ListBullet"/>
+        <w:spacing w:after="60"/>
+        <w:ind w:left="360"/>
+      </w:pPr>
+      <w:r>
+        <w:t>İKİ KOŞU 'BAŞARILI' GÖRÜNÜYOR AMA GÖREVİ YAPMADI: operatör notuna göre robot kutuyu toolkit rafına değil, aldığı yere (konveyöre) bıraktı. Durum makinesi görevi tamamlanmış sayar, çünkü bırakma noktası modelden gelir ve model o noktayı yanlış yere koymuştur. Yani tablodaki 'BAŞARILI' sütunu, hedefe ulaşıldığının değil, zincirin hatasız yürüdüğünün ölçüsüdür.</w:t>
+      </w:r>
+    </w:p>
+    <w:p>
+      <w:pPr>
+        <w:pStyle w:val="ListBullet"/>
+        <w:spacing w:after="60"/>
+        <w:ind w:left="360"/>
+      </w:pPr>
+      <w:r>
+        <w:t>Bu ayrımı otomatik yakalamanın yolu açık: bırakma noktası, toolkit rafının bilinen sınırlayıcı kutusunun içinde mi diye sınanabilir. Bugün böyle bir sınama yoktur; bölüm 26'daki açık işler listesine eklenmiştir.</w:t>
+      </w:r>
+    </w:p>
+    <w:p>
+      <w:pPr>
+        <w:jc w:val="center"/>
+      </w:pPr>
+      <w:r>
+        <w:drawing>
+          <wp:inline xmlns:a="http://schemas.openxmlformats.org/drawingml/2006/main" xmlns:pic="http://schemas.openxmlformats.org/drawingml/2006/picture">
+            <wp:extent cx="5669280" cy="2300005"/>
+            <wp:docPr id="11" name="Picture 11"/>
+            <wp:cNvGraphicFramePr>
+              <a:graphicFrameLocks noChangeAspect="1"/>
+            </wp:cNvGraphicFramePr>
+            <a:graphic>
+              <a:graphicData uri="http://schemas.openxmlformats.org/drawingml/2006/picture">
+                <pic:pic>
+                  <pic:nvPicPr>
+                    <pic:cNvPr id="0" name="fig_er_latency.png"/>
+                    <pic:cNvPicPr/>
+                  </pic:nvPicPr>
+                  <pic:blipFill>
+                    <a:blip r:embed="rId19"/>
+                    <a:stretch>
+                      <a:fillRect/>
+                    </a:stretch>
+                  </pic:blipFill>
+                  <pic:spPr>
+                    <a:xfrm>
+                      <a:off x="0" y="0"/>
+                      <a:ext cx="5669280" cy="2300005"/>
+                    </a:xfrm>
+                    <a:prstGeom prst="rect"/>
+                  </pic:spPr>
+                </pic:pic>
+              </a:graphicData>
+            </a:graphic>
+          </wp:inline>
+        </w:drawing>
+      </w:r>
+    </w:p>
+    <w:p>
+      <w:pPr>
+        <w:spacing w:after="240"/>
+        <w:jc w:val="center"/>
+      </w:pPr>
+      <w:r>
+        <w:rPr>
+          <w:i/>
+          <w:color w:val="555F6B"/>
+          <w:sz w:val="18"/>
+        </w:rPr>
+        <w:t>Şekil: modele yapılan bütün çağrıların gecikme dağılımı ve çağrı tipine göre kırılımı. Bu süre, robot beklerken geçen ölü zamandır.</w:t>
+      </w:r>
+    </w:p>
+    <w:p>
+      <w:pPr>
+        <w:jc w:val="center"/>
+      </w:pPr>
+      <w:r>
+        <w:drawing>
+          <wp:inline xmlns:a="http://schemas.openxmlformats.org/drawingml/2006/main" xmlns:pic="http://schemas.openxmlformats.org/drawingml/2006/picture">
+            <wp:extent cx="5669280" cy="1970549"/>
+            <wp:docPr id="12" name="Picture 12"/>
+            <wp:cNvGraphicFramePr>
+              <a:graphicFrameLocks noChangeAspect="1"/>
+            </wp:cNvGraphicFramePr>
+            <a:graphic>
+              <a:graphicData uri="http://schemas.openxmlformats.org/drawingml/2006/picture">
+                <pic:pic>
+                  <pic:nvPicPr>
+                    <pic:cNvPr id="0" name="fig_run_phases.png"/>
+                    <pic:cNvPicPr/>
+                  </pic:nvPicPr>
+                  <pic:blipFill>
+                    <a:blip r:embed="rId20"/>
+                    <a:stretch>
+                      <a:fillRect/>
+                    </a:stretch>
+                  </pic:blipFill>
+                  <pic:spPr>
+                    <a:xfrm>
+                      <a:off x="0" y="0"/>
+                      <a:ext cx="5669280" cy="1970549"/>
+                    </a:xfrm>
+                    <a:prstGeom prst="rect"/>
+                  </pic:spPr>
+                </pic:pic>
+              </a:graphicData>
+            </a:graphic>
+          </wp:inline>
+        </w:drawing>
+      </w:r>
+    </w:p>
+    <w:p>
+      <w:pPr>
+        <w:spacing w:after="240"/>
+        <w:jc w:val="center"/>
+      </w:pPr>
+      <w:r>
+        <w:rPr>
+          <w:i/>
+          <w:color w:val="555F6B"/>
+          <w:sz w:val="18"/>
+        </w:rPr>
+        <w:t>Şekil: tamamlanan bir görevin aşama zaman çizgisi. Turuncu oklar model çağrılarının yerini gösterir; aradaki uzun bantlar kolun hareket ettiği zamandır.</w:t>
+      </w:r>
+    </w:p>
+    <w:p>
+      <w:pPr>
+        <w:jc w:val="center"/>
+      </w:pPr>
+      <w:r>
+        <w:drawing>
+          <wp:inline xmlns:a="http://schemas.openxmlformats.org/drawingml/2006/main" xmlns:pic="http://schemas.openxmlformats.org/drawingml/2006/picture">
+            <wp:extent cx="5669280" cy="2181596"/>
+            <wp:docPr id="13" name="Picture 13"/>
+            <wp:cNvGraphicFramePr>
+              <a:graphicFrameLocks noChangeAspect="1"/>
+            </wp:cNvGraphicFramePr>
+            <a:graphic>
+              <a:graphicData uri="http://schemas.openxmlformats.org/drawingml/2006/picture">
+                <pic:pic>
+                  <pic:nvPicPr>
+                    <pic:cNvPr id="0" name="fig_surface_quality.png"/>
+                    <pic:cNvPicPr/>
+                  </pic:nvPicPr>
+                  <pic:blipFill>
+                    <a:blip r:embed="rId21"/>
+                    <a:stretch>
+                      <a:fillRect/>
+                    </a:stretch>
+                  </pic:blipFill>
+                  <pic:spPr>
+                    <a:xfrm>
+                      <a:off x="0" y="0"/>
+                      <a:ext cx="5669280" cy="2181596"/>
+                    </a:xfrm>
+                    <a:prstGeom prst="rect"/>
+                  </pic:spPr>
+                </pic:pic>
+              </a:graphicData>
+            </a:graphic>
+          </wp:inline>
+        </w:drawing>
+      </w:r>
+    </w:p>
+    <w:p>
+      <w:pPr>
+        <w:spacing w:after="240"/>
+        <w:jc w:val="center"/>
+      </w:pPr>
+      <w:r>
+        <w:rPr>
+          <w:i/>
+          <w:color w:val="555F6B"/>
+          <w:sz w:val="18"/>
+        </w:rPr>
+        <w:t>Şekil: kavrama yüzeyinin ölçüm kalitesi. Solda düzlem uydurma artığı, sağda ölçülen normalin dünya eksenine sapması; 15°'lik snap toleransı kesikli çizgidir.</w:t>
+      </w:r>
+    </w:p>
+    <w:p>
+      <w:pPr>
+        <w:spacing w:after="120"/>
+      </w:pPr>
+      <w:r>
+        <w:rPr>
+          <w:i w:val="0"/>
+          <w:sz w:val="21"/>
+        </w:rPr>
+        <w:t>Yüzey ölçümünün okunması: artıkların milimetrenin altında kalması, seçilen yamanın gerçekten düz bir yüzeye oturduğunu gösterir. Normal sapmasının küçük olması ise ölçülen normalin eksene oturtulmasının (snap) çoğu koşuda yalnızca birkaç derecelik bir düzeltme olduğunu söyler; yani ölçüm zaten doğru yöne bakıyordu, snap onu temizliyor.</w:t>
+      </w:r>
+    </w:p>
+    <w:p>
+      <w:pPr>
+        <w:pStyle w:val="Heading1"/>
+      </w:pPr>
+      <w:r>
+        <w:rPr>
+          <w:color w:val="1E517B"/>
+        </w:rPr>
+        <w:t>26. Güncel Durum (12 Eylül 2026)</w:t>
+      </w:r>
+    </w:p>
+    <w:p>
+      <w:pPr>
+        <w:pStyle w:val="Heading2"/>
+      </w:pPr>
+      <w:r>
+        <w:rPr>
+          <w:color w:val="1E517B"/>
+        </w:rPr>
+        <w:t>26.1 Gerçek hücrede doğrulandı</w:t>
+      </w:r>
+    </w:p>
+    <w:p>
+      <w:pPr>
+        <w:pStyle w:val="ListBullet"/>
+        <w:spacing w:after="60"/>
+        <w:ind w:left="360"/>
+      </w:pPr>
+      <w:r>
+        <w:t>Uçtan uca görev: komut → model → kavrama → taşıma → bırakma, 28 Ağustos'ta dokuz kez koşuldu ve tamamı kaydedildi.</w:t>
+      </w:r>
+    </w:p>
+    <w:p>
+      <w:pPr>
+        <w:pStyle w:val="ListBullet"/>
+        <w:spacing w:after="60"/>
+        <w:ind w:left="360"/>
+      </w:pPr>
+      <w:r>
+        <w:t>Koşu kaydedici ve ölçüm veri yolu (bölüm 24) canlı hücrede çalıştı; bu rapordaki bütün koşu sayıları o kayıtlardan üretildi.</w:t>
+      </w:r>
+    </w:p>
+    <w:p>
+      <w:pPr>
+        <w:pStyle w:val="ListBullet"/>
+        <w:spacing w:after="60"/>
+        <w:ind w:left="360"/>
+      </w:pPr>
+      <w:r>
+        <w:t>Arayüzden tek tuşla başlatma: 'Pick &amp; Place Scenario' düğmesi HIL'i use_vacuum_gripper:=true ile kaldırır, senaryoyu mode:=sim|real ile başlatır ve görev metnini /gemini/command konusuna yayımlar.</w:t>
+      </w:r>
+    </w:p>
+    <w:p>
+      <w:pPr>
+        <w:pStyle w:val="Heading2"/>
+      </w:pPr>
+      <w:r>
+        <w:rPr>
+          <w:color w:val="1E517B"/>
+        </w:rPr>
+        <w:t>26.2 Açık işler</w:t>
+      </w:r>
+    </w:p>
+    <w:p>
+      <w:pPr>
+        <w:pStyle w:val="ListBullet"/>
+        <w:spacing w:after="60"/>
+        <w:ind w:left="360"/>
+      </w:pPr>
+      <w:r>
+        <w:t>Bırakma noktasının doğrulanması: nokta, hedef rafın sınırlayıcı kutusunun içinde mi? Bugün sınanmıyor ve model yanlış yere koyduğunda görev 'tamamlandı' sayılıyor (bölüm 25.1).</w:t>
+      </w:r>
+    </w:p>
+    <w:p>
+      <w:pPr>
+        <w:pStyle w:val="ListBullet"/>
+        <w:spacing w:after="60"/>
+        <w:ind w:left="360"/>
+      </w:pPr>
+      <w:r>
+        <w:t>Kavrama yüzeyi seçimi: düz olmayan ve gözenekli cisimlerde vakum kurulamıyor. Ya cisim sınıfına göre kavrama stratejisi ya da başarısız emme sonrası ikinci bir nokta denemesi gerekir.</w:t>
+      </w:r>
+    </w:p>
+    <w:p>
+      <w:pPr>
+        <w:pStyle w:val="ListBullet"/>
+        <w:spacing w:after="60"/>
+        <w:ind w:left="360"/>
+      </w:pPr>
+      <w:r>
+        <w:t>Model gecikmesi çevrim süresinin görünür bir kısmını yiyor; çağrı sayısını azaltmak (tek çağrıda hem kaynak hem hedef) ölçülebilir bir kazanç sağlar.</w:t>
+      </w:r>
+    </w:p>
+    <w:p>
+      <w:pPr>
+        <w:pStyle w:val="ListBullet"/>
+        <w:spacing w:after="60"/>
+        <w:ind w:left="360"/>
+      </w:pPr>
+      <w:r>
+        <w:t>Çevrimdışı ablasyon henüz koşulmadı: kayıtlardaki ham derinlik bunu robota dokunmadan mümkün kılıyor (bölüm 24).</w:t>
       </w:r>
     </w:p>
     <w:p/>
